--- a/DroidSecAnalytica.docx
+++ b/DroidSecAnalytica.docx
@@ -73,20 +73,22 @@
           <w:rFonts w:ascii="Times New Roman" w:hAnsi="Times New Roman" w:cs="Times New Roman"/>
           <w:b/>
           <w:bCs/>
-          <w:sz w:val="24"/>
-          <w:szCs w:val="24"/>
-        </w:rPr>
-      </w:pPr>
-      <w:r>
-        <w:rPr>
-          <w:rFonts w:ascii="Times New Roman" w:hAnsi="Times New Roman" w:cs="Times New Roman"/>
-          <w:b/>
-          <w:bCs/>
-          <w:sz w:val="24"/>
-          <w:szCs w:val="24"/>
+          <w:sz w:val="32"/>
+          <w:szCs w:val="32"/>
+        </w:rPr>
+      </w:pPr>
+      <w:proofErr w:type="spellStart"/>
+      <w:r>
+        <w:rPr>
+          <w:rFonts w:ascii="Times New Roman" w:hAnsi="Times New Roman" w:cs="Times New Roman"/>
+          <w:b/>
+          <w:bCs/>
+          <w:sz w:val="32"/>
+          <w:szCs w:val="32"/>
         </w:rPr>
         <w:t>DroidSecAnalytica</w:t>
       </w:r>
+      <w:proofErr w:type="spellEnd"/>
     </w:p>
     <w:p>
       <w:pPr>
@@ -384,55 +386,89 @@
     </w:p>
     <w:p>
       <w:pPr>
-        <w:rPr>
-          <w:rFonts w:ascii="Times New Roman" w:hAnsi="Times New Roman" w:cs="Times New Roman"/>
-          <w:b/>
-          <w:bCs/>
-        </w:rPr>
-      </w:pPr>
-      <w:r>
-        <w:rPr>
-          <w:rFonts w:ascii="Times New Roman" w:hAnsi="Times New Roman" w:cs="Times New Roman"/>
-          <w:b/>
-          <w:bCs/>
+        <w:jc w:val="center"/>
+        <w:rPr>
+          <w:rFonts w:ascii="Times New Roman" w:hAnsi="Times New Roman" w:cs="Times New Roman"/>
+          <w:b/>
+          <w:bCs/>
+          <w:sz w:val="28"/>
+          <w:szCs w:val="28"/>
+        </w:rPr>
+      </w:pPr>
+      <w:r>
+        <w:rPr>
+          <w:rFonts w:ascii="Times New Roman" w:hAnsi="Times New Roman" w:cs="Times New Roman"/>
+          <w:b/>
+          <w:bCs/>
+          <w:sz w:val="28"/>
+          <w:szCs w:val="28"/>
         </w:rPr>
         <w:lastRenderedPageBreak/>
+        <w:t xml:space="preserve">I. </w:t>
+      </w:r>
+      <w:r>
+        <w:rPr>
+          <w:rFonts w:ascii="Times New Roman" w:hAnsi="Times New Roman" w:cs="Times New Roman"/>
+          <w:b/>
+          <w:bCs/>
+          <w:sz w:val="28"/>
+          <w:szCs w:val="28"/>
+        </w:rPr>
         <w:t>Overview</w:t>
       </w:r>
     </w:p>
     <w:p>
       <w:pPr>
-        <w:ind w:firstLine="720"/>
-        <w:rPr>
-          <w:rFonts w:ascii="Times New Roman" w:hAnsi="Times New Roman" w:cs="Times New Roman"/>
-        </w:rPr>
-      </w:pPr>
-      <w:r>
-        <w:rPr>
-          <w:rFonts w:ascii="Times New Roman" w:hAnsi="Times New Roman" w:cs="Times New Roman"/>
-        </w:rPr>
-        <w:t>DroidSecAnalytica is a comprehensive tool designed for the dynamic and static analysis of Android applications, particularly focusing on security aspects such as permission usage, file system analysis, and malware detection.</w:t>
-      </w:r>
-      <w:r>
-        <w:rPr>
-          <w:rFonts w:ascii="Times New Roman" w:hAnsi="Times New Roman" w:cs="Times New Roman"/>
-        </w:rPr>
-        <w:t xml:space="preserve"> </w:t>
-      </w:r>
-      <w:r>
-        <w:rPr>
-          <w:rFonts w:ascii="Times New Roman" w:hAnsi="Times New Roman" w:cs="Times New Roman"/>
-        </w:rPr>
-        <w:t>This tool is tailored for cybersecurity experts, researchers, and developers, aiming to provide a robust platform for both static and dynamic analysis of Android APK files.</w:t>
-      </w:r>
-      <w:r>
-        <w:t xml:space="preserve"> </w:t>
-      </w:r>
-      <w:r>
-        <w:rPr>
-          <w:rFonts w:ascii="Times New Roman" w:hAnsi="Times New Roman" w:cs="Times New Roman"/>
-        </w:rPr>
-        <w:t>DroidSecAnalytica boasts a range of features, making it a versatile tool in the cybersecurity toolkit:</w:t>
+        <w:rPr>
+          <w:rFonts w:ascii="Times New Roman" w:hAnsi="Times New Roman" w:cs="Times New Roman"/>
+          <w:b/>
+          <w:bCs/>
+          <w:sz w:val="28"/>
+          <w:szCs w:val="28"/>
+        </w:rPr>
+      </w:pPr>
+    </w:p>
+    <w:p>
+      <w:pPr>
+        <w:rPr>
+          <w:rFonts w:ascii="Times New Roman" w:hAnsi="Times New Roman" w:cs="Times New Roman"/>
+          <w:sz w:val="24"/>
+          <w:szCs w:val="24"/>
+        </w:rPr>
+      </w:pPr>
+      <w:proofErr w:type="spellStart"/>
+      <w:r>
+        <w:rPr>
+          <w:rFonts w:ascii="Times New Roman" w:hAnsi="Times New Roman" w:cs="Times New Roman"/>
+          <w:sz w:val="24"/>
+          <w:szCs w:val="24"/>
+        </w:rPr>
+        <w:t>DroidSecAnalytica</w:t>
+      </w:r>
+      <w:proofErr w:type="spellEnd"/>
+      <w:r>
+        <w:rPr>
+          <w:rFonts w:ascii="Times New Roman" w:hAnsi="Times New Roman" w:cs="Times New Roman"/>
+          <w:sz w:val="24"/>
+          <w:szCs w:val="24"/>
+        </w:rPr>
+        <w:t xml:space="preserve"> stands at the forefront of Android application security analysis, offering an all-encompassing solution for both static and dynamic assessment of Android APK files. Developed with a keen focus on addressing the multifaceted challenges of mobile security, this tool is an indispensable asset for cybersecurity experts, researchers, and software developers.</w:t>
+      </w:r>
+      <w:r>
+        <w:rPr>
+          <w:rFonts w:ascii="Times New Roman" w:hAnsi="Times New Roman" w:cs="Times New Roman"/>
+          <w:sz w:val="24"/>
+          <w:szCs w:val="24"/>
+        </w:rPr>
+        <w:t xml:space="preserve"> This tool</w:t>
+      </w:r>
+      <w:r>
+        <w:rPr>
+          <w:rFonts w:ascii="Times New Roman" w:hAnsi="Times New Roman" w:cs="Times New Roman"/>
+          <w:sz w:val="24"/>
+          <w:szCs w:val="24"/>
+        </w:rPr>
+        <w:t xml:space="preserve"> is engineered to dissect and scrutinize the intricate aspects of Android applications, shedding light on potential security risks and vulnerabilities. Its dual capability in static and dynamic analysis makes it a uniquely versatile tool in the realm of cybersecurity, catering to a wide range of analysis needs and scenarios. Key features include:</w:t>
       </w:r>
     </w:p>
     <w:p>
@@ -440,25 +476,49 @@
         <w:pStyle w:val="ListParagraph"/>
         <w:numPr>
           <w:ilvl w:val="0"/>
-          <w:numId w:val="12"/>
+          <w:numId w:val="14"/>
         </w:numPr>
         <w:rPr>
           <w:rFonts w:ascii="Times New Roman" w:hAnsi="Times New Roman" w:cs="Times New Roman"/>
-        </w:rPr>
-      </w:pPr>
-      <w:r>
-        <w:rPr>
-          <w:rFonts w:ascii="Times New Roman" w:hAnsi="Times New Roman" w:cs="Times New Roman"/>
-          <w:b/>
-          <w:bCs/>
+          <w:sz w:val="24"/>
+          <w:szCs w:val="24"/>
+        </w:rPr>
+      </w:pPr>
+      <w:r>
+        <w:rPr>
+          <w:rFonts w:ascii="Times New Roman" w:hAnsi="Times New Roman" w:cs="Times New Roman"/>
+          <w:b/>
+          <w:bCs/>
+          <w:sz w:val="24"/>
+          <w:szCs w:val="24"/>
         </w:rPr>
         <w:t>Static Analysis:</w:t>
       </w:r>
       <w:r>
         <w:rPr>
           <w:rFonts w:ascii="Times New Roman" w:hAnsi="Times New Roman" w:cs="Times New Roman"/>
-        </w:rPr>
-        <w:t xml:space="preserve"> Deconstructs APK files to analyze components like permissions and intent filters, providing a static security overview.</w:t>
+          <w:sz w:val="24"/>
+          <w:szCs w:val="24"/>
+        </w:rPr>
+        <w:t xml:space="preserve"> </w:t>
+      </w:r>
+      <w:proofErr w:type="spellStart"/>
+      <w:r>
+        <w:rPr>
+          <w:rFonts w:ascii="Times New Roman" w:hAnsi="Times New Roman" w:cs="Times New Roman"/>
+          <w:sz w:val="24"/>
+          <w:szCs w:val="24"/>
+        </w:rPr>
+        <w:t>DroidSecAnalytica</w:t>
+      </w:r>
+      <w:proofErr w:type="spellEnd"/>
+      <w:r>
+        <w:rPr>
+          <w:rFonts w:ascii="Times New Roman" w:hAnsi="Times New Roman" w:cs="Times New Roman"/>
+          <w:sz w:val="24"/>
+          <w:szCs w:val="24"/>
+        </w:rPr>
+        <w:t xml:space="preserve"> meticulously deconstructs APK files, delving into critical components such as permissions, intent filters, and app manifest configuration. This process offers a comprehensive static security overview, revealing permission misuse, over-privileged settings, and other potential security flaws that could be exploited.</w:t>
       </w:r>
     </w:p>
     <w:p>
@@ -466,25 +526,31 @@
         <w:pStyle w:val="ListParagraph"/>
         <w:numPr>
           <w:ilvl w:val="0"/>
-          <w:numId w:val="12"/>
+          <w:numId w:val="14"/>
         </w:numPr>
         <w:rPr>
           <w:rFonts w:ascii="Times New Roman" w:hAnsi="Times New Roman" w:cs="Times New Roman"/>
-        </w:rPr>
-      </w:pPr>
-      <w:r>
-        <w:rPr>
-          <w:rFonts w:ascii="Times New Roman" w:hAnsi="Times New Roman" w:cs="Times New Roman"/>
-          <w:b/>
-          <w:bCs/>
+          <w:sz w:val="24"/>
+          <w:szCs w:val="24"/>
+        </w:rPr>
+      </w:pPr>
+      <w:r>
+        <w:rPr>
+          <w:rFonts w:ascii="Times New Roman" w:hAnsi="Times New Roman" w:cs="Times New Roman"/>
+          <w:b/>
+          <w:bCs/>
+          <w:sz w:val="24"/>
+          <w:szCs w:val="24"/>
         </w:rPr>
         <w:t>Dynamic Analysis:</w:t>
       </w:r>
       <w:r>
         <w:rPr>
           <w:rFonts w:ascii="Times New Roman" w:hAnsi="Times New Roman" w:cs="Times New Roman"/>
-        </w:rPr>
-        <w:t xml:space="preserve"> Connects to real-time Android environments to assess application behavior, highlighting potential runtime vulnerabilities.</w:t>
+          <w:sz w:val="24"/>
+          <w:szCs w:val="24"/>
+        </w:rPr>
+        <w:t xml:space="preserve"> Beyond static examination, the tool adeptly connects to real-time Android environments, providing a dynamic perspective of application behavior. This analysis is crucial in uncovering runtime vulnerabilities, behavioral anomalies, and other security issues that manifest during application execution.</w:t>
       </w:r>
     </w:p>
     <w:p>
@@ -492,25 +558,49 @@
         <w:pStyle w:val="ListParagraph"/>
         <w:numPr>
           <w:ilvl w:val="0"/>
-          <w:numId w:val="12"/>
+          <w:numId w:val="14"/>
         </w:numPr>
         <w:rPr>
           <w:rFonts w:ascii="Times New Roman" w:hAnsi="Times New Roman" w:cs="Times New Roman"/>
-        </w:rPr>
-      </w:pPr>
-      <w:r>
-        <w:rPr>
-          <w:rFonts w:ascii="Times New Roman" w:hAnsi="Times New Roman" w:cs="Times New Roman"/>
-          <w:b/>
-          <w:bCs/>
+          <w:sz w:val="24"/>
+          <w:szCs w:val="24"/>
+        </w:rPr>
+      </w:pPr>
+      <w:r>
+        <w:rPr>
+          <w:rFonts w:ascii="Times New Roman" w:hAnsi="Times New Roman" w:cs="Times New Roman"/>
+          <w:b/>
+          <w:bCs/>
+          <w:sz w:val="24"/>
+          <w:szCs w:val="24"/>
         </w:rPr>
         <w:t>Database Management:</w:t>
       </w:r>
       <w:r>
         <w:rPr>
           <w:rFonts w:ascii="Times New Roman" w:hAnsi="Times New Roman" w:cs="Times New Roman"/>
-        </w:rPr>
-        <w:t xml:space="preserve"> Maintains a comprehensive database of Android malware hashes, enabling quick identification of known threats.</w:t>
+          <w:sz w:val="24"/>
+          <w:szCs w:val="24"/>
+        </w:rPr>
+        <w:t xml:space="preserve"> Recognizing the importance of timely threat identification, </w:t>
+      </w:r>
+      <w:proofErr w:type="spellStart"/>
+      <w:r>
+        <w:rPr>
+          <w:rFonts w:ascii="Times New Roman" w:hAnsi="Times New Roman" w:cs="Times New Roman"/>
+          <w:sz w:val="24"/>
+          <w:szCs w:val="24"/>
+        </w:rPr>
+        <w:t>DroidSecAnalytica</w:t>
+      </w:r>
+      <w:proofErr w:type="spellEnd"/>
+      <w:r>
+        <w:rPr>
+          <w:rFonts w:ascii="Times New Roman" w:hAnsi="Times New Roman" w:cs="Times New Roman"/>
+          <w:sz w:val="24"/>
+          <w:szCs w:val="24"/>
+        </w:rPr>
+        <w:t xml:space="preserve"> is equipped with a robust database management system. It efficiently maintains an extensive database of known Android malware hashes, thus streamlining the process of recognizing and responding to established threats.</w:t>
       </w:r>
     </w:p>
     <w:p>
@@ -518,35 +608,34 @@
         <w:pStyle w:val="ListParagraph"/>
         <w:numPr>
           <w:ilvl w:val="0"/>
-          <w:numId w:val="12"/>
+          <w:numId w:val="14"/>
         </w:numPr>
         <w:rPr>
           <w:rFonts w:ascii="Times New Roman" w:hAnsi="Times New Roman" w:cs="Times New Roman"/>
-        </w:rPr>
-      </w:pPr>
-      <w:r>
-        <w:rPr>
-          <w:rFonts w:ascii="Times New Roman" w:hAnsi="Times New Roman" w:cs="Times New Roman"/>
-          <w:b/>
-          <w:bCs/>
+          <w:b/>
+          <w:bCs/>
+          <w:sz w:val="24"/>
+          <w:szCs w:val="24"/>
+        </w:rPr>
+      </w:pPr>
+      <w:r>
+        <w:rPr>
+          <w:rFonts w:ascii="Times New Roman" w:hAnsi="Times New Roman" w:cs="Times New Roman"/>
+          <w:b/>
+          <w:bCs/>
+          <w:sz w:val="24"/>
+          <w:szCs w:val="24"/>
         </w:rPr>
         <w:t>Reporting:</w:t>
       </w:r>
       <w:r>
         <w:rPr>
           <w:rFonts w:ascii="Times New Roman" w:hAnsi="Times New Roman" w:cs="Times New Roman"/>
-        </w:rPr>
-        <w:t xml:space="preserve"> Generates detailed reports, offering both summaries and in-depth analysis, suitable for various stakeholders.</w:t>
-      </w:r>
-    </w:p>
-    <w:p>
-      <w:pPr>
-        <w:rPr>
-          <w:rFonts w:ascii="Times New Roman" w:hAnsi="Times New Roman" w:cs="Times New Roman"/>
-          <w:b/>
-          <w:bCs/>
-        </w:rPr>
-      </w:pPr>
+          <w:sz w:val="24"/>
+          <w:szCs w:val="24"/>
+        </w:rPr>
+        <w:t xml:space="preserve"> In its commitment to thoroughness and accessibility, the tool generates detailed, user-friendly reports. These reports are designed to cater to a diverse audience, from technical cybersecurity professionals to stakeholders requiring summary-level insights. The reporting feature ensures that findings are presented in a clear, actionable manner, enabling informed decision-making.</w:t>
+      </w:r>
     </w:p>
     <w:p>
       <w:pPr>
@@ -555,15 +644,20 @@
           <w:rFonts w:ascii="Times New Roman" w:hAnsi="Times New Roman" w:cs="Times New Roman"/>
           <w:b/>
           <w:bCs/>
+          <w:sz w:val="24"/>
+          <w:szCs w:val="24"/>
         </w:rPr>
       </w:pPr>
       <w:r>
         <w:rPr>
           <w:noProof/>
-        </w:rPr>
+          <w:sz w:val="24"/>
+          <w:szCs w:val="24"/>
+        </w:rPr>
+        <w:lastRenderedPageBreak/>
         <w:drawing>
-          <wp:inline distT="0" distB="0" distL="0" distR="0" wp14:anchorId="74D06270" wp14:editId="17D4A22E">
-            <wp:extent cx="4465675" cy="3150135"/>
+          <wp:inline distT="0" distB="0" distL="0" distR="0" wp14:anchorId="74D06270" wp14:editId="0687EA47">
+            <wp:extent cx="4136065" cy="2917624"/>
             <wp:effectExtent l="0" t="0" r="0" b="0"/>
             <wp:docPr id="54427961" name="Picture 1" descr="A screenshot of a computer&#10;&#10;Description automatically generated"/>
             <wp:cNvGraphicFramePr>
@@ -585,7 +679,7 @@
                   <pic:spPr>
                     <a:xfrm>
                       <a:off x="0" y="0"/>
-                      <a:ext cx="4469021" cy="3152495"/>
+                      <a:ext cx="4136065" cy="2917624"/>
                     </a:xfrm>
                     <a:prstGeom prst="rect">
                       <a:avLst/>
@@ -597,44 +691,120 @@
           </wp:inline>
         </w:drawing>
       </w:r>
-      <w:r>
-        <w:rPr>
-          <w:rFonts w:ascii="Times New Roman" w:hAnsi="Times New Roman" w:cs="Times New Roman"/>
-          <w:b/>
-          <w:bCs/>
-        </w:rPr>
-        <w:br w:type="page"/>
-      </w:r>
-    </w:p>
-    <w:p>
-      <w:pPr>
-        <w:rPr>
-          <w:rFonts w:ascii="Times New Roman" w:hAnsi="Times New Roman" w:cs="Times New Roman"/>
-          <w:b/>
-          <w:bCs/>
-        </w:rPr>
-      </w:pPr>
-      <w:r>
-        <w:rPr>
-          <w:rFonts w:ascii="Times New Roman" w:hAnsi="Times New Roman" w:cs="Times New Roman"/>
-          <w:b/>
-          <w:bCs/>
-        </w:rPr>
-        <w:lastRenderedPageBreak/>
+    </w:p>
+    <w:p>
+      <w:pPr>
+        <w:jc w:val="center"/>
+        <w:rPr>
+          <w:rFonts w:ascii="Times New Roman" w:hAnsi="Times New Roman" w:cs="Times New Roman"/>
+          <w:b/>
+          <w:bCs/>
+          <w:sz w:val="24"/>
+          <w:szCs w:val="24"/>
+        </w:rPr>
+      </w:pPr>
+    </w:p>
+    <w:p>
+      <w:pPr>
+        <w:jc w:val="center"/>
+        <w:rPr>
+          <w:rFonts w:ascii="Times New Roman" w:hAnsi="Times New Roman" w:cs="Times New Roman"/>
+          <w:b/>
+          <w:bCs/>
+          <w:sz w:val="28"/>
+          <w:szCs w:val="28"/>
+        </w:rPr>
+      </w:pPr>
+      <w:r>
+        <w:rPr>
+          <w:rFonts w:ascii="Times New Roman" w:hAnsi="Times New Roman" w:cs="Times New Roman"/>
+          <w:b/>
+          <w:bCs/>
+          <w:sz w:val="28"/>
+          <w:szCs w:val="28"/>
+        </w:rPr>
+        <w:t xml:space="preserve">II. </w:t>
+      </w:r>
+      <w:r>
+        <w:rPr>
+          <w:rFonts w:ascii="Times New Roman" w:hAnsi="Times New Roman" w:cs="Times New Roman"/>
+          <w:b/>
+          <w:bCs/>
+          <w:sz w:val="28"/>
+          <w:szCs w:val="28"/>
+        </w:rPr>
         <w:t>Objectives</w:t>
       </w:r>
     </w:p>
     <w:p>
       <w:pPr>
-        <w:rPr>
-          <w:rFonts w:ascii="Times New Roman" w:hAnsi="Times New Roman" w:cs="Times New Roman"/>
-        </w:rPr>
-      </w:pPr>
-      <w:r>
-        <w:rPr>
-          <w:rFonts w:ascii="Times New Roman" w:hAnsi="Times New Roman" w:cs="Times New Roman"/>
-        </w:rPr>
-        <w:t>DroidSecAnalytica's primary objective is to equip users with a detailed insight into Android applications' security aspects. It aims to:</w:t>
+        <w:jc w:val="center"/>
+        <w:rPr>
+          <w:rFonts w:ascii="Times New Roman" w:hAnsi="Times New Roman" w:cs="Times New Roman"/>
+          <w:b/>
+          <w:bCs/>
+          <w:sz w:val="28"/>
+          <w:szCs w:val="28"/>
+        </w:rPr>
+      </w:pPr>
+    </w:p>
+    <w:p>
+      <w:pPr>
+        <w:rPr>
+          <w:rFonts w:ascii="Times New Roman" w:hAnsi="Times New Roman" w:cs="Times New Roman"/>
+          <w:sz w:val="24"/>
+          <w:szCs w:val="24"/>
+        </w:rPr>
+      </w:pPr>
+      <w:proofErr w:type="spellStart"/>
+      <w:r>
+        <w:rPr>
+          <w:rFonts w:ascii="Times New Roman" w:hAnsi="Times New Roman" w:cs="Times New Roman"/>
+          <w:sz w:val="24"/>
+          <w:szCs w:val="24"/>
+        </w:rPr>
+        <w:t>DroidSecAnalytica</w:t>
+      </w:r>
+      <w:r>
+        <w:rPr>
+          <w:rFonts w:ascii="Times New Roman" w:hAnsi="Times New Roman" w:cs="Times New Roman"/>
+          <w:sz w:val="24"/>
+          <w:szCs w:val="24"/>
+        </w:rPr>
+        <w:t>’</w:t>
+      </w:r>
+      <w:r>
+        <w:rPr>
+          <w:rFonts w:ascii="Times New Roman" w:hAnsi="Times New Roman" w:cs="Times New Roman"/>
+          <w:sz w:val="24"/>
+          <w:szCs w:val="24"/>
+        </w:rPr>
+        <w:t>s</w:t>
+      </w:r>
+      <w:proofErr w:type="spellEnd"/>
+      <w:r>
+        <w:rPr>
+          <w:rFonts w:ascii="Times New Roman" w:hAnsi="Times New Roman" w:cs="Times New Roman"/>
+          <w:sz w:val="24"/>
+          <w:szCs w:val="24"/>
+        </w:rPr>
+        <w:t xml:space="preserve"> primary objective is to equip users with a detailed insight into Android applications</w:t>
+      </w:r>
+      <w:r>
+        <w:rPr>
+          <w:rFonts w:ascii="Times New Roman" w:hAnsi="Times New Roman" w:cs="Times New Roman"/>
+          <w:sz w:val="24"/>
+          <w:szCs w:val="24"/>
+        </w:rPr>
+        <w:t>’</w:t>
+      </w:r>
+      <w:r>
+        <w:rPr>
+          <w:rFonts w:ascii="Times New Roman" w:hAnsi="Times New Roman" w:cs="Times New Roman"/>
+          <w:sz w:val="24"/>
+          <w:szCs w:val="24"/>
+        </w:rPr>
+        <w:t xml:space="preserve"> security aspects. It aims to:</w:t>
       </w:r>
     </w:p>
     <w:p>
@@ -646,11 +816,15 @@
         </w:numPr>
         <w:rPr>
           <w:rFonts w:ascii="Times New Roman" w:hAnsi="Times New Roman" w:cs="Times New Roman"/>
-        </w:rPr>
-      </w:pPr>
-      <w:r>
-        <w:rPr>
-          <w:rFonts w:ascii="Times New Roman" w:hAnsi="Times New Roman" w:cs="Times New Roman"/>
+          <w:sz w:val="24"/>
+          <w:szCs w:val="24"/>
+        </w:rPr>
+      </w:pPr>
+      <w:r>
+        <w:rPr>
+          <w:rFonts w:ascii="Times New Roman" w:hAnsi="Times New Roman" w:cs="Times New Roman"/>
+          <w:sz w:val="24"/>
+          <w:szCs w:val="24"/>
         </w:rPr>
         <w:t>Identify potential security vulnerabilities in Android applications.</w:t>
       </w:r>
@@ -664,11 +838,15 @@
         </w:numPr>
         <w:rPr>
           <w:rFonts w:ascii="Times New Roman" w:hAnsi="Times New Roman" w:cs="Times New Roman"/>
-        </w:rPr>
-      </w:pPr>
-      <w:r>
-        <w:rPr>
-          <w:rFonts w:ascii="Times New Roman" w:hAnsi="Times New Roman" w:cs="Times New Roman"/>
+          <w:sz w:val="24"/>
+          <w:szCs w:val="24"/>
+        </w:rPr>
+      </w:pPr>
+      <w:r>
+        <w:rPr>
+          <w:rFonts w:ascii="Times New Roman" w:hAnsi="Times New Roman" w:cs="Times New Roman"/>
+          <w:sz w:val="24"/>
+          <w:szCs w:val="24"/>
         </w:rPr>
         <w:t>Provide a thorough analysis of Android permissions and their usage.</w:t>
       </w:r>
@@ -682,11 +860,15 @@
         </w:numPr>
         <w:rPr>
           <w:rFonts w:ascii="Times New Roman" w:hAnsi="Times New Roman" w:cs="Times New Roman"/>
-        </w:rPr>
-      </w:pPr>
-      <w:r>
-        <w:rPr>
-          <w:rFonts w:ascii="Times New Roman" w:hAnsi="Times New Roman" w:cs="Times New Roman"/>
+          <w:sz w:val="24"/>
+          <w:szCs w:val="24"/>
+        </w:rPr>
+      </w:pPr>
+      <w:r>
+        <w:rPr>
+          <w:rFonts w:ascii="Times New Roman" w:hAnsi="Times New Roman" w:cs="Times New Roman"/>
+          <w:sz w:val="24"/>
+          <w:szCs w:val="24"/>
         </w:rPr>
         <w:t>Detect and analyze malware signatures within Android APK files.</w:t>
       </w:r>
@@ -700,11 +882,15 @@
         </w:numPr>
         <w:rPr>
           <w:rFonts w:ascii="Times New Roman" w:hAnsi="Times New Roman" w:cs="Times New Roman"/>
-        </w:rPr>
-      </w:pPr>
-      <w:r>
-        <w:rPr>
-          <w:rFonts w:ascii="Times New Roman" w:hAnsi="Times New Roman" w:cs="Times New Roman"/>
+          <w:sz w:val="24"/>
+          <w:szCs w:val="24"/>
+        </w:rPr>
+      </w:pPr>
+      <w:r>
+        <w:rPr>
+          <w:rFonts w:ascii="Times New Roman" w:hAnsi="Times New Roman" w:cs="Times New Roman"/>
+          <w:sz w:val="24"/>
+          <w:szCs w:val="24"/>
         </w:rPr>
         <w:t>Offer a user-friendly interface for conducting complex security assessments.</w:t>
       </w:r>
@@ -715,22 +901,28 @@
           <w:rFonts w:ascii="Times New Roman" w:hAnsi="Times New Roman" w:cs="Times New Roman"/>
           <w:b/>
           <w:bCs/>
-        </w:rPr>
-      </w:pPr>
-    </w:p>
-    <w:p>
-      <w:pPr>
-        <w:rPr>
-          <w:rFonts w:ascii="Times New Roman" w:hAnsi="Times New Roman" w:cs="Times New Roman"/>
-          <w:b/>
-          <w:bCs/>
-        </w:rPr>
-      </w:pPr>
-      <w:r>
-        <w:rPr>
-          <w:rFonts w:ascii="Times New Roman" w:hAnsi="Times New Roman" w:cs="Times New Roman"/>
-          <w:b/>
-          <w:bCs/>
+          <w:sz w:val="24"/>
+          <w:szCs w:val="24"/>
+        </w:rPr>
+      </w:pPr>
+    </w:p>
+    <w:p>
+      <w:pPr>
+        <w:rPr>
+          <w:rFonts w:ascii="Times New Roman" w:hAnsi="Times New Roman" w:cs="Times New Roman"/>
+          <w:b/>
+          <w:bCs/>
+          <w:sz w:val="24"/>
+          <w:szCs w:val="24"/>
+        </w:rPr>
+      </w:pPr>
+      <w:r>
+        <w:rPr>
+          <w:rFonts w:ascii="Times New Roman" w:hAnsi="Times New Roman" w:cs="Times New Roman"/>
+          <w:b/>
+          <w:bCs/>
+          <w:sz w:val="24"/>
+          <w:szCs w:val="24"/>
         </w:rPr>
         <w:t>Technology Stack</w:t>
       </w:r>
@@ -739,37 +931,57 @@
       <w:pPr>
         <w:rPr>
           <w:rFonts w:ascii="Times New Roman" w:hAnsi="Times New Roman" w:cs="Times New Roman"/>
-        </w:rPr>
-      </w:pPr>
-      <w:r>
-        <w:rPr>
-          <w:rFonts w:ascii="Times New Roman" w:hAnsi="Times New Roman" w:cs="Times New Roman"/>
-        </w:rPr>
-        <w:t>DroidSecAnalytica is built on Python, leveraging its powerful libraries for efficient processing and analysis. The integration of ADB (Android Debug Bridge) allows for seamless interaction with Android devices or emulators for real-time analysis.</w:t>
-      </w:r>
-    </w:p>
-    <w:p>
-      <w:pPr>
-        <w:rPr>
-          <w:rFonts w:ascii="Times New Roman" w:hAnsi="Times New Roman" w:cs="Times New Roman"/>
-          <w:b/>
-          <w:bCs/>
-        </w:rPr>
-      </w:pPr>
-    </w:p>
-    <w:p>
-      <w:pPr>
-        <w:rPr>
-          <w:rFonts w:ascii="Times New Roman" w:hAnsi="Times New Roman" w:cs="Times New Roman"/>
-          <w:b/>
-          <w:bCs/>
-        </w:rPr>
-      </w:pPr>
-      <w:r>
-        <w:rPr>
-          <w:rFonts w:ascii="Times New Roman" w:hAnsi="Times New Roman" w:cs="Times New Roman"/>
-          <w:b/>
-          <w:bCs/>
+          <w:sz w:val="24"/>
+          <w:szCs w:val="24"/>
+        </w:rPr>
+      </w:pPr>
+      <w:proofErr w:type="spellStart"/>
+      <w:r>
+        <w:rPr>
+          <w:rFonts w:ascii="Times New Roman" w:hAnsi="Times New Roman" w:cs="Times New Roman"/>
+          <w:sz w:val="24"/>
+          <w:szCs w:val="24"/>
+        </w:rPr>
+        <w:t>DroidSecAnalytica</w:t>
+      </w:r>
+      <w:proofErr w:type="spellEnd"/>
+      <w:r>
+        <w:rPr>
+          <w:rFonts w:ascii="Times New Roman" w:hAnsi="Times New Roman" w:cs="Times New Roman"/>
+          <w:sz w:val="24"/>
+          <w:szCs w:val="24"/>
+        </w:rPr>
+        <w:t xml:space="preserve"> is built on Python, leveraging its powerful libraries for efficient processing and analysis. The integration of ADB (Android Debug Bridge) allows for seamless interaction with Android devices or emulators for real-time analysis.</w:t>
+      </w:r>
+    </w:p>
+    <w:p>
+      <w:pPr>
+        <w:rPr>
+          <w:rFonts w:ascii="Times New Roman" w:hAnsi="Times New Roman" w:cs="Times New Roman"/>
+          <w:b/>
+          <w:bCs/>
+          <w:sz w:val="24"/>
+          <w:szCs w:val="24"/>
+        </w:rPr>
+      </w:pPr>
+    </w:p>
+    <w:p>
+      <w:pPr>
+        <w:rPr>
+          <w:rFonts w:ascii="Times New Roman" w:hAnsi="Times New Roman" w:cs="Times New Roman"/>
+          <w:b/>
+          <w:bCs/>
+          <w:sz w:val="24"/>
+          <w:szCs w:val="24"/>
+        </w:rPr>
+      </w:pPr>
+      <w:r>
+        <w:rPr>
+          <w:rFonts w:ascii="Times New Roman" w:hAnsi="Times New Roman" w:cs="Times New Roman"/>
+          <w:b/>
+          <w:bCs/>
+          <w:sz w:val="24"/>
+          <w:szCs w:val="24"/>
         </w:rPr>
         <w:t>System Requirements</w:t>
       </w:r>
@@ -782,11 +994,15 @@
         </w:numPr>
         <w:rPr>
           <w:rFonts w:ascii="Times New Roman" w:hAnsi="Times New Roman" w:cs="Times New Roman"/>
-        </w:rPr>
-      </w:pPr>
-      <w:r>
-        <w:rPr>
-          <w:rFonts w:ascii="Times New Roman" w:hAnsi="Times New Roman" w:cs="Times New Roman"/>
+          <w:sz w:val="24"/>
+          <w:szCs w:val="24"/>
+        </w:rPr>
+      </w:pPr>
+      <w:r>
+        <w:rPr>
+          <w:rFonts w:ascii="Times New Roman" w:hAnsi="Times New Roman" w:cs="Times New Roman"/>
+          <w:sz w:val="24"/>
+          <w:szCs w:val="24"/>
         </w:rPr>
         <w:t>Python 3.12</w:t>
       </w:r>
@@ -799,11 +1015,15 @@
         </w:numPr>
         <w:rPr>
           <w:rFonts w:ascii="Times New Roman" w:hAnsi="Times New Roman" w:cs="Times New Roman"/>
-        </w:rPr>
-      </w:pPr>
-      <w:r>
-        <w:rPr>
-          <w:rFonts w:ascii="Times New Roman" w:hAnsi="Times New Roman" w:cs="Times New Roman"/>
+          <w:sz w:val="24"/>
+          <w:szCs w:val="24"/>
+        </w:rPr>
+      </w:pPr>
+      <w:r>
+        <w:rPr>
+          <w:rFonts w:ascii="Times New Roman" w:hAnsi="Times New Roman" w:cs="Times New Roman"/>
+          <w:sz w:val="24"/>
+          <w:szCs w:val="24"/>
         </w:rPr>
         <w:t>ADB (Android Debug Bridge) for dynamic analysis</w:t>
       </w:r>
@@ -816,38 +1036,63 @@
         </w:numPr>
         <w:rPr>
           <w:rFonts w:ascii="Times New Roman" w:hAnsi="Times New Roman" w:cs="Times New Roman"/>
-        </w:rPr>
-      </w:pPr>
-      <w:r>
-        <w:rPr>
-          <w:rFonts w:ascii="Times New Roman" w:hAnsi="Times New Roman" w:cs="Times New Roman"/>
+          <w:sz w:val="24"/>
+          <w:szCs w:val="24"/>
+        </w:rPr>
+      </w:pPr>
+      <w:r>
+        <w:rPr>
+          <w:rFonts w:ascii="Times New Roman" w:hAnsi="Times New Roman" w:cs="Times New Roman"/>
+          <w:sz w:val="24"/>
+          <w:szCs w:val="24"/>
         </w:rPr>
         <w:t>Access to Android devices or emulators</w:t>
       </w:r>
     </w:p>
     <w:p>
       <w:pPr>
-        <w:rPr>
-          <w:rFonts w:ascii="Times New Roman" w:hAnsi="Times New Roman" w:cs="Times New Roman"/>
-        </w:rPr>
-      </w:pPr>
-    </w:p>
-    <w:p>
-      <w:pPr>
-        <w:rPr>
-          <w:rFonts w:ascii="Times New Roman" w:hAnsi="Times New Roman" w:cs="Times New Roman"/>
-          <w:b/>
-          <w:bCs/>
-        </w:rPr>
-      </w:pPr>
-      <w:r>
-        <w:rPr>
-          <w:rFonts w:ascii="Times New Roman" w:hAnsi="Times New Roman" w:cs="Times New Roman"/>
-          <w:b/>
-          <w:bCs/>
+        <w:jc w:val="center"/>
+        <w:rPr>
+          <w:rFonts w:ascii="Times New Roman" w:hAnsi="Times New Roman" w:cs="Times New Roman"/>
+          <w:b/>
+          <w:bCs/>
+          <w:sz w:val="28"/>
+          <w:szCs w:val="28"/>
+        </w:rPr>
+      </w:pPr>
+      <w:r>
+        <w:rPr>
+          <w:rFonts w:ascii="Times New Roman" w:hAnsi="Times New Roman" w:cs="Times New Roman"/>
+          <w:b/>
+          <w:bCs/>
+          <w:sz w:val="28"/>
+          <w:szCs w:val="28"/>
+        </w:rPr>
+        <w:lastRenderedPageBreak/>
+        <w:t xml:space="preserve">III. </w:t>
+      </w:r>
+      <w:r>
+        <w:rPr>
+          <w:rFonts w:ascii="Times New Roman" w:hAnsi="Times New Roman" w:cs="Times New Roman"/>
+          <w:b/>
+          <w:bCs/>
+          <w:sz w:val="28"/>
+          <w:szCs w:val="28"/>
         </w:rPr>
         <w:t>Installation Guide</w:t>
       </w:r>
+    </w:p>
+    <w:p>
+      <w:pPr>
+        <w:jc w:val="center"/>
+        <w:rPr>
+          <w:rFonts w:ascii="Times New Roman" w:hAnsi="Times New Roman" w:cs="Times New Roman"/>
+          <w:b/>
+          <w:bCs/>
+          <w:sz w:val="24"/>
+          <w:szCs w:val="24"/>
+        </w:rPr>
+      </w:pPr>
     </w:p>
     <w:p>
       <w:pPr>
@@ -857,11 +1102,15 @@
         </w:numPr>
         <w:rPr>
           <w:rFonts w:ascii="Times New Roman" w:hAnsi="Times New Roman" w:cs="Times New Roman"/>
-        </w:rPr>
-      </w:pPr>
-      <w:r>
-        <w:rPr>
-          <w:rFonts w:ascii="Times New Roman" w:hAnsi="Times New Roman" w:cs="Times New Roman"/>
+          <w:sz w:val="24"/>
+          <w:szCs w:val="24"/>
+        </w:rPr>
+      </w:pPr>
+      <w:r>
+        <w:rPr>
+          <w:rFonts w:ascii="Times New Roman" w:hAnsi="Times New Roman" w:cs="Times New Roman"/>
+          <w:sz w:val="24"/>
+          <w:szCs w:val="24"/>
         </w:rPr>
         <w:t xml:space="preserve">Clone the repository from GitHub: </w:t>
       </w:r>
@@ -870,9 +1119,33 @@
           <w:rFonts w:ascii="Times New Roman" w:hAnsi="Times New Roman" w:cs="Times New Roman"/>
           <w:b/>
           <w:bCs/>
-        </w:rPr>
-        <w:t>git clone https://github.com/username/DroidSecAnalytica.git</w:t>
-      </w:r>
+          <w:sz w:val="24"/>
+          <w:szCs w:val="24"/>
+        </w:rPr>
+        <w:t xml:space="preserve">git clone </w:t>
+      </w:r>
+      <w:proofErr w:type="gramStart"/>
+      <w:r>
+        <w:rPr>
+          <w:rFonts w:ascii="Times New Roman" w:hAnsi="Times New Roman" w:cs="Times New Roman"/>
+          <w:b/>
+          <w:bCs/>
+          <w:sz w:val="24"/>
+          <w:szCs w:val="24"/>
+        </w:rPr>
+        <w:t>https://github</w:t>
+      </w:r>
+      <w:r>
+        <w:rPr>
+          <w:rFonts w:ascii="Times New Roman" w:hAnsi="Times New Roman" w:cs="Times New Roman"/>
+          <w:b/>
+          <w:bCs/>
+          <w:sz w:val="24"/>
+          <w:szCs w:val="24"/>
+        </w:rPr>
+        <w:t>.com/username/DroidSecAnalytica.git</w:t>
+      </w:r>
+      <w:proofErr w:type="gramEnd"/>
     </w:p>
     <w:p>
       <w:pPr>
@@ -882,11 +1155,15 @@
         </w:numPr>
         <w:rPr>
           <w:rFonts w:ascii="Times New Roman" w:hAnsi="Times New Roman" w:cs="Times New Roman"/>
-        </w:rPr>
-      </w:pPr>
-      <w:r>
-        <w:rPr>
-          <w:rFonts w:ascii="Times New Roman" w:hAnsi="Times New Roman" w:cs="Times New Roman"/>
+          <w:sz w:val="24"/>
+          <w:szCs w:val="24"/>
+        </w:rPr>
+      </w:pPr>
+      <w:r>
+        <w:rPr>
+          <w:rFonts w:ascii="Times New Roman" w:hAnsi="Times New Roman" w:cs="Times New Roman"/>
+          <w:sz w:val="24"/>
+          <w:szCs w:val="24"/>
         </w:rPr>
         <w:t xml:space="preserve">Install required Python libraries: </w:t>
       </w:r>
@@ -895,9 +1172,23 @@
           <w:rFonts w:ascii="Times New Roman" w:hAnsi="Times New Roman" w:cs="Times New Roman"/>
           <w:b/>
           <w:bCs/>
-        </w:rPr>
-        <w:t>pip install -r requirements.txt</w:t>
-      </w:r>
+          <w:sz w:val="24"/>
+          <w:szCs w:val="24"/>
+        </w:rPr>
+        <w:t xml:space="preserve">pip install -r </w:t>
+      </w:r>
+      <w:proofErr w:type="gramStart"/>
+      <w:r>
+        <w:rPr>
+          <w:rFonts w:ascii="Times New Roman" w:hAnsi="Times New Roman" w:cs="Times New Roman"/>
+          <w:b/>
+          <w:bCs/>
+          <w:sz w:val="24"/>
+          <w:szCs w:val="24"/>
+        </w:rPr>
+        <w:t>requirements.txt</w:t>
+      </w:r>
+      <w:proofErr w:type="gramEnd"/>
     </w:p>
     <w:p>
       <w:pPr>
@@ -907,65 +1198,172 @@
         </w:numPr>
         <w:rPr>
           <w:rFonts w:ascii="Times New Roman" w:hAnsi="Times New Roman" w:cs="Times New Roman"/>
-        </w:rPr>
-      </w:pPr>
-      <w:r>
-        <w:rPr>
-          <w:rFonts w:ascii="Times New Roman" w:hAnsi="Times New Roman" w:cs="Times New Roman"/>
-        </w:rPr>
-        <w:t>Set up ADB and ensure it's in the system PATH.</w:t>
-      </w:r>
-    </w:p>
-    <w:p>
-      <w:pPr>
-        <w:rPr>
-          <w:rFonts w:ascii="Times New Roman" w:hAnsi="Times New Roman" w:cs="Times New Roman"/>
-          <w:b/>
-          <w:bCs/>
-        </w:rPr>
-      </w:pPr>
-      <w:r>
-        <w:rPr>
-          <w:rFonts w:ascii="Times New Roman" w:hAnsi="Times New Roman" w:cs="Times New Roman"/>
-          <w:b/>
-          <w:bCs/>
+          <w:sz w:val="24"/>
+          <w:szCs w:val="24"/>
+        </w:rPr>
+      </w:pPr>
+      <w:r>
+        <w:rPr>
+          <w:rFonts w:ascii="Times New Roman" w:hAnsi="Times New Roman" w:cs="Times New Roman"/>
+          <w:sz w:val="24"/>
+          <w:szCs w:val="24"/>
+        </w:rPr>
+        <w:t>Set up ADB and ensure it</w:t>
+      </w:r>
+      <w:r>
+        <w:rPr>
+          <w:rFonts w:ascii="Times New Roman" w:hAnsi="Times New Roman" w:cs="Times New Roman"/>
+          <w:sz w:val="24"/>
+          <w:szCs w:val="24"/>
+        </w:rPr>
+        <w:t>’</w:t>
+      </w:r>
+      <w:r>
+        <w:rPr>
+          <w:rFonts w:ascii="Times New Roman" w:hAnsi="Times New Roman" w:cs="Times New Roman"/>
+          <w:sz w:val="24"/>
+          <w:szCs w:val="24"/>
+        </w:rPr>
+        <w:t>s in the system PATH.</w:t>
+      </w:r>
+    </w:p>
+    <w:p>
+      <w:pPr>
+        <w:rPr>
+          <w:rFonts w:ascii="Times New Roman" w:hAnsi="Times New Roman" w:cs="Times New Roman"/>
+          <w:b/>
+          <w:bCs/>
+          <w:sz w:val="24"/>
+          <w:szCs w:val="24"/>
+        </w:rPr>
+      </w:pPr>
+      <w:r>
+        <w:rPr>
+          <w:rFonts w:ascii="Times New Roman" w:hAnsi="Times New Roman" w:cs="Times New Roman"/>
+          <w:b/>
+          <w:bCs/>
+          <w:sz w:val="24"/>
+          <w:szCs w:val="24"/>
         </w:rPr>
         <w:br w:type="page"/>
       </w:r>
     </w:p>
     <w:p>
       <w:pPr>
-        <w:rPr>
-          <w:rFonts w:ascii="Times New Roman" w:hAnsi="Times New Roman" w:cs="Times New Roman"/>
-          <w:b/>
-          <w:bCs/>
-        </w:rPr>
-      </w:pPr>
-      <w:r>
-        <w:rPr>
-          <w:rFonts w:ascii="Times New Roman" w:hAnsi="Times New Roman" w:cs="Times New Roman"/>
-          <w:b/>
-          <w:bCs/>
+        <w:jc w:val="center"/>
+        <w:rPr>
+          <w:rFonts w:ascii="Times New Roman" w:hAnsi="Times New Roman" w:cs="Times New Roman"/>
+          <w:b/>
+          <w:bCs/>
+          <w:sz w:val="28"/>
+          <w:szCs w:val="28"/>
+        </w:rPr>
+      </w:pPr>
+      <w:r>
+        <w:rPr>
+          <w:rFonts w:ascii="Times New Roman" w:hAnsi="Times New Roman" w:cs="Times New Roman"/>
+          <w:b/>
+          <w:bCs/>
+          <w:sz w:val="28"/>
+          <w:szCs w:val="28"/>
         </w:rPr>
         <w:lastRenderedPageBreak/>
+        <w:t>IV</w:t>
+      </w:r>
+      <w:r>
+        <w:rPr>
+          <w:rFonts w:ascii="Times New Roman" w:hAnsi="Times New Roman" w:cs="Times New Roman"/>
+          <w:b/>
+          <w:bCs/>
+          <w:sz w:val="28"/>
+          <w:szCs w:val="28"/>
+        </w:rPr>
+        <w:t>.</w:t>
+      </w:r>
+      <w:r>
+        <w:rPr>
+          <w:rFonts w:ascii="Times New Roman" w:hAnsi="Times New Roman" w:cs="Times New Roman"/>
+          <w:b/>
+          <w:bCs/>
+          <w:sz w:val="28"/>
+          <w:szCs w:val="28"/>
+        </w:rPr>
+        <w:t xml:space="preserve"> </w:t>
+      </w:r>
+      <w:r>
+        <w:rPr>
+          <w:rFonts w:ascii="Times New Roman" w:hAnsi="Times New Roman" w:cs="Times New Roman"/>
+          <w:b/>
+          <w:bCs/>
+          <w:sz w:val="28"/>
+          <w:szCs w:val="28"/>
+        </w:rPr>
         <w:t>Module Descriptions</w:t>
       </w:r>
     </w:p>
     <w:p>
       <w:pPr>
-        <w:rPr>
-          <w:rFonts w:ascii="Times New Roman" w:hAnsi="Times New Roman" w:cs="Times New Roman"/>
-          <w:b/>
-          <w:bCs/>
-        </w:rPr>
-      </w:pPr>
-      <w:r>
-        <w:rPr>
-          <w:rFonts w:ascii="Times New Roman" w:hAnsi="Times New Roman" w:cs="Times New Roman"/>
-          <w:b/>
-          <w:bCs/>
-        </w:rPr>
-        <w:t>1. Static Analysis (static_analysis package)</w:t>
+        <w:jc w:val="center"/>
+        <w:rPr>
+          <w:rFonts w:ascii="Times New Roman" w:hAnsi="Times New Roman" w:cs="Times New Roman"/>
+          <w:b/>
+          <w:bCs/>
+          <w:sz w:val="24"/>
+          <w:szCs w:val="24"/>
+        </w:rPr>
+      </w:pPr>
+    </w:p>
+    <w:p>
+      <w:pPr>
+        <w:rPr>
+          <w:rFonts w:ascii="Times New Roman" w:hAnsi="Times New Roman" w:cs="Times New Roman"/>
+          <w:b/>
+          <w:bCs/>
+          <w:sz w:val="24"/>
+          <w:szCs w:val="24"/>
+        </w:rPr>
+      </w:pPr>
+      <w:r>
+        <w:rPr>
+          <w:rFonts w:ascii="Times New Roman" w:hAnsi="Times New Roman" w:cs="Times New Roman"/>
+          <w:b/>
+          <w:bCs/>
+          <w:sz w:val="24"/>
+          <w:szCs w:val="24"/>
+        </w:rPr>
+        <w:t xml:space="preserve">4.1 </w:t>
+      </w:r>
+      <w:r>
+        <w:rPr>
+          <w:rFonts w:ascii="Times New Roman" w:hAnsi="Times New Roman" w:cs="Times New Roman"/>
+          <w:b/>
+          <w:bCs/>
+          <w:sz w:val="24"/>
+          <w:szCs w:val="24"/>
+        </w:rPr>
+        <w:t>Static Analysis (</w:t>
+      </w:r>
+      <w:proofErr w:type="spellStart"/>
+      <w:r>
+        <w:rPr>
+          <w:rFonts w:ascii="Times New Roman" w:hAnsi="Times New Roman" w:cs="Times New Roman"/>
+          <w:b/>
+          <w:bCs/>
+          <w:sz w:val="24"/>
+          <w:szCs w:val="24"/>
+        </w:rPr>
+        <w:t>static_analysis</w:t>
+      </w:r>
+      <w:proofErr w:type="spellEnd"/>
+      <w:r>
+        <w:rPr>
+          <w:rFonts w:ascii="Times New Roman" w:hAnsi="Times New Roman" w:cs="Times New Roman"/>
+          <w:b/>
+          <w:bCs/>
+          <w:sz w:val="24"/>
+          <w:szCs w:val="24"/>
+        </w:rPr>
+        <w:t xml:space="preserve"> package)</w:t>
       </w:r>
     </w:p>
     <w:p>
@@ -976,11 +1374,15 @@
         </w:numPr>
         <w:rPr>
           <w:rFonts w:ascii="Times New Roman" w:hAnsi="Times New Roman" w:cs="Times New Roman"/>
-        </w:rPr>
-      </w:pPr>
-      <w:r>
-        <w:rPr>
-          <w:rFonts w:ascii="Times New Roman" w:hAnsi="Times New Roman" w:cs="Times New Roman"/>
+          <w:sz w:val="24"/>
+          <w:szCs w:val="24"/>
+        </w:rPr>
+      </w:pPr>
+      <w:r>
+        <w:rPr>
+          <w:rFonts w:ascii="Times New Roman" w:hAnsi="Times New Roman" w:cs="Times New Roman"/>
+          <w:sz w:val="24"/>
+          <w:szCs w:val="24"/>
         </w:rPr>
         <w:t>Performs static analysis of APK files.</w:t>
       </w:r>
@@ -993,11 +1395,15 @@
         </w:numPr>
         <w:rPr>
           <w:rFonts w:ascii="Times New Roman" w:hAnsi="Times New Roman" w:cs="Times New Roman"/>
-        </w:rPr>
-      </w:pPr>
-      <w:r>
-        <w:rPr>
-          <w:rFonts w:ascii="Times New Roman" w:hAnsi="Times New Roman" w:cs="Times New Roman"/>
+          <w:sz w:val="24"/>
+          <w:szCs w:val="24"/>
+        </w:rPr>
+      </w:pPr>
+      <w:r>
+        <w:rPr>
+          <w:rFonts w:ascii="Times New Roman" w:hAnsi="Times New Roman" w:cs="Times New Roman"/>
+          <w:sz w:val="24"/>
+          <w:szCs w:val="24"/>
         </w:rPr>
         <w:t>Extracts and analyzes permissions, intent filters, and other manifest components.</w:t>
       </w:r>
@@ -1007,16 +1413,20 @@
         <w:jc w:val="center"/>
         <w:rPr>
           <w:rFonts w:ascii="Times New Roman" w:hAnsi="Times New Roman" w:cs="Times New Roman"/>
+          <w:sz w:val="24"/>
+          <w:szCs w:val="24"/>
         </w:rPr>
       </w:pPr>
       <w:r>
         <w:rPr>
           <w:noProof/>
+          <w:sz w:val="24"/>
+          <w:szCs w:val="24"/>
         </w:rPr>
         <w:drawing>
-          <wp:inline distT="0" distB="0" distL="0" distR="0" wp14:anchorId="4A077ED1" wp14:editId="390EA862">
-            <wp:extent cx="4000500" cy="2524125"/>
-            <wp:effectExtent l="0" t="0" r="0" b="9525"/>
+          <wp:inline distT="0" distB="0" distL="0" distR="0" wp14:anchorId="4A077ED1" wp14:editId="5078D46F">
+            <wp:extent cx="3625702" cy="2287645"/>
+            <wp:effectExtent l="0" t="0" r="0" b="0"/>
             <wp:docPr id="808407017" name="Picture 1" descr="A screenshot of a computer&#10;&#10;Description automatically generated"/>
             <wp:cNvGraphicFramePr>
               <a:graphicFrameLocks xmlns:a="http://schemas.openxmlformats.org/drawingml/2006/main" noChangeAspect="1"/>
@@ -1037,7 +1447,7 @@
                   <pic:spPr>
                     <a:xfrm>
                       <a:off x="0" y="0"/>
-                      <a:ext cx="4000500" cy="2524125"/>
+                      <a:ext cx="3633071" cy="2292295"/>
                     </a:xfrm>
                     <a:prstGeom prst="rect">
                       <a:avLst/>
@@ -1055,24 +1465,62 @@
         <w:jc w:val="center"/>
         <w:rPr>
           <w:rFonts w:ascii="Times New Roman" w:hAnsi="Times New Roman" w:cs="Times New Roman"/>
-        </w:rPr>
-      </w:pPr>
-    </w:p>
-    <w:p>
-      <w:pPr>
-        <w:rPr>
-          <w:rFonts w:ascii="Times New Roman" w:hAnsi="Times New Roman" w:cs="Times New Roman"/>
-          <w:b/>
-          <w:bCs/>
-        </w:rPr>
-      </w:pPr>
-      <w:r>
-        <w:rPr>
-          <w:rFonts w:ascii="Times New Roman" w:hAnsi="Times New Roman" w:cs="Times New Roman"/>
-          <w:b/>
-          <w:bCs/>
-        </w:rPr>
-        <w:t>2. Dynamic Analysis (dynamic_analysis package)</w:t>
+          <w:sz w:val="24"/>
+          <w:szCs w:val="24"/>
+        </w:rPr>
+      </w:pPr>
+    </w:p>
+    <w:p>
+      <w:pPr>
+        <w:rPr>
+          <w:rFonts w:ascii="Times New Roman" w:hAnsi="Times New Roman" w:cs="Times New Roman"/>
+          <w:b/>
+          <w:bCs/>
+          <w:sz w:val="24"/>
+          <w:szCs w:val="24"/>
+        </w:rPr>
+      </w:pPr>
+      <w:r>
+        <w:rPr>
+          <w:rFonts w:ascii="Times New Roman" w:hAnsi="Times New Roman" w:cs="Times New Roman"/>
+          <w:b/>
+          <w:bCs/>
+          <w:sz w:val="24"/>
+          <w:szCs w:val="24"/>
+        </w:rPr>
+        <w:t>4.2</w:t>
+      </w:r>
+      <w:r>
+        <w:rPr>
+          <w:rFonts w:ascii="Times New Roman" w:hAnsi="Times New Roman" w:cs="Times New Roman"/>
+          <w:b/>
+          <w:bCs/>
+          <w:sz w:val="24"/>
+          <w:szCs w:val="24"/>
+        </w:rPr>
+        <w:t xml:space="preserve"> Dynamic Analysis (</w:t>
+      </w:r>
+      <w:proofErr w:type="spellStart"/>
+      <w:r>
+        <w:rPr>
+          <w:rFonts w:ascii="Times New Roman" w:hAnsi="Times New Roman" w:cs="Times New Roman"/>
+          <w:b/>
+          <w:bCs/>
+          <w:sz w:val="24"/>
+          <w:szCs w:val="24"/>
+        </w:rPr>
+        <w:t>dynamic_analysis</w:t>
+      </w:r>
+      <w:proofErr w:type="spellEnd"/>
+      <w:r>
+        <w:rPr>
+          <w:rFonts w:ascii="Times New Roman" w:hAnsi="Times New Roman" w:cs="Times New Roman"/>
+          <w:b/>
+          <w:bCs/>
+          <w:sz w:val="24"/>
+          <w:szCs w:val="24"/>
+        </w:rPr>
+        <w:t xml:space="preserve"> package)</w:t>
       </w:r>
     </w:p>
     <w:p>
@@ -1083,11 +1531,15 @@
         </w:numPr>
         <w:rPr>
           <w:rFonts w:ascii="Times New Roman" w:hAnsi="Times New Roman" w:cs="Times New Roman"/>
-        </w:rPr>
-      </w:pPr>
-      <w:r>
-        <w:rPr>
-          <w:rFonts w:ascii="Times New Roman" w:hAnsi="Times New Roman" w:cs="Times New Roman"/>
+          <w:sz w:val="24"/>
+          <w:szCs w:val="24"/>
+        </w:rPr>
+      </w:pPr>
+      <w:r>
+        <w:rPr>
+          <w:rFonts w:ascii="Times New Roman" w:hAnsi="Times New Roman" w:cs="Times New Roman"/>
+          <w:sz w:val="24"/>
+          <w:szCs w:val="24"/>
         </w:rPr>
         <w:t>Connects to Android devices for real-time analysis.</w:t>
       </w:r>
@@ -1100,53 +1552,75 @@
         </w:numPr>
         <w:rPr>
           <w:rFonts w:ascii="Times New Roman" w:hAnsi="Times New Roman" w:cs="Times New Roman"/>
-        </w:rPr>
-      </w:pPr>
-      <w:r>
-        <w:rPr>
-          <w:rFonts w:ascii="Times New Roman" w:hAnsi="Times New Roman" w:cs="Times New Roman"/>
+          <w:sz w:val="24"/>
+          <w:szCs w:val="24"/>
+        </w:rPr>
+      </w:pPr>
+      <w:r>
+        <w:rPr>
+          <w:rFonts w:ascii="Times New Roman" w:hAnsi="Times New Roman" w:cs="Times New Roman"/>
+          <w:sz w:val="24"/>
+          <w:szCs w:val="24"/>
         </w:rPr>
         <w:t xml:space="preserve">Includes modules such as </w:t>
       </w:r>
-      <w:r>
-        <w:rPr>
-          <w:rFonts w:ascii="Times New Roman" w:hAnsi="Times New Roman" w:cs="Times New Roman"/>
-          <w:b/>
-          <w:bCs/>
+      <w:proofErr w:type="spellStart"/>
+      <w:r>
+        <w:rPr>
+          <w:rFonts w:ascii="Times New Roman" w:hAnsi="Times New Roman" w:cs="Times New Roman"/>
+          <w:b/>
+          <w:bCs/>
+          <w:sz w:val="24"/>
+          <w:szCs w:val="24"/>
         </w:rPr>
         <w:t>device_manager</w:t>
       </w:r>
-      <w:r>
-        <w:rPr>
-          <w:rFonts w:ascii="Times New Roman" w:hAnsi="Times New Roman" w:cs="Times New Roman"/>
+      <w:proofErr w:type="spellEnd"/>
+      <w:r>
+        <w:rPr>
+          <w:rFonts w:ascii="Times New Roman" w:hAnsi="Times New Roman" w:cs="Times New Roman"/>
+          <w:sz w:val="24"/>
+          <w:szCs w:val="24"/>
         </w:rPr>
         <w:t xml:space="preserve">, </w:t>
       </w:r>
-      <w:r>
-        <w:rPr>
-          <w:rFonts w:ascii="Times New Roman" w:hAnsi="Times New Roman" w:cs="Times New Roman"/>
-          <w:b/>
-          <w:bCs/>
+      <w:proofErr w:type="spellStart"/>
+      <w:r>
+        <w:rPr>
+          <w:rFonts w:ascii="Times New Roman" w:hAnsi="Times New Roman" w:cs="Times New Roman"/>
+          <w:b/>
+          <w:bCs/>
+          <w:sz w:val="24"/>
+          <w:szCs w:val="24"/>
         </w:rPr>
         <w:t>app_manager</w:t>
       </w:r>
-      <w:r>
-        <w:rPr>
-          <w:rFonts w:ascii="Times New Roman" w:hAnsi="Times New Roman" w:cs="Times New Roman"/>
+      <w:proofErr w:type="spellEnd"/>
+      <w:r>
+        <w:rPr>
+          <w:rFonts w:ascii="Times New Roman" w:hAnsi="Times New Roman" w:cs="Times New Roman"/>
+          <w:sz w:val="24"/>
+          <w:szCs w:val="24"/>
         </w:rPr>
         <w:t xml:space="preserve">, and </w:t>
       </w:r>
-      <w:r>
-        <w:rPr>
-          <w:rFonts w:ascii="Times New Roman" w:hAnsi="Times New Roman" w:cs="Times New Roman"/>
-          <w:b/>
-          <w:bCs/>
+      <w:proofErr w:type="spellStart"/>
+      <w:r>
+        <w:rPr>
+          <w:rFonts w:ascii="Times New Roman" w:hAnsi="Times New Roman" w:cs="Times New Roman"/>
+          <w:b/>
+          <w:bCs/>
+          <w:sz w:val="24"/>
+          <w:szCs w:val="24"/>
         </w:rPr>
         <w:t>file_system_analysis</w:t>
       </w:r>
-      <w:r>
-        <w:rPr>
-          <w:rFonts w:ascii="Times New Roman" w:hAnsi="Times New Roman" w:cs="Times New Roman"/>
+      <w:proofErr w:type="spellEnd"/>
+      <w:r>
+        <w:rPr>
+          <w:rFonts w:ascii="Times New Roman" w:hAnsi="Times New Roman" w:cs="Times New Roman"/>
+          <w:sz w:val="24"/>
+          <w:szCs w:val="24"/>
         </w:rPr>
         <w:t>.</w:t>
       </w:r>
@@ -1156,16 +1630,20 @@
         <w:jc w:val="center"/>
         <w:rPr>
           <w:rFonts w:ascii="Times New Roman" w:hAnsi="Times New Roman" w:cs="Times New Roman"/>
+          <w:sz w:val="24"/>
+          <w:szCs w:val="24"/>
         </w:rPr>
       </w:pPr>
       <w:r>
         <w:rPr>
           <w:noProof/>
+          <w:sz w:val="24"/>
+          <w:szCs w:val="24"/>
         </w:rPr>
         <w:drawing>
-          <wp:inline distT="0" distB="0" distL="0" distR="0" wp14:anchorId="6670E07D" wp14:editId="13610FBD">
-            <wp:extent cx="4057650" cy="2543175"/>
-            <wp:effectExtent l="0" t="0" r="0" b="9525"/>
+          <wp:inline distT="0" distB="0" distL="0" distR="0" wp14:anchorId="6670E07D" wp14:editId="07C19B78">
+            <wp:extent cx="3721395" cy="2332424"/>
+            <wp:effectExtent l="0" t="0" r="0" b="0"/>
             <wp:docPr id="334856399" name="Picture 1" descr="A screenshot of a computer menu&#10;&#10;Description automatically generated"/>
             <wp:cNvGraphicFramePr>
               <a:graphicFrameLocks xmlns:a="http://schemas.openxmlformats.org/drawingml/2006/main" noChangeAspect="1"/>
@@ -1186,7 +1664,7 @@
                   <pic:spPr>
                     <a:xfrm>
                       <a:off x="0" y="0"/>
-                      <a:ext cx="4057650" cy="2543175"/>
+                      <a:ext cx="3726272" cy="2335481"/>
                     </a:xfrm>
                     <a:prstGeom prst="rect">
                       <a:avLst/>
@@ -1205,13 +1683,17 @@
           <w:rFonts w:ascii="Times New Roman" w:hAnsi="Times New Roman" w:cs="Times New Roman"/>
           <w:b/>
           <w:bCs/>
-        </w:rPr>
-      </w:pPr>
-      <w:r>
-        <w:rPr>
-          <w:rFonts w:ascii="Times New Roman" w:hAnsi="Times New Roman" w:cs="Times New Roman"/>
-          <w:b/>
-          <w:bCs/>
+          <w:sz w:val="24"/>
+          <w:szCs w:val="24"/>
+        </w:rPr>
+      </w:pPr>
+      <w:r>
+        <w:rPr>
+          <w:rFonts w:ascii="Times New Roman" w:hAnsi="Times New Roman" w:cs="Times New Roman"/>
+          <w:b/>
+          <w:bCs/>
+          <w:sz w:val="24"/>
+          <w:szCs w:val="24"/>
         </w:rPr>
         <w:br w:type="page"/>
       </w:r>
@@ -1222,16 +1704,30 @@
           <w:rFonts w:ascii="Times New Roman" w:hAnsi="Times New Roman" w:cs="Times New Roman"/>
           <w:b/>
           <w:bCs/>
-        </w:rPr>
-      </w:pPr>
-      <w:r>
-        <w:rPr>
-          <w:rFonts w:ascii="Times New Roman" w:hAnsi="Times New Roman" w:cs="Times New Roman"/>
-          <w:b/>
-          <w:bCs/>
+          <w:sz w:val="24"/>
+          <w:szCs w:val="24"/>
+        </w:rPr>
+      </w:pPr>
+      <w:r>
+        <w:rPr>
+          <w:rFonts w:ascii="Times New Roman" w:hAnsi="Times New Roman" w:cs="Times New Roman"/>
+          <w:b/>
+          <w:bCs/>
+          <w:sz w:val="24"/>
+          <w:szCs w:val="24"/>
         </w:rPr>
         <w:lastRenderedPageBreak/>
-        <w:t>3. Database Management (database package)</w:t>
+        <w:t>4.3</w:t>
+      </w:r>
+      <w:r>
+        <w:rPr>
+          <w:rFonts w:ascii="Times New Roman" w:hAnsi="Times New Roman" w:cs="Times New Roman"/>
+          <w:b/>
+          <w:bCs/>
+          <w:sz w:val="24"/>
+          <w:szCs w:val="24"/>
+        </w:rPr>
+        <w:t xml:space="preserve"> Database Management (database package)</w:t>
       </w:r>
     </w:p>
     <w:p>
@@ -1242,11 +1738,15 @@
         </w:numPr>
         <w:rPr>
           <w:rFonts w:ascii="Times New Roman" w:hAnsi="Times New Roman" w:cs="Times New Roman"/>
-        </w:rPr>
-      </w:pPr>
-      <w:r>
-        <w:rPr>
-          <w:rFonts w:ascii="Times New Roman" w:hAnsi="Times New Roman" w:cs="Times New Roman"/>
+          <w:sz w:val="24"/>
+          <w:szCs w:val="24"/>
+        </w:rPr>
+      </w:pPr>
+      <w:r>
+        <w:rPr>
+          <w:rFonts w:ascii="Times New Roman" w:hAnsi="Times New Roman" w:cs="Times New Roman"/>
+          <w:sz w:val="24"/>
+          <w:szCs w:val="24"/>
         </w:rPr>
         <w:t>Handles interactions with the project's database.</w:t>
       </w:r>
@@ -1259,11 +1759,15 @@
         </w:numPr>
         <w:rPr>
           <w:rFonts w:ascii="Times New Roman" w:hAnsi="Times New Roman" w:cs="Times New Roman"/>
-        </w:rPr>
-      </w:pPr>
-      <w:r>
-        <w:rPr>
-          <w:rFonts w:ascii="Times New Roman" w:hAnsi="Times New Roman" w:cs="Times New Roman"/>
+          <w:sz w:val="24"/>
+          <w:szCs w:val="24"/>
+        </w:rPr>
+      </w:pPr>
+      <w:r>
+        <w:rPr>
+          <w:rFonts w:ascii="Times New Roman" w:hAnsi="Times New Roman" w:cs="Times New Roman"/>
+          <w:sz w:val="24"/>
+          <w:szCs w:val="24"/>
         </w:rPr>
         <w:t>Includes modules for managing Android malware hashes and other relevant data.</w:t>
       </w:r>
@@ -1274,6 +1778,8 @@
           <w:rFonts w:ascii="Times New Roman" w:hAnsi="Times New Roman" w:cs="Times New Roman"/>
           <w:b/>
           <w:bCs/>
+          <w:sz w:val="24"/>
+          <w:szCs w:val="24"/>
         </w:rPr>
       </w:pPr>
     </w:p>
@@ -1284,16 +1790,20 @@
           <w:rFonts w:ascii="Times New Roman" w:hAnsi="Times New Roman" w:cs="Times New Roman"/>
           <w:b/>
           <w:bCs/>
+          <w:sz w:val="24"/>
+          <w:szCs w:val="24"/>
         </w:rPr>
       </w:pPr>
       <w:r>
         <w:rPr>
           <w:noProof/>
+          <w:sz w:val="24"/>
+          <w:szCs w:val="24"/>
         </w:rPr>
         <w:drawing>
-          <wp:inline distT="0" distB="0" distL="0" distR="0" wp14:anchorId="48CBF277" wp14:editId="04C29F4F">
-            <wp:extent cx="4105275" cy="2181225"/>
-            <wp:effectExtent l="0" t="0" r="9525" b="9525"/>
+          <wp:inline distT="0" distB="0" distL="0" distR="0" wp14:anchorId="48CBF277" wp14:editId="765266EC">
+            <wp:extent cx="3593805" cy="1909469"/>
+            <wp:effectExtent l="0" t="0" r="6985" b="0"/>
             <wp:docPr id="393791025" name="Picture 1" descr="A screenshot of a computer&#10;&#10;Description automatically generated"/>
             <wp:cNvGraphicFramePr>
               <a:graphicFrameLocks xmlns:a="http://schemas.openxmlformats.org/drawingml/2006/main" noChangeAspect="1"/>
@@ -1314,7 +1824,7 @@
                   <pic:spPr>
                     <a:xfrm>
                       <a:off x="0" y="0"/>
-                      <a:ext cx="4105275" cy="2181225"/>
+                      <a:ext cx="3600264" cy="1912901"/>
                     </a:xfrm>
                     <a:prstGeom prst="rect">
                       <a:avLst/>
@@ -1333,24 +1843,40 @@
           <w:rFonts w:ascii="Times New Roman" w:hAnsi="Times New Roman" w:cs="Times New Roman"/>
           <w:b/>
           <w:bCs/>
-        </w:rPr>
-      </w:pPr>
-    </w:p>
-    <w:p>
-      <w:pPr>
-        <w:rPr>
-          <w:rFonts w:ascii="Times New Roman" w:hAnsi="Times New Roman" w:cs="Times New Roman"/>
-          <w:b/>
-          <w:bCs/>
-        </w:rPr>
-      </w:pPr>
-      <w:r>
-        <w:rPr>
-          <w:rFonts w:ascii="Times New Roman" w:hAnsi="Times New Roman" w:cs="Times New Roman"/>
-          <w:b/>
-          <w:bCs/>
-        </w:rPr>
-        <w:t>4. Reporting (reporting package)</w:t>
+          <w:sz w:val="24"/>
+          <w:szCs w:val="24"/>
+        </w:rPr>
+      </w:pPr>
+    </w:p>
+    <w:p>
+      <w:pPr>
+        <w:rPr>
+          <w:rFonts w:ascii="Times New Roman" w:hAnsi="Times New Roman" w:cs="Times New Roman"/>
+          <w:b/>
+          <w:bCs/>
+          <w:sz w:val="24"/>
+          <w:szCs w:val="24"/>
+        </w:rPr>
+      </w:pPr>
+      <w:r>
+        <w:rPr>
+          <w:rFonts w:ascii="Times New Roman" w:hAnsi="Times New Roman" w:cs="Times New Roman"/>
+          <w:b/>
+          <w:bCs/>
+          <w:sz w:val="24"/>
+          <w:szCs w:val="24"/>
+        </w:rPr>
+        <w:t>4.4</w:t>
+      </w:r>
+      <w:r>
+        <w:rPr>
+          <w:rFonts w:ascii="Times New Roman" w:hAnsi="Times New Roman" w:cs="Times New Roman"/>
+          <w:b/>
+          <w:bCs/>
+          <w:sz w:val="24"/>
+          <w:szCs w:val="24"/>
+        </w:rPr>
+        <w:t xml:space="preserve"> Reporting (reporting package)</w:t>
       </w:r>
     </w:p>
     <w:p>
@@ -1361,11 +1887,15 @@
         </w:numPr>
         <w:rPr>
           <w:rFonts w:ascii="Times New Roman" w:hAnsi="Times New Roman" w:cs="Times New Roman"/>
-        </w:rPr>
-      </w:pPr>
-      <w:r>
-        <w:rPr>
-          <w:rFonts w:ascii="Times New Roman" w:hAnsi="Times New Roman" w:cs="Times New Roman"/>
+          <w:sz w:val="24"/>
+          <w:szCs w:val="24"/>
+        </w:rPr>
+      </w:pPr>
+      <w:r>
+        <w:rPr>
+          <w:rFonts w:ascii="Times New Roman" w:hAnsi="Times New Roman" w:cs="Times New Roman"/>
+          <w:sz w:val="24"/>
+          <w:szCs w:val="24"/>
         </w:rPr>
         <w:t>Generates comprehensive reports based on analysis results.</w:t>
       </w:r>
@@ -1378,11 +1908,15 @@
         </w:numPr>
         <w:rPr>
           <w:rFonts w:ascii="Times New Roman" w:hAnsi="Times New Roman" w:cs="Times New Roman"/>
-        </w:rPr>
-      </w:pPr>
-      <w:r>
-        <w:rPr>
-          <w:rFonts w:ascii="Times New Roman" w:hAnsi="Times New Roman" w:cs="Times New Roman"/>
+          <w:sz w:val="24"/>
+          <w:szCs w:val="24"/>
+        </w:rPr>
+      </w:pPr>
+      <w:r>
+        <w:rPr>
+          <w:rFonts w:ascii="Times New Roman" w:hAnsi="Times New Roman" w:cs="Times New Roman"/>
+          <w:sz w:val="24"/>
+          <w:szCs w:val="24"/>
         </w:rPr>
         <w:t>Supports various output formats for easy interpretation.</w:t>
       </w:r>
@@ -1393,24 +1927,40 @@
           <w:rFonts w:ascii="Times New Roman" w:hAnsi="Times New Roman" w:cs="Times New Roman"/>
           <w:b/>
           <w:bCs/>
-        </w:rPr>
-      </w:pPr>
-    </w:p>
-    <w:p>
-      <w:pPr>
-        <w:rPr>
-          <w:rFonts w:ascii="Times New Roman" w:hAnsi="Times New Roman" w:cs="Times New Roman"/>
-          <w:b/>
-          <w:bCs/>
-        </w:rPr>
-      </w:pPr>
-      <w:r>
-        <w:rPr>
-          <w:rFonts w:ascii="Times New Roman" w:hAnsi="Times New Roman" w:cs="Times New Roman"/>
-          <w:b/>
-          <w:bCs/>
-        </w:rPr>
-        <w:t>5. Utilities (utils package)</w:t>
+          <w:sz w:val="24"/>
+          <w:szCs w:val="24"/>
+        </w:rPr>
+      </w:pPr>
+    </w:p>
+    <w:p>
+      <w:pPr>
+        <w:rPr>
+          <w:rFonts w:ascii="Times New Roman" w:hAnsi="Times New Roman" w:cs="Times New Roman"/>
+          <w:b/>
+          <w:bCs/>
+          <w:sz w:val="24"/>
+          <w:szCs w:val="24"/>
+        </w:rPr>
+      </w:pPr>
+      <w:r>
+        <w:rPr>
+          <w:rFonts w:ascii="Times New Roman" w:hAnsi="Times New Roman" w:cs="Times New Roman"/>
+          <w:b/>
+          <w:bCs/>
+          <w:sz w:val="24"/>
+          <w:szCs w:val="24"/>
+        </w:rPr>
+        <w:t>4.5</w:t>
+      </w:r>
+      <w:r>
+        <w:rPr>
+          <w:rFonts w:ascii="Times New Roman" w:hAnsi="Times New Roman" w:cs="Times New Roman"/>
+          <w:b/>
+          <w:bCs/>
+          <w:sz w:val="24"/>
+          <w:szCs w:val="24"/>
+        </w:rPr>
+        <w:t xml:space="preserve"> Utilities (utils package)</w:t>
       </w:r>
     </w:p>
     <w:p>
@@ -1421,39 +1971,55 @@
         </w:numPr>
         <w:rPr>
           <w:rFonts w:ascii="Times New Roman" w:hAnsi="Times New Roman" w:cs="Times New Roman"/>
-        </w:rPr>
-      </w:pPr>
-      <w:r>
-        <w:rPr>
-          <w:rFonts w:ascii="Times New Roman" w:hAnsi="Times New Roman" w:cs="Times New Roman"/>
+          <w:sz w:val="24"/>
+          <w:szCs w:val="24"/>
+        </w:rPr>
+      </w:pPr>
+      <w:r>
+        <w:rPr>
+          <w:rFonts w:ascii="Times New Roman" w:hAnsi="Times New Roman" w:cs="Times New Roman"/>
+          <w:sz w:val="24"/>
+          <w:szCs w:val="24"/>
         </w:rPr>
         <w:t xml:space="preserve">Includes helper modules like </w:t>
       </w:r>
-      <w:r>
-        <w:rPr>
-          <w:rFonts w:ascii="Times New Roman" w:hAnsi="Times New Roman" w:cs="Times New Roman"/>
-          <w:b/>
-          <w:bCs/>
+      <w:proofErr w:type="spellStart"/>
+      <w:r>
+        <w:rPr>
+          <w:rFonts w:ascii="Times New Roman" w:hAnsi="Times New Roman" w:cs="Times New Roman"/>
+          <w:b/>
+          <w:bCs/>
+          <w:sz w:val="24"/>
+          <w:szCs w:val="24"/>
         </w:rPr>
         <w:t>logging_utils</w:t>
       </w:r>
-      <w:r>
-        <w:rPr>
-          <w:rFonts w:ascii="Times New Roman" w:hAnsi="Times New Roman" w:cs="Times New Roman"/>
+      <w:proofErr w:type="spellEnd"/>
+      <w:r>
+        <w:rPr>
+          <w:rFonts w:ascii="Times New Roman" w:hAnsi="Times New Roman" w:cs="Times New Roman"/>
+          <w:sz w:val="24"/>
+          <w:szCs w:val="24"/>
         </w:rPr>
         <w:t xml:space="preserve"> for logging and </w:t>
       </w:r>
-      <w:r>
-        <w:rPr>
-          <w:rFonts w:ascii="Times New Roman" w:hAnsi="Times New Roman" w:cs="Times New Roman"/>
-          <w:b/>
-          <w:bCs/>
+      <w:proofErr w:type="spellStart"/>
+      <w:r>
+        <w:rPr>
+          <w:rFonts w:ascii="Times New Roman" w:hAnsi="Times New Roman" w:cs="Times New Roman"/>
+          <w:b/>
+          <w:bCs/>
+          <w:sz w:val="24"/>
+          <w:szCs w:val="24"/>
         </w:rPr>
         <w:t>app_display</w:t>
       </w:r>
-      <w:r>
-        <w:rPr>
-          <w:rFonts w:ascii="Times New Roman" w:hAnsi="Times New Roman" w:cs="Times New Roman"/>
+      <w:proofErr w:type="spellEnd"/>
+      <w:r>
+        <w:rPr>
+          <w:rFonts w:ascii="Times New Roman" w:hAnsi="Times New Roman" w:cs="Times New Roman"/>
+          <w:sz w:val="24"/>
+          <w:szCs w:val="24"/>
         </w:rPr>
         <w:t xml:space="preserve"> for UI components.</w:t>
       </w:r>
@@ -1464,33 +2030,666 @@
           <w:rFonts w:ascii="Times New Roman" w:hAnsi="Times New Roman" w:cs="Times New Roman"/>
           <w:b/>
           <w:bCs/>
-        </w:rPr>
-      </w:pPr>
-      <w:r>
-        <w:rPr>
-          <w:rFonts w:ascii="Times New Roman" w:hAnsi="Times New Roman" w:cs="Times New Roman"/>
-          <w:b/>
-          <w:bCs/>
+          <w:sz w:val="24"/>
+          <w:szCs w:val="24"/>
+        </w:rPr>
+      </w:pPr>
+      <w:r>
+        <w:rPr>
+          <w:rFonts w:ascii="Times New Roman" w:hAnsi="Times New Roman" w:cs="Times New Roman"/>
+          <w:b/>
+          <w:bCs/>
+          <w:sz w:val="24"/>
+          <w:szCs w:val="24"/>
         </w:rPr>
         <w:br w:type="page"/>
       </w:r>
     </w:p>
     <w:p>
       <w:pPr>
-        <w:rPr>
-          <w:rFonts w:ascii="Times New Roman" w:hAnsi="Times New Roman" w:cs="Times New Roman"/>
-          <w:b/>
-          <w:bCs/>
-        </w:rPr>
-      </w:pPr>
-      <w:r>
-        <w:rPr>
-          <w:rFonts w:ascii="Times New Roman" w:hAnsi="Times New Roman" w:cs="Times New Roman"/>
-          <w:b/>
-          <w:bCs/>
+        <w:jc w:val="center"/>
+        <w:rPr>
+          <w:rFonts w:ascii="Times New Roman" w:hAnsi="Times New Roman" w:cs="Times New Roman"/>
+          <w:b/>
+          <w:bCs/>
+          <w:sz w:val="28"/>
+          <w:szCs w:val="28"/>
+        </w:rPr>
+      </w:pPr>
+      <w:r>
+        <w:rPr>
+          <w:rFonts w:ascii="Times New Roman" w:hAnsi="Times New Roman" w:cs="Times New Roman"/>
+          <w:b/>
+          <w:bCs/>
+          <w:sz w:val="28"/>
+          <w:szCs w:val="28"/>
         </w:rPr>
         <w:lastRenderedPageBreak/>
+        <w:t xml:space="preserve">V. </w:t>
+      </w:r>
+      <w:r>
+        <w:rPr>
+          <w:rFonts w:ascii="Times New Roman" w:hAnsi="Times New Roman" w:cs="Times New Roman"/>
+          <w:b/>
+          <w:bCs/>
+          <w:sz w:val="28"/>
+          <w:szCs w:val="28"/>
+        </w:rPr>
+        <w:t>Use Cases</w:t>
+      </w:r>
+    </w:p>
+    <w:p>
+      <w:pPr>
+        <w:rPr>
+          <w:rFonts w:ascii="Times New Roman" w:hAnsi="Times New Roman" w:cs="Times New Roman"/>
+          <w:b/>
+          <w:bCs/>
+          <w:sz w:val="24"/>
+          <w:szCs w:val="24"/>
+        </w:rPr>
+      </w:pPr>
+    </w:p>
+    <w:p>
+      <w:pPr>
+        <w:rPr>
+          <w:rFonts w:ascii="Times New Roman" w:hAnsi="Times New Roman" w:cs="Times New Roman"/>
+          <w:b/>
+          <w:bCs/>
+          <w:sz w:val="24"/>
+          <w:szCs w:val="24"/>
+        </w:rPr>
+      </w:pPr>
+      <w:r>
+        <w:rPr>
+          <w:rFonts w:ascii="Times New Roman" w:hAnsi="Times New Roman" w:cs="Times New Roman"/>
+          <w:b/>
+          <w:bCs/>
+          <w:sz w:val="24"/>
+          <w:szCs w:val="24"/>
+        </w:rPr>
+        <w:t>Use Case 1: Malware Detection in Banking Apps</w:t>
+      </w:r>
+    </w:p>
+    <w:p>
+      <w:pPr>
+        <w:pStyle w:val="ListParagraph"/>
+        <w:numPr>
+          <w:ilvl w:val="0"/>
+          <w:numId w:val="15"/>
+        </w:numPr>
+        <w:rPr>
+          <w:rFonts w:ascii="Times New Roman" w:hAnsi="Times New Roman" w:cs="Times New Roman"/>
+          <w:sz w:val="24"/>
+          <w:szCs w:val="24"/>
+        </w:rPr>
+      </w:pPr>
+      <w:r>
+        <w:rPr>
+          <w:rFonts w:ascii="Times New Roman" w:hAnsi="Times New Roman" w:cs="Times New Roman"/>
+          <w:sz w:val="24"/>
+          <w:szCs w:val="24"/>
+        </w:rPr>
+        <w:t>Scenario: Detecting and analyzing potential malware in Android banking applications.</w:t>
+      </w:r>
+    </w:p>
+    <w:p>
+      <w:pPr>
+        <w:pStyle w:val="ListParagraph"/>
+        <w:numPr>
+          <w:ilvl w:val="0"/>
+          <w:numId w:val="15"/>
+        </w:numPr>
+        <w:rPr>
+          <w:rFonts w:ascii="Times New Roman" w:hAnsi="Times New Roman" w:cs="Times New Roman"/>
+          <w:sz w:val="24"/>
+          <w:szCs w:val="24"/>
+        </w:rPr>
+      </w:pPr>
+      <w:r>
+        <w:rPr>
+          <w:rFonts w:ascii="Times New Roman" w:hAnsi="Times New Roman" w:cs="Times New Roman"/>
+          <w:sz w:val="24"/>
+          <w:szCs w:val="24"/>
+        </w:rPr>
+        <w:t xml:space="preserve">Process: Description of how </w:t>
+      </w:r>
+      <w:proofErr w:type="spellStart"/>
+      <w:r>
+        <w:rPr>
+          <w:rFonts w:ascii="Times New Roman" w:hAnsi="Times New Roman" w:cs="Times New Roman"/>
+          <w:sz w:val="24"/>
+          <w:szCs w:val="24"/>
+        </w:rPr>
+        <w:t>DroidSecAnalytica</w:t>
+      </w:r>
+      <w:proofErr w:type="spellEnd"/>
+      <w:r>
+        <w:rPr>
+          <w:rFonts w:ascii="Times New Roman" w:hAnsi="Times New Roman" w:cs="Times New Roman"/>
+          <w:sz w:val="24"/>
+          <w:szCs w:val="24"/>
+        </w:rPr>
+        <w:t xml:space="preserve"> performs static and dynamic analysis to identify suspicious behaviors and malware signatures.</w:t>
+      </w:r>
+    </w:p>
+    <w:p>
+      <w:pPr>
+        <w:pStyle w:val="ListParagraph"/>
+        <w:numPr>
+          <w:ilvl w:val="0"/>
+          <w:numId w:val="15"/>
+        </w:numPr>
+        <w:rPr>
+          <w:rFonts w:ascii="Times New Roman" w:hAnsi="Times New Roman" w:cs="Times New Roman"/>
+          <w:sz w:val="24"/>
+          <w:szCs w:val="24"/>
+        </w:rPr>
+      </w:pPr>
+      <w:r>
+        <w:rPr>
+          <w:rFonts w:ascii="Times New Roman" w:hAnsi="Times New Roman" w:cs="Times New Roman"/>
+          <w:sz w:val="24"/>
+          <w:szCs w:val="24"/>
+        </w:rPr>
+        <w:t>Outcome: Illustration of the tool's ability to uncover hidden malware, thus ensuring the security of financial transactions.</w:t>
+      </w:r>
+    </w:p>
+    <w:p>
+      <w:pPr>
+        <w:rPr>
+          <w:rFonts w:ascii="Times New Roman" w:hAnsi="Times New Roman" w:cs="Times New Roman"/>
+          <w:sz w:val="24"/>
+          <w:szCs w:val="24"/>
+        </w:rPr>
+      </w:pPr>
+    </w:p>
+    <w:p>
+      <w:pPr>
+        <w:rPr>
+          <w:rFonts w:ascii="Times New Roman" w:hAnsi="Times New Roman" w:cs="Times New Roman"/>
+          <w:b/>
+          <w:bCs/>
+          <w:sz w:val="24"/>
+          <w:szCs w:val="24"/>
+        </w:rPr>
+      </w:pPr>
+      <w:r>
+        <w:rPr>
+          <w:rFonts w:ascii="Times New Roman" w:hAnsi="Times New Roman" w:cs="Times New Roman"/>
+          <w:b/>
+          <w:bCs/>
+          <w:sz w:val="24"/>
+          <w:szCs w:val="24"/>
+        </w:rPr>
+        <w:t>Use Case 2: Privacy Assessment for Social Media Apps</w:t>
+      </w:r>
+    </w:p>
+    <w:p>
+      <w:pPr>
+        <w:pStyle w:val="ListParagraph"/>
+        <w:numPr>
+          <w:ilvl w:val="0"/>
+          <w:numId w:val="16"/>
+        </w:numPr>
+        <w:rPr>
+          <w:rFonts w:ascii="Times New Roman" w:hAnsi="Times New Roman" w:cs="Times New Roman"/>
+          <w:sz w:val="24"/>
+          <w:szCs w:val="24"/>
+        </w:rPr>
+      </w:pPr>
+      <w:r>
+        <w:rPr>
+          <w:rFonts w:ascii="Times New Roman" w:hAnsi="Times New Roman" w:cs="Times New Roman"/>
+          <w:sz w:val="24"/>
+          <w:szCs w:val="24"/>
+        </w:rPr>
+        <w:t>Scenario: Evaluating the privacy and permission settings of popular social media applications.</w:t>
+      </w:r>
+    </w:p>
+    <w:p>
+      <w:pPr>
+        <w:pStyle w:val="ListParagraph"/>
+        <w:numPr>
+          <w:ilvl w:val="0"/>
+          <w:numId w:val="16"/>
+        </w:numPr>
+        <w:rPr>
+          <w:rFonts w:ascii="Times New Roman" w:hAnsi="Times New Roman" w:cs="Times New Roman"/>
+          <w:sz w:val="24"/>
+          <w:szCs w:val="24"/>
+        </w:rPr>
+      </w:pPr>
+      <w:r>
+        <w:rPr>
+          <w:rFonts w:ascii="Times New Roman" w:hAnsi="Times New Roman" w:cs="Times New Roman"/>
+          <w:sz w:val="24"/>
+          <w:szCs w:val="24"/>
+        </w:rPr>
+        <w:t>Process: Explanation of how the tool analyzes permission usage and data access patterns.</w:t>
+      </w:r>
+    </w:p>
+    <w:p>
+      <w:pPr>
+        <w:pStyle w:val="ListParagraph"/>
+        <w:numPr>
+          <w:ilvl w:val="0"/>
+          <w:numId w:val="16"/>
+        </w:numPr>
+        <w:rPr>
+          <w:rFonts w:ascii="Times New Roman" w:hAnsi="Times New Roman" w:cs="Times New Roman"/>
+          <w:sz w:val="24"/>
+          <w:szCs w:val="24"/>
+        </w:rPr>
+      </w:pPr>
+      <w:r>
+        <w:rPr>
+          <w:rFonts w:ascii="Times New Roman" w:hAnsi="Times New Roman" w:cs="Times New Roman"/>
+          <w:sz w:val="24"/>
+          <w:szCs w:val="24"/>
+        </w:rPr>
+        <w:t xml:space="preserve">Outcome: Highlighting how </w:t>
+      </w:r>
+      <w:proofErr w:type="spellStart"/>
+      <w:r>
+        <w:rPr>
+          <w:rFonts w:ascii="Times New Roman" w:hAnsi="Times New Roman" w:cs="Times New Roman"/>
+          <w:sz w:val="24"/>
+          <w:szCs w:val="24"/>
+        </w:rPr>
+        <w:t>DroidSecAnalytica</w:t>
+      </w:r>
+      <w:proofErr w:type="spellEnd"/>
+      <w:r>
+        <w:rPr>
+          <w:rFonts w:ascii="Times New Roman" w:hAnsi="Times New Roman" w:cs="Times New Roman"/>
+          <w:sz w:val="24"/>
+          <w:szCs w:val="24"/>
+        </w:rPr>
+        <w:t xml:space="preserve"> can help in identifying overreaching permissions and potential privacy violations.</w:t>
+      </w:r>
+    </w:p>
+    <w:p>
+      <w:pPr>
+        <w:rPr>
+          <w:rFonts w:ascii="Times New Roman" w:hAnsi="Times New Roman" w:cs="Times New Roman"/>
+          <w:sz w:val="24"/>
+          <w:szCs w:val="24"/>
+        </w:rPr>
+      </w:pPr>
+    </w:p>
+    <w:p>
+      <w:pPr>
+        <w:rPr>
+          <w:rFonts w:ascii="Times New Roman" w:hAnsi="Times New Roman" w:cs="Times New Roman"/>
+          <w:b/>
+          <w:bCs/>
+          <w:sz w:val="24"/>
+          <w:szCs w:val="24"/>
+        </w:rPr>
+      </w:pPr>
+      <w:r>
+        <w:rPr>
+          <w:rFonts w:ascii="Times New Roman" w:hAnsi="Times New Roman" w:cs="Times New Roman"/>
+          <w:b/>
+          <w:bCs/>
+          <w:sz w:val="24"/>
+          <w:szCs w:val="24"/>
+        </w:rPr>
+        <w:t>Use Case 3: Security Auditing for E-commerce Applications</w:t>
+      </w:r>
+    </w:p>
+    <w:p>
+      <w:pPr>
+        <w:pStyle w:val="ListParagraph"/>
+        <w:numPr>
+          <w:ilvl w:val="0"/>
+          <w:numId w:val="17"/>
+        </w:numPr>
+        <w:rPr>
+          <w:rFonts w:ascii="Times New Roman" w:hAnsi="Times New Roman" w:cs="Times New Roman"/>
+          <w:sz w:val="24"/>
+          <w:szCs w:val="24"/>
+        </w:rPr>
+      </w:pPr>
+      <w:r>
+        <w:rPr>
+          <w:rFonts w:ascii="Times New Roman" w:hAnsi="Times New Roman" w:cs="Times New Roman"/>
+          <w:sz w:val="24"/>
+          <w:szCs w:val="24"/>
+        </w:rPr>
+        <w:t>Scenario: Conducting a comprehensive security audit of an e-commerce Android application.</w:t>
+      </w:r>
+    </w:p>
+    <w:p>
+      <w:pPr>
+        <w:pStyle w:val="ListParagraph"/>
+        <w:numPr>
+          <w:ilvl w:val="0"/>
+          <w:numId w:val="17"/>
+        </w:numPr>
+        <w:rPr>
+          <w:rFonts w:ascii="Times New Roman" w:hAnsi="Times New Roman" w:cs="Times New Roman"/>
+          <w:sz w:val="24"/>
+          <w:szCs w:val="24"/>
+        </w:rPr>
+      </w:pPr>
+      <w:r>
+        <w:rPr>
+          <w:rFonts w:ascii="Times New Roman" w:hAnsi="Times New Roman" w:cs="Times New Roman"/>
+          <w:sz w:val="24"/>
+          <w:szCs w:val="24"/>
+        </w:rPr>
+        <w:t xml:space="preserve">Process: Detailing the steps taken by </w:t>
+      </w:r>
+      <w:proofErr w:type="spellStart"/>
+      <w:r>
+        <w:rPr>
+          <w:rFonts w:ascii="Times New Roman" w:hAnsi="Times New Roman" w:cs="Times New Roman"/>
+          <w:sz w:val="24"/>
+          <w:szCs w:val="24"/>
+        </w:rPr>
+        <w:t>DroidSecAnalytica</w:t>
+      </w:r>
+      <w:proofErr w:type="spellEnd"/>
+      <w:r>
+        <w:rPr>
+          <w:rFonts w:ascii="Times New Roman" w:hAnsi="Times New Roman" w:cs="Times New Roman"/>
+          <w:sz w:val="24"/>
+          <w:szCs w:val="24"/>
+        </w:rPr>
+        <w:t xml:space="preserve"> to assess various security aspects, including payment gateway integration and user data handling.</w:t>
+      </w:r>
+    </w:p>
+    <w:p>
+      <w:pPr>
+        <w:pStyle w:val="ListParagraph"/>
+        <w:numPr>
+          <w:ilvl w:val="0"/>
+          <w:numId w:val="17"/>
+        </w:numPr>
+        <w:rPr>
+          <w:rFonts w:ascii="Times New Roman" w:hAnsi="Times New Roman" w:cs="Times New Roman"/>
+          <w:sz w:val="24"/>
+          <w:szCs w:val="24"/>
+        </w:rPr>
+      </w:pPr>
+      <w:r>
+        <w:rPr>
+          <w:rFonts w:ascii="Times New Roman" w:hAnsi="Times New Roman" w:cs="Times New Roman"/>
+          <w:sz w:val="24"/>
+          <w:szCs w:val="24"/>
+        </w:rPr>
+        <w:t>Outcome: Showcasing the effectiveness of the tool in ensuring a secure shopping experience for users.</w:t>
+      </w:r>
+    </w:p>
+    <w:p>
+      <w:pPr>
+        <w:rPr>
+          <w:rFonts w:ascii="Times New Roman" w:hAnsi="Times New Roman" w:cs="Times New Roman"/>
+          <w:sz w:val="24"/>
+          <w:szCs w:val="24"/>
+        </w:rPr>
+      </w:pPr>
+    </w:p>
+    <w:p>
+      <w:pPr>
+        <w:rPr>
+          <w:rFonts w:ascii="Times New Roman" w:hAnsi="Times New Roman" w:cs="Times New Roman"/>
+          <w:b/>
+          <w:bCs/>
+          <w:sz w:val="24"/>
+          <w:szCs w:val="24"/>
+        </w:rPr>
+      </w:pPr>
+      <w:r>
+        <w:rPr>
+          <w:rFonts w:ascii="Times New Roman" w:hAnsi="Times New Roman" w:cs="Times New Roman"/>
+          <w:b/>
+          <w:bCs/>
+          <w:sz w:val="24"/>
+          <w:szCs w:val="24"/>
+        </w:rPr>
+        <w:t>Use Case 4: Educational Purpose for Cybersecurity Training</w:t>
+      </w:r>
+    </w:p>
+    <w:p>
+      <w:pPr>
+        <w:pStyle w:val="ListParagraph"/>
+        <w:numPr>
+          <w:ilvl w:val="0"/>
+          <w:numId w:val="18"/>
+        </w:numPr>
+        <w:rPr>
+          <w:rFonts w:ascii="Times New Roman" w:hAnsi="Times New Roman" w:cs="Times New Roman"/>
+          <w:sz w:val="24"/>
+          <w:szCs w:val="24"/>
+        </w:rPr>
+      </w:pPr>
+      <w:r>
+        <w:rPr>
+          <w:rFonts w:ascii="Times New Roman" w:hAnsi="Times New Roman" w:cs="Times New Roman"/>
+          <w:sz w:val="24"/>
+          <w:szCs w:val="24"/>
+        </w:rPr>
+        <w:t xml:space="preserve">Scenario: Using </w:t>
+      </w:r>
+      <w:proofErr w:type="spellStart"/>
+      <w:r>
+        <w:rPr>
+          <w:rFonts w:ascii="Times New Roman" w:hAnsi="Times New Roman" w:cs="Times New Roman"/>
+          <w:sz w:val="24"/>
+          <w:szCs w:val="24"/>
+        </w:rPr>
+        <w:t>DroidSecAnalytica</w:t>
+      </w:r>
+      <w:proofErr w:type="spellEnd"/>
+      <w:r>
+        <w:rPr>
+          <w:rFonts w:ascii="Times New Roman" w:hAnsi="Times New Roman" w:cs="Times New Roman"/>
+          <w:sz w:val="24"/>
+          <w:szCs w:val="24"/>
+        </w:rPr>
+        <w:t xml:space="preserve"> as a training tool in cybersecurity courses or workshops.</w:t>
+      </w:r>
+    </w:p>
+    <w:p>
+      <w:pPr>
+        <w:pStyle w:val="ListParagraph"/>
+        <w:numPr>
+          <w:ilvl w:val="0"/>
+          <w:numId w:val="18"/>
+        </w:numPr>
+        <w:rPr>
+          <w:rFonts w:ascii="Times New Roman" w:hAnsi="Times New Roman" w:cs="Times New Roman"/>
+          <w:sz w:val="24"/>
+          <w:szCs w:val="24"/>
+        </w:rPr>
+      </w:pPr>
+      <w:r>
+        <w:rPr>
+          <w:rFonts w:ascii="Times New Roman" w:hAnsi="Times New Roman" w:cs="Times New Roman"/>
+          <w:sz w:val="24"/>
+          <w:szCs w:val="24"/>
+        </w:rPr>
+        <w:t>Process: Discussing how the tool can be used to teach students about Android app vulnerabilities and security practices.</w:t>
+      </w:r>
+    </w:p>
+    <w:p>
+      <w:pPr>
+        <w:pStyle w:val="ListParagraph"/>
+        <w:numPr>
+          <w:ilvl w:val="0"/>
+          <w:numId w:val="18"/>
+        </w:numPr>
+        <w:rPr>
+          <w:rFonts w:ascii="Times New Roman" w:hAnsi="Times New Roman" w:cs="Times New Roman"/>
+          <w:sz w:val="24"/>
+          <w:szCs w:val="24"/>
+        </w:rPr>
+      </w:pPr>
+      <w:r>
+        <w:rPr>
+          <w:rFonts w:ascii="Times New Roman" w:hAnsi="Times New Roman" w:cs="Times New Roman"/>
+          <w:sz w:val="24"/>
+          <w:szCs w:val="24"/>
+        </w:rPr>
+        <w:t>Outcome: Demonstrating the tool’s role in enhancing the learning experience in cybersecurity education.</w:t>
+      </w:r>
+    </w:p>
+    <w:p>
+      <w:pPr>
+        <w:rPr>
+          <w:rFonts w:ascii="Times New Roman" w:hAnsi="Times New Roman" w:cs="Times New Roman"/>
+          <w:sz w:val="24"/>
+          <w:szCs w:val="24"/>
+        </w:rPr>
+      </w:pPr>
+    </w:p>
+    <w:p>
+      <w:pPr>
+        <w:rPr>
+          <w:rFonts w:ascii="Times New Roman" w:hAnsi="Times New Roman" w:cs="Times New Roman"/>
+          <w:b/>
+          <w:bCs/>
+          <w:sz w:val="24"/>
+          <w:szCs w:val="24"/>
+        </w:rPr>
+      </w:pPr>
+      <w:r>
+        <w:rPr>
+          <w:rFonts w:ascii="Times New Roman" w:hAnsi="Times New Roman" w:cs="Times New Roman"/>
+          <w:b/>
+          <w:bCs/>
+          <w:sz w:val="24"/>
+          <w:szCs w:val="24"/>
+        </w:rPr>
+        <w:br w:type="page"/>
+      </w:r>
+    </w:p>
+    <w:p>
+      <w:pPr>
+        <w:jc w:val="center"/>
+        <w:rPr>
+          <w:rFonts w:ascii="Times New Roman" w:hAnsi="Times New Roman" w:cs="Times New Roman"/>
+          <w:b/>
+          <w:bCs/>
+          <w:sz w:val="28"/>
+          <w:szCs w:val="28"/>
+        </w:rPr>
+      </w:pPr>
+      <w:r>
+        <w:rPr>
+          <w:rFonts w:ascii="Times New Roman" w:hAnsi="Times New Roman" w:cs="Times New Roman"/>
+          <w:b/>
+          <w:bCs/>
+          <w:sz w:val="28"/>
+          <w:szCs w:val="28"/>
+        </w:rPr>
+        <w:lastRenderedPageBreak/>
+        <w:t>V</w:t>
+      </w:r>
+      <w:r>
+        <w:rPr>
+          <w:rFonts w:ascii="Times New Roman" w:hAnsi="Times New Roman" w:cs="Times New Roman"/>
+          <w:b/>
+          <w:bCs/>
+          <w:sz w:val="28"/>
+          <w:szCs w:val="28"/>
+        </w:rPr>
+        <w:t>I</w:t>
+      </w:r>
+      <w:r>
+        <w:rPr>
+          <w:rFonts w:ascii="Times New Roman" w:hAnsi="Times New Roman" w:cs="Times New Roman"/>
+          <w:b/>
+          <w:bCs/>
+          <w:sz w:val="28"/>
+          <w:szCs w:val="28"/>
+        </w:rPr>
+        <w:t xml:space="preserve">. </w:t>
+      </w:r>
+      <w:r>
+        <w:rPr>
+          <w:rFonts w:ascii="Times New Roman" w:hAnsi="Times New Roman" w:cs="Times New Roman"/>
+          <w:b/>
+          <w:bCs/>
+          <w:sz w:val="28"/>
+          <w:szCs w:val="28"/>
+        </w:rPr>
         <w:t>Usage Instructions</w:t>
+      </w:r>
+    </w:p>
+    <w:p>
+      <w:pPr>
+        <w:jc w:val="center"/>
+        <w:rPr>
+          <w:rFonts w:ascii="Times New Roman" w:hAnsi="Times New Roman" w:cs="Times New Roman"/>
+          <w:b/>
+          <w:bCs/>
+          <w:sz w:val="28"/>
+          <w:szCs w:val="28"/>
+        </w:rPr>
+      </w:pPr>
+    </w:p>
+    <w:p>
+      <w:pPr>
+        <w:rPr>
+          <w:rFonts w:ascii="Times New Roman" w:hAnsi="Times New Roman" w:cs="Times New Roman"/>
+          <w:b/>
+          <w:bCs/>
+          <w:sz w:val="24"/>
+          <w:szCs w:val="24"/>
+        </w:rPr>
+      </w:pPr>
+      <w:r>
+        <w:rPr>
+          <w:rFonts w:ascii="Times New Roman" w:hAnsi="Times New Roman" w:cs="Times New Roman"/>
+          <w:b/>
+          <w:bCs/>
+          <w:sz w:val="24"/>
+          <w:szCs w:val="24"/>
+        </w:rPr>
+        <w:t>6</w:t>
+      </w:r>
+      <w:r>
+        <w:rPr>
+          <w:rFonts w:ascii="Times New Roman" w:hAnsi="Times New Roman" w:cs="Times New Roman"/>
+          <w:b/>
+          <w:bCs/>
+          <w:sz w:val="24"/>
+          <w:szCs w:val="24"/>
+        </w:rPr>
+        <w:t xml:space="preserve">.1 </w:t>
+      </w:r>
+      <w:r>
+        <w:rPr>
+          <w:rFonts w:ascii="Times New Roman" w:hAnsi="Times New Roman" w:cs="Times New Roman"/>
+          <w:b/>
+          <w:bCs/>
+          <w:sz w:val="24"/>
+          <w:szCs w:val="24"/>
+        </w:rPr>
+        <w:t xml:space="preserve">Running the </w:t>
+      </w:r>
+      <w:r>
+        <w:rPr>
+          <w:rFonts w:ascii="Times New Roman" w:hAnsi="Times New Roman" w:cs="Times New Roman"/>
+          <w:b/>
+          <w:bCs/>
+          <w:sz w:val="24"/>
+          <w:szCs w:val="24"/>
+        </w:rPr>
+        <w:t>A</w:t>
+      </w:r>
+      <w:r>
+        <w:rPr>
+          <w:rFonts w:ascii="Times New Roman" w:hAnsi="Times New Roman" w:cs="Times New Roman"/>
+          <w:b/>
+          <w:bCs/>
+          <w:sz w:val="24"/>
+          <w:szCs w:val="24"/>
+        </w:rPr>
+        <w:t>pplication</w:t>
       </w:r>
     </w:p>
     <w:p>
@@ -1501,11 +2700,15 @@
         </w:numPr>
         <w:rPr>
           <w:rFonts w:ascii="Times New Roman" w:hAnsi="Times New Roman" w:cs="Times New Roman"/>
-        </w:rPr>
-      </w:pPr>
-      <w:r>
-        <w:rPr>
-          <w:rFonts w:ascii="Times New Roman" w:hAnsi="Times New Roman" w:cs="Times New Roman"/>
+          <w:sz w:val="24"/>
+          <w:szCs w:val="24"/>
+        </w:rPr>
+      </w:pPr>
+      <w:r>
+        <w:rPr>
+          <w:rFonts w:ascii="Times New Roman" w:hAnsi="Times New Roman" w:cs="Times New Roman"/>
+          <w:sz w:val="24"/>
+          <w:szCs w:val="24"/>
         </w:rPr>
         <w:t xml:space="preserve">Run </w:t>
       </w:r>
@@ -1514,12 +2717,16 @@
           <w:rFonts w:ascii="Times New Roman" w:hAnsi="Times New Roman" w:cs="Times New Roman"/>
           <w:b/>
           <w:bCs/>
+          <w:sz w:val="24"/>
+          <w:szCs w:val="24"/>
         </w:rPr>
         <w:t>main.py</w:t>
       </w:r>
       <w:r>
         <w:rPr>
           <w:rFonts w:ascii="Times New Roman" w:hAnsi="Times New Roman" w:cs="Times New Roman"/>
+          <w:sz w:val="24"/>
+          <w:szCs w:val="24"/>
         </w:rPr>
         <w:t xml:space="preserve"> to start the application.</w:t>
       </w:r>
@@ -1532,11 +2739,15 @@
         </w:numPr>
         <w:rPr>
           <w:rFonts w:ascii="Times New Roman" w:hAnsi="Times New Roman" w:cs="Times New Roman"/>
-        </w:rPr>
-      </w:pPr>
-      <w:r>
-        <w:rPr>
-          <w:rFonts w:ascii="Times New Roman" w:hAnsi="Times New Roman" w:cs="Times New Roman"/>
+          <w:sz w:val="24"/>
+          <w:szCs w:val="24"/>
+        </w:rPr>
+      </w:pPr>
+      <w:r>
+        <w:rPr>
+          <w:rFonts w:ascii="Times New Roman" w:hAnsi="Times New Roman" w:cs="Times New Roman"/>
+          <w:sz w:val="24"/>
+          <w:szCs w:val="24"/>
         </w:rPr>
         <w:t>Use the main menu to navigate between different functionalities.</w:t>
       </w:r>
@@ -1551,11 +2762,15 @@
           <w:rFonts w:ascii="Times New Roman" w:hAnsi="Times New Roman" w:cs="Times New Roman"/>
           <w:b/>
           <w:bCs/>
-        </w:rPr>
-      </w:pPr>
-      <w:r>
-        <w:rPr>
-          <w:rFonts w:ascii="Times New Roman" w:hAnsi="Times New Roman" w:cs="Times New Roman"/>
+          <w:sz w:val="24"/>
+          <w:szCs w:val="24"/>
+        </w:rPr>
+      </w:pPr>
+      <w:r>
+        <w:rPr>
+          <w:rFonts w:ascii="Times New Roman" w:hAnsi="Times New Roman" w:cs="Times New Roman"/>
+          <w:sz w:val="24"/>
+          <w:szCs w:val="24"/>
         </w:rPr>
         <w:t>Follow on-screen prompts for specific actions like analyzing an APK or viewing database information.</w:t>
       </w:r>
@@ -1566,22 +2781,48 @@
           <w:rFonts w:ascii="Times New Roman" w:hAnsi="Times New Roman" w:cs="Times New Roman"/>
           <w:b/>
           <w:bCs/>
-        </w:rPr>
-      </w:pPr>
-    </w:p>
-    <w:p>
-      <w:pPr>
-        <w:rPr>
-          <w:rFonts w:ascii="Times New Roman" w:hAnsi="Times New Roman" w:cs="Times New Roman"/>
-          <w:b/>
-          <w:bCs/>
-        </w:rPr>
-      </w:pPr>
-      <w:r>
-        <w:rPr>
-          <w:rFonts w:ascii="Times New Roman" w:hAnsi="Times New Roman" w:cs="Times New Roman"/>
-          <w:b/>
-          <w:bCs/>
+          <w:sz w:val="24"/>
+          <w:szCs w:val="24"/>
+        </w:rPr>
+      </w:pPr>
+    </w:p>
+    <w:p>
+      <w:pPr>
+        <w:rPr>
+          <w:rFonts w:ascii="Times New Roman" w:hAnsi="Times New Roman" w:cs="Times New Roman"/>
+          <w:b/>
+          <w:bCs/>
+          <w:sz w:val="24"/>
+          <w:szCs w:val="24"/>
+        </w:rPr>
+      </w:pPr>
+      <w:r>
+        <w:rPr>
+          <w:rFonts w:ascii="Times New Roman" w:hAnsi="Times New Roman" w:cs="Times New Roman"/>
+          <w:b/>
+          <w:bCs/>
+          <w:sz w:val="24"/>
+          <w:szCs w:val="24"/>
+        </w:rPr>
+        <w:t>6</w:t>
+      </w:r>
+      <w:r>
+        <w:rPr>
+          <w:rFonts w:ascii="Times New Roman" w:hAnsi="Times New Roman" w:cs="Times New Roman"/>
+          <w:b/>
+          <w:bCs/>
+          <w:sz w:val="24"/>
+          <w:szCs w:val="24"/>
+        </w:rPr>
+        <w:t xml:space="preserve">.2 </w:t>
+      </w:r>
+      <w:r>
+        <w:rPr>
+          <w:rFonts w:ascii="Times New Roman" w:hAnsi="Times New Roman" w:cs="Times New Roman"/>
+          <w:b/>
+          <w:bCs/>
+          <w:sz w:val="24"/>
+          <w:szCs w:val="24"/>
         </w:rPr>
         <w:t>Troubleshooting and Support</w:t>
       </w:r>
@@ -1594,11 +2835,15 @@
         </w:numPr>
         <w:rPr>
           <w:rFonts w:ascii="Times New Roman" w:hAnsi="Times New Roman" w:cs="Times New Roman"/>
-        </w:rPr>
-      </w:pPr>
-      <w:r>
-        <w:rPr>
-          <w:rFonts w:ascii="Times New Roman" w:hAnsi="Times New Roman" w:cs="Times New Roman"/>
+          <w:sz w:val="24"/>
+          <w:szCs w:val="24"/>
+        </w:rPr>
+      </w:pPr>
+      <w:r>
+        <w:rPr>
+          <w:rFonts w:ascii="Times New Roman" w:hAnsi="Times New Roman" w:cs="Times New Roman"/>
+          <w:sz w:val="24"/>
+          <w:szCs w:val="24"/>
         </w:rPr>
         <w:t>Ensure all dependencies are correctly installed.</w:t>
       </w:r>
@@ -1611,11 +2856,15 @@
         </w:numPr>
         <w:rPr>
           <w:rFonts w:ascii="Times New Roman" w:hAnsi="Times New Roman" w:cs="Times New Roman"/>
-        </w:rPr>
-      </w:pPr>
-      <w:r>
-        <w:rPr>
-          <w:rFonts w:ascii="Times New Roman" w:hAnsi="Times New Roman" w:cs="Times New Roman"/>
+          <w:sz w:val="24"/>
+          <w:szCs w:val="24"/>
+        </w:rPr>
+      </w:pPr>
+      <w:r>
+        <w:rPr>
+          <w:rFonts w:ascii="Times New Roman" w:hAnsi="Times New Roman" w:cs="Times New Roman"/>
+          <w:sz w:val="24"/>
+          <w:szCs w:val="24"/>
         </w:rPr>
         <w:t xml:space="preserve">Check the </w:t>
       </w:r>
@@ -1624,12 +2873,16 @@
           <w:rFonts w:ascii="Times New Roman" w:hAnsi="Times New Roman" w:cs="Times New Roman"/>
           <w:b/>
           <w:bCs/>
+          <w:sz w:val="24"/>
+          <w:szCs w:val="24"/>
         </w:rPr>
         <w:t>logs</w:t>
       </w:r>
       <w:r>
         <w:rPr>
           <w:rFonts w:ascii="Times New Roman" w:hAnsi="Times New Roman" w:cs="Times New Roman"/>
+          <w:sz w:val="24"/>
+          <w:szCs w:val="24"/>
         </w:rPr>
         <w:t xml:space="preserve"> directory for error logs and troubleshooting information.</w:t>
       </w:r>
@@ -1642,11 +2895,15 @@
         </w:numPr>
         <w:rPr>
           <w:rFonts w:ascii="Times New Roman" w:hAnsi="Times New Roman" w:cs="Times New Roman"/>
-        </w:rPr>
-      </w:pPr>
-      <w:r>
-        <w:rPr>
-          <w:rFonts w:ascii="Times New Roman" w:hAnsi="Times New Roman" w:cs="Times New Roman"/>
+          <w:sz w:val="24"/>
+          <w:szCs w:val="24"/>
+        </w:rPr>
+      </w:pPr>
+      <w:r>
+        <w:rPr>
+          <w:rFonts w:ascii="Times New Roman" w:hAnsi="Times New Roman" w:cs="Times New Roman"/>
+          <w:sz w:val="24"/>
+          <w:szCs w:val="24"/>
         </w:rPr>
         <w:t>For additional support, contact [Support Email].</w:t>
       </w:r>
@@ -1657,22 +2914,48 @@
           <w:rFonts w:ascii="Times New Roman" w:hAnsi="Times New Roman" w:cs="Times New Roman"/>
           <w:b/>
           <w:bCs/>
-        </w:rPr>
-      </w:pPr>
-    </w:p>
-    <w:p>
-      <w:pPr>
-        <w:rPr>
-          <w:rFonts w:ascii="Times New Roman" w:hAnsi="Times New Roman" w:cs="Times New Roman"/>
-          <w:b/>
-          <w:bCs/>
-        </w:rPr>
-      </w:pPr>
-      <w:r>
-        <w:rPr>
-          <w:rFonts w:ascii="Times New Roman" w:hAnsi="Times New Roman" w:cs="Times New Roman"/>
-          <w:b/>
-          <w:bCs/>
+          <w:sz w:val="24"/>
+          <w:szCs w:val="24"/>
+        </w:rPr>
+      </w:pPr>
+    </w:p>
+    <w:p>
+      <w:pPr>
+        <w:rPr>
+          <w:rFonts w:ascii="Times New Roman" w:hAnsi="Times New Roman" w:cs="Times New Roman"/>
+          <w:b/>
+          <w:bCs/>
+          <w:sz w:val="24"/>
+          <w:szCs w:val="24"/>
+        </w:rPr>
+      </w:pPr>
+      <w:r>
+        <w:rPr>
+          <w:rFonts w:ascii="Times New Roman" w:hAnsi="Times New Roman" w:cs="Times New Roman"/>
+          <w:b/>
+          <w:bCs/>
+          <w:sz w:val="24"/>
+          <w:szCs w:val="24"/>
+        </w:rPr>
+        <w:t>6</w:t>
+      </w:r>
+      <w:r>
+        <w:rPr>
+          <w:rFonts w:ascii="Times New Roman" w:hAnsi="Times New Roman" w:cs="Times New Roman"/>
+          <w:b/>
+          <w:bCs/>
+          <w:sz w:val="24"/>
+          <w:szCs w:val="24"/>
+        </w:rPr>
+        <w:t xml:space="preserve">.3 </w:t>
+      </w:r>
+      <w:r>
+        <w:rPr>
+          <w:rFonts w:ascii="Times New Roman" w:hAnsi="Times New Roman" w:cs="Times New Roman"/>
+          <w:b/>
+          <w:bCs/>
+          <w:sz w:val="24"/>
+          <w:szCs w:val="24"/>
         </w:rPr>
         <w:t>Future Work and Enhancements</w:t>
       </w:r>
@@ -1685,11 +2968,15 @@
         </w:numPr>
         <w:rPr>
           <w:rFonts w:ascii="Times New Roman" w:hAnsi="Times New Roman" w:cs="Times New Roman"/>
-        </w:rPr>
-      </w:pPr>
-      <w:r>
-        <w:rPr>
-          <w:rFonts w:ascii="Times New Roman" w:hAnsi="Times New Roman" w:cs="Times New Roman"/>
+          <w:sz w:val="24"/>
+          <w:szCs w:val="24"/>
+        </w:rPr>
+      </w:pPr>
+      <w:r>
+        <w:rPr>
+          <w:rFonts w:ascii="Times New Roman" w:hAnsi="Times New Roman" w:cs="Times New Roman"/>
+          <w:sz w:val="24"/>
+          <w:szCs w:val="24"/>
         </w:rPr>
         <w:t>Integration with external malware databases for enhanced analysis.</w:t>
       </w:r>
@@ -1702,11 +2989,15 @@
         </w:numPr>
         <w:rPr>
           <w:rFonts w:ascii="Times New Roman" w:hAnsi="Times New Roman" w:cs="Times New Roman"/>
-        </w:rPr>
-      </w:pPr>
-      <w:r>
-        <w:rPr>
-          <w:rFonts w:ascii="Times New Roman" w:hAnsi="Times New Roman" w:cs="Times New Roman"/>
+          <w:sz w:val="24"/>
+          <w:szCs w:val="24"/>
+        </w:rPr>
+      </w:pPr>
+      <w:r>
+        <w:rPr>
+          <w:rFonts w:ascii="Times New Roman" w:hAnsi="Times New Roman" w:cs="Times New Roman"/>
+          <w:sz w:val="24"/>
+          <w:szCs w:val="24"/>
         </w:rPr>
         <w:t>Implementing machine learning for predictive analysis of APKs.</w:t>
       </w:r>
@@ -1717,22 +3008,81 @@
           <w:rFonts w:ascii="Times New Roman" w:hAnsi="Times New Roman" w:cs="Times New Roman"/>
           <w:b/>
           <w:bCs/>
-        </w:rPr>
-      </w:pPr>
-    </w:p>
-    <w:p>
-      <w:pPr>
-        <w:rPr>
-          <w:rFonts w:ascii="Times New Roman" w:hAnsi="Times New Roman" w:cs="Times New Roman"/>
-          <w:b/>
-          <w:bCs/>
-        </w:rPr>
-      </w:pPr>
-      <w:r>
-        <w:rPr>
-          <w:rFonts w:ascii="Times New Roman" w:hAnsi="Times New Roman" w:cs="Times New Roman"/>
-          <w:b/>
-          <w:bCs/>
+          <w:sz w:val="24"/>
+          <w:szCs w:val="24"/>
+        </w:rPr>
+      </w:pPr>
+    </w:p>
+    <w:p>
+      <w:pPr>
+        <w:rPr>
+          <w:rFonts w:ascii="Times New Roman" w:hAnsi="Times New Roman" w:cs="Times New Roman"/>
+          <w:b/>
+          <w:bCs/>
+          <w:sz w:val="28"/>
+          <w:szCs w:val="28"/>
+        </w:rPr>
+      </w:pPr>
+      <w:r>
+        <w:rPr>
+          <w:rFonts w:ascii="Times New Roman" w:hAnsi="Times New Roman" w:cs="Times New Roman"/>
+          <w:b/>
+          <w:bCs/>
+          <w:sz w:val="28"/>
+          <w:szCs w:val="28"/>
+        </w:rPr>
+        <w:br w:type="page"/>
+      </w:r>
+    </w:p>
+    <w:p>
+      <w:pPr>
+        <w:jc w:val="center"/>
+        <w:rPr>
+          <w:rFonts w:ascii="Times New Roman" w:hAnsi="Times New Roman" w:cs="Times New Roman"/>
+          <w:b/>
+          <w:bCs/>
+          <w:sz w:val="28"/>
+          <w:szCs w:val="28"/>
+        </w:rPr>
+      </w:pPr>
+      <w:r>
+        <w:rPr>
+          <w:rFonts w:ascii="Times New Roman" w:hAnsi="Times New Roman" w:cs="Times New Roman"/>
+          <w:b/>
+          <w:bCs/>
+          <w:sz w:val="28"/>
+          <w:szCs w:val="28"/>
+        </w:rPr>
+        <w:lastRenderedPageBreak/>
+        <w:t>V</w:t>
+      </w:r>
+      <w:r>
+        <w:rPr>
+          <w:rFonts w:ascii="Times New Roman" w:hAnsi="Times New Roman" w:cs="Times New Roman"/>
+          <w:b/>
+          <w:bCs/>
+          <w:sz w:val="28"/>
+          <w:szCs w:val="28"/>
+        </w:rPr>
+        <w:t>I</w:t>
+      </w:r>
+      <w:r>
+        <w:rPr>
+          <w:rFonts w:ascii="Times New Roman" w:hAnsi="Times New Roman" w:cs="Times New Roman"/>
+          <w:b/>
+          <w:bCs/>
+          <w:sz w:val="28"/>
+          <w:szCs w:val="28"/>
+        </w:rPr>
+        <w:t xml:space="preserve">I. </w:t>
+      </w:r>
+      <w:r>
+        <w:rPr>
+          <w:rFonts w:ascii="Times New Roman" w:hAnsi="Times New Roman" w:cs="Times New Roman"/>
+          <w:b/>
+          <w:bCs/>
+          <w:sz w:val="28"/>
+          <w:szCs w:val="28"/>
         </w:rPr>
         <w:t>Contributing</w:t>
       </w:r>
@@ -1741,54 +3091,113 @@
       <w:pPr>
         <w:rPr>
           <w:rFonts w:ascii="Times New Roman" w:hAnsi="Times New Roman" w:cs="Times New Roman"/>
-        </w:rPr>
-      </w:pPr>
-      <w:r>
-        <w:rPr>
-          <w:rFonts w:ascii="Times New Roman" w:hAnsi="Times New Roman" w:cs="Times New Roman"/>
-        </w:rPr>
-        <w:t>We welcome contributions to DroidSecAnalytica from the community. Whether you're a seasoned developer or just starting out, your contributions are valuable in making DroidSecAnalytica a more robust and effective tool for Android security analysis.</w:t>
-      </w:r>
-    </w:p>
-    <w:p>
-      <w:pPr>
-        <w:rPr>
-          <w:rFonts w:ascii="Times New Roman" w:hAnsi="Times New Roman" w:cs="Times New Roman"/>
-        </w:rPr>
-      </w:pPr>
-    </w:p>
-    <w:p>
-      <w:pPr>
-        <w:rPr>
-          <w:rFonts w:ascii="Times New Roman" w:hAnsi="Times New Roman" w:cs="Times New Roman"/>
-          <w:b/>
-          <w:bCs/>
-        </w:rPr>
-      </w:pPr>
-      <w:r>
-        <w:rPr>
-          <w:rFonts w:ascii="Times New Roman" w:hAnsi="Times New Roman" w:cs="Times New Roman"/>
-          <w:b/>
-          <w:bCs/>
-        </w:rPr>
-        <w:br w:type="page"/>
-      </w:r>
-    </w:p>
-    <w:p>
-      <w:pPr>
-        <w:rPr>
-          <w:rFonts w:ascii="Times New Roman" w:hAnsi="Times New Roman" w:cs="Times New Roman"/>
-          <w:b/>
-          <w:bCs/>
-        </w:rPr>
-      </w:pPr>
-      <w:r>
-        <w:rPr>
-          <w:rFonts w:ascii="Times New Roman" w:hAnsi="Times New Roman" w:cs="Times New Roman"/>
-          <w:b/>
-          <w:bCs/>
-        </w:rPr>
-        <w:lastRenderedPageBreak/>
+          <w:sz w:val="24"/>
+          <w:szCs w:val="24"/>
+        </w:rPr>
+      </w:pPr>
+    </w:p>
+    <w:p>
+      <w:pPr>
+        <w:rPr>
+          <w:rFonts w:ascii="Times New Roman" w:hAnsi="Times New Roman" w:cs="Times New Roman"/>
+          <w:sz w:val="24"/>
+          <w:szCs w:val="24"/>
+        </w:rPr>
+      </w:pPr>
+      <w:r>
+        <w:rPr>
+          <w:rFonts w:ascii="Times New Roman" w:hAnsi="Times New Roman" w:cs="Times New Roman"/>
+          <w:sz w:val="24"/>
+          <w:szCs w:val="24"/>
+        </w:rPr>
+        <w:t xml:space="preserve">We welcome contributions to </w:t>
+      </w:r>
+      <w:proofErr w:type="spellStart"/>
+      <w:r>
+        <w:rPr>
+          <w:rFonts w:ascii="Times New Roman" w:hAnsi="Times New Roman" w:cs="Times New Roman"/>
+          <w:sz w:val="24"/>
+          <w:szCs w:val="24"/>
+        </w:rPr>
+        <w:t>DroidSecAnalytica</w:t>
+      </w:r>
+      <w:proofErr w:type="spellEnd"/>
+      <w:r>
+        <w:rPr>
+          <w:rFonts w:ascii="Times New Roman" w:hAnsi="Times New Roman" w:cs="Times New Roman"/>
+          <w:sz w:val="24"/>
+          <w:szCs w:val="24"/>
+        </w:rPr>
+        <w:t xml:space="preserve"> from the community. Whether you're a seasoned developer or just starting out, your contributions are valuable in making </w:t>
+      </w:r>
+      <w:proofErr w:type="spellStart"/>
+      <w:r>
+        <w:rPr>
+          <w:rFonts w:ascii="Times New Roman" w:hAnsi="Times New Roman" w:cs="Times New Roman"/>
+          <w:sz w:val="24"/>
+          <w:szCs w:val="24"/>
+        </w:rPr>
+        <w:t>DroidSecAnalytica</w:t>
+      </w:r>
+      <w:proofErr w:type="spellEnd"/>
+      <w:r>
+        <w:rPr>
+          <w:rFonts w:ascii="Times New Roman" w:hAnsi="Times New Roman" w:cs="Times New Roman"/>
+          <w:sz w:val="24"/>
+          <w:szCs w:val="24"/>
+        </w:rPr>
+        <w:t xml:space="preserve"> a more robust and effective tool for Android security analysis.</w:t>
+      </w:r>
+    </w:p>
+    <w:p>
+      <w:pPr>
+        <w:rPr>
+          <w:rFonts w:ascii="Times New Roman" w:hAnsi="Times New Roman" w:cs="Times New Roman"/>
+          <w:b/>
+          <w:bCs/>
+          <w:sz w:val="24"/>
+          <w:szCs w:val="24"/>
+        </w:rPr>
+      </w:pPr>
+    </w:p>
+    <w:p>
+      <w:pPr>
+        <w:rPr>
+          <w:rFonts w:ascii="Times New Roman" w:hAnsi="Times New Roman" w:cs="Times New Roman"/>
+          <w:b/>
+          <w:bCs/>
+          <w:sz w:val="24"/>
+          <w:szCs w:val="24"/>
+        </w:rPr>
+      </w:pPr>
+      <w:r>
+        <w:rPr>
+          <w:rFonts w:ascii="Times New Roman" w:hAnsi="Times New Roman" w:cs="Times New Roman"/>
+          <w:b/>
+          <w:bCs/>
+          <w:sz w:val="24"/>
+          <w:szCs w:val="24"/>
+        </w:rPr>
+        <w:t>7</w:t>
+      </w:r>
+      <w:r>
+        <w:rPr>
+          <w:rFonts w:ascii="Times New Roman" w:hAnsi="Times New Roman" w:cs="Times New Roman"/>
+          <w:b/>
+          <w:bCs/>
+          <w:sz w:val="24"/>
+          <w:szCs w:val="24"/>
+        </w:rPr>
+        <w:t xml:space="preserve">.1 </w:t>
+      </w:r>
+      <w:r>
+        <w:rPr>
+          <w:rFonts w:ascii="Times New Roman" w:hAnsi="Times New Roman" w:cs="Times New Roman"/>
+          <w:b/>
+          <w:bCs/>
+          <w:sz w:val="24"/>
+          <w:szCs w:val="24"/>
+        </w:rPr>
         <w:t>How to Contribute</w:t>
       </w:r>
     </w:p>
@@ -1801,19 +3210,25 @@
         </w:numPr>
         <w:rPr>
           <w:rFonts w:ascii="Times New Roman" w:hAnsi="Times New Roman" w:cs="Times New Roman"/>
-        </w:rPr>
-      </w:pPr>
-      <w:r>
-        <w:rPr>
-          <w:rFonts w:ascii="Times New Roman" w:hAnsi="Times New Roman" w:cs="Times New Roman"/>
-          <w:b/>
-          <w:bCs/>
+          <w:sz w:val="24"/>
+          <w:szCs w:val="24"/>
+        </w:rPr>
+      </w:pPr>
+      <w:r>
+        <w:rPr>
+          <w:rFonts w:ascii="Times New Roman" w:hAnsi="Times New Roman" w:cs="Times New Roman"/>
+          <w:b/>
+          <w:bCs/>
+          <w:sz w:val="24"/>
+          <w:szCs w:val="24"/>
         </w:rPr>
         <w:t>Familiarize with the Project:</w:t>
       </w:r>
       <w:r>
         <w:rPr>
           <w:rFonts w:ascii="Times New Roman" w:hAnsi="Times New Roman" w:cs="Times New Roman"/>
+          <w:sz w:val="24"/>
+          <w:szCs w:val="24"/>
         </w:rPr>
         <w:t xml:space="preserve"> Start by reading the documentation, understanding the codebase, and setting up the development environment on your local machine.</w:t>
       </w:r>
@@ -1827,19 +3242,25 @@
         </w:numPr>
         <w:rPr>
           <w:rFonts w:ascii="Times New Roman" w:hAnsi="Times New Roman" w:cs="Times New Roman"/>
-        </w:rPr>
-      </w:pPr>
-      <w:r>
-        <w:rPr>
-          <w:rFonts w:ascii="Times New Roman" w:hAnsi="Times New Roman" w:cs="Times New Roman"/>
-          <w:b/>
-          <w:bCs/>
+          <w:sz w:val="24"/>
+          <w:szCs w:val="24"/>
+        </w:rPr>
+      </w:pPr>
+      <w:r>
+        <w:rPr>
+          <w:rFonts w:ascii="Times New Roman" w:hAnsi="Times New Roman" w:cs="Times New Roman"/>
+          <w:b/>
+          <w:bCs/>
+          <w:sz w:val="24"/>
+          <w:szCs w:val="24"/>
         </w:rPr>
         <w:t>Find an Issue:</w:t>
       </w:r>
       <w:r>
         <w:rPr>
           <w:rFonts w:ascii="Times New Roman" w:hAnsi="Times New Roman" w:cs="Times New Roman"/>
+          <w:sz w:val="24"/>
+          <w:szCs w:val="24"/>
         </w:rPr>
         <w:t xml:space="preserve"> Look through the open issues on our GitHub repository. If you're new to the project, you might want to start with an issue labeled "good first issue".</w:t>
       </w:r>
@@ -1853,21 +3274,45 @@
         </w:numPr>
         <w:rPr>
           <w:rFonts w:ascii="Times New Roman" w:hAnsi="Times New Roman" w:cs="Times New Roman"/>
-        </w:rPr>
-      </w:pPr>
-      <w:r>
-        <w:rPr>
-          <w:rFonts w:ascii="Times New Roman" w:hAnsi="Times New Roman" w:cs="Times New Roman"/>
-          <w:b/>
-          <w:bCs/>
+          <w:sz w:val="24"/>
+          <w:szCs w:val="24"/>
+        </w:rPr>
+      </w:pPr>
+      <w:r>
+        <w:rPr>
+          <w:rFonts w:ascii="Times New Roman" w:hAnsi="Times New Roman" w:cs="Times New Roman"/>
+          <w:b/>
+          <w:bCs/>
+          <w:sz w:val="24"/>
+          <w:szCs w:val="24"/>
         </w:rPr>
         <w:t>Fork and Clone:</w:t>
       </w:r>
       <w:r>
         <w:rPr>
           <w:rFonts w:ascii="Times New Roman" w:hAnsi="Times New Roman" w:cs="Times New Roman"/>
-        </w:rPr>
-        <w:t xml:space="preserve"> Fork the DroidSecAnalytica repository and clone your fork to your local machine.</w:t>
+          <w:sz w:val="24"/>
+          <w:szCs w:val="24"/>
+        </w:rPr>
+        <w:t xml:space="preserve"> Fork the </w:t>
+      </w:r>
+      <w:proofErr w:type="spellStart"/>
+      <w:r>
+        <w:rPr>
+          <w:rFonts w:ascii="Times New Roman" w:hAnsi="Times New Roman" w:cs="Times New Roman"/>
+          <w:sz w:val="24"/>
+          <w:szCs w:val="24"/>
+        </w:rPr>
+        <w:t>DroidSecAnalytica</w:t>
+      </w:r>
+      <w:proofErr w:type="spellEnd"/>
+      <w:r>
+        <w:rPr>
+          <w:rFonts w:ascii="Times New Roman" w:hAnsi="Times New Roman" w:cs="Times New Roman"/>
+          <w:sz w:val="24"/>
+          <w:szCs w:val="24"/>
+        </w:rPr>
+        <w:t xml:space="preserve"> repository and clone your fork to your local machine.</w:t>
       </w:r>
     </w:p>
     <w:p>
@@ -1879,19 +3324,25 @@
         </w:numPr>
         <w:rPr>
           <w:rFonts w:ascii="Times New Roman" w:hAnsi="Times New Roman" w:cs="Times New Roman"/>
-        </w:rPr>
-      </w:pPr>
-      <w:r>
-        <w:rPr>
-          <w:rFonts w:ascii="Times New Roman" w:hAnsi="Times New Roman" w:cs="Times New Roman"/>
-          <w:b/>
-          <w:bCs/>
+          <w:sz w:val="24"/>
+          <w:szCs w:val="24"/>
+        </w:rPr>
+      </w:pPr>
+      <w:r>
+        <w:rPr>
+          <w:rFonts w:ascii="Times New Roman" w:hAnsi="Times New Roman" w:cs="Times New Roman"/>
+          <w:b/>
+          <w:bCs/>
+          <w:sz w:val="24"/>
+          <w:szCs w:val="24"/>
         </w:rPr>
         <w:t>Create a Branch:</w:t>
       </w:r>
       <w:r>
         <w:rPr>
           <w:rFonts w:ascii="Times New Roman" w:hAnsi="Times New Roman" w:cs="Times New Roman"/>
+          <w:sz w:val="24"/>
+          <w:szCs w:val="24"/>
         </w:rPr>
         <w:t xml:space="preserve"> Create a new branch in your fork for your contribution. Use a clear and descriptive name for your branch.</w:t>
       </w:r>
@@ -1905,19 +3356,25 @@
         </w:numPr>
         <w:rPr>
           <w:rFonts w:ascii="Times New Roman" w:hAnsi="Times New Roman" w:cs="Times New Roman"/>
-        </w:rPr>
-      </w:pPr>
-      <w:r>
-        <w:rPr>
-          <w:rFonts w:ascii="Times New Roman" w:hAnsi="Times New Roman" w:cs="Times New Roman"/>
-          <w:b/>
-          <w:bCs/>
+          <w:sz w:val="24"/>
+          <w:szCs w:val="24"/>
+        </w:rPr>
+      </w:pPr>
+      <w:r>
+        <w:rPr>
+          <w:rFonts w:ascii="Times New Roman" w:hAnsi="Times New Roman" w:cs="Times New Roman"/>
+          <w:b/>
+          <w:bCs/>
+          <w:sz w:val="24"/>
+          <w:szCs w:val="24"/>
         </w:rPr>
         <w:t>Make Changes:</w:t>
       </w:r>
       <w:r>
         <w:rPr>
           <w:rFonts w:ascii="Times New Roman" w:hAnsi="Times New Roman" w:cs="Times New Roman"/>
+          <w:sz w:val="24"/>
+          <w:szCs w:val="24"/>
         </w:rPr>
         <w:t xml:space="preserve"> Work on the issue in your branch. Make sure you adhere to the coding standards and write clean, maintainable code.</w:t>
       </w:r>
@@ -1931,19 +3388,25 @@
         </w:numPr>
         <w:rPr>
           <w:rFonts w:ascii="Times New Roman" w:hAnsi="Times New Roman" w:cs="Times New Roman"/>
-        </w:rPr>
-      </w:pPr>
-      <w:r>
-        <w:rPr>
-          <w:rFonts w:ascii="Times New Roman" w:hAnsi="Times New Roman" w:cs="Times New Roman"/>
-          <w:b/>
-          <w:bCs/>
+          <w:sz w:val="24"/>
+          <w:szCs w:val="24"/>
+        </w:rPr>
+      </w:pPr>
+      <w:r>
+        <w:rPr>
+          <w:rFonts w:ascii="Times New Roman" w:hAnsi="Times New Roman" w:cs="Times New Roman"/>
+          <w:b/>
+          <w:bCs/>
+          <w:sz w:val="24"/>
+          <w:szCs w:val="24"/>
         </w:rPr>
         <w:t>Test Your Changes:</w:t>
       </w:r>
       <w:r>
         <w:rPr>
           <w:rFonts w:ascii="Times New Roman" w:hAnsi="Times New Roman" w:cs="Times New Roman"/>
+          <w:sz w:val="24"/>
+          <w:szCs w:val="24"/>
         </w:rPr>
         <w:t xml:space="preserve"> Before submitting your changes, thoroughly test them to ensure they work correctly and don’t introduce new issues.</w:t>
       </w:r>
@@ -1957,19 +3420,25 @@
         </w:numPr>
         <w:rPr>
           <w:rFonts w:ascii="Times New Roman" w:hAnsi="Times New Roman" w:cs="Times New Roman"/>
-        </w:rPr>
-      </w:pPr>
-      <w:r>
-        <w:rPr>
-          <w:rFonts w:ascii="Times New Roman" w:hAnsi="Times New Roman" w:cs="Times New Roman"/>
-          <w:b/>
-          <w:bCs/>
+          <w:sz w:val="24"/>
+          <w:szCs w:val="24"/>
+        </w:rPr>
+      </w:pPr>
+      <w:r>
+        <w:rPr>
+          <w:rFonts w:ascii="Times New Roman" w:hAnsi="Times New Roman" w:cs="Times New Roman"/>
+          <w:b/>
+          <w:bCs/>
+          <w:sz w:val="24"/>
+          <w:szCs w:val="24"/>
         </w:rPr>
         <w:t>Commit Your Changes:</w:t>
       </w:r>
       <w:r>
         <w:rPr>
           <w:rFonts w:ascii="Times New Roman" w:hAnsi="Times New Roman" w:cs="Times New Roman"/>
+          <w:sz w:val="24"/>
+          <w:szCs w:val="24"/>
         </w:rPr>
         <w:t xml:space="preserve"> Commit your changes with a clear and concise commit message, following any commit message guidelines specified in the project.</w:t>
       </w:r>
@@ -1983,43 +3452,93 @@
         </w:numPr>
         <w:rPr>
           <w:rFonts w:ascii="Times New Roman" w:hAnsi="Times New Roman" w:cs="Times New Roman"/>
-        </w:rPr>
-      </w:pPr>
-      <w:r>
-        <w:rPr>
-          <w:rFonts w:ascii="Times New Roman" w:hAnsi="Times New Roman" w:cs="Times New Roman"/>
-          <w:b/>
-          <w:bCs/>
+          <w:sz w:val="24"/>
+          <w:szCs w:val="24"/>
+        </w:rPr>
+      </w:pPr>
+      <w:r>
+        <w:rPr>
+          <w:rFonts w:ascii="Times New Roman" w:hAnsi="Times New Roman" w:cs="Times New Roman"/>
+          <w:b/>
+          <w:bCs/>
+          <w:sz w:val="24"/>
+          <w:szCs w:val="24"/>
         </w:rPr>
         <w:t>Submit a Pull Request:</w:t>
       </w:r>
       <w:r>
         <w:rPr>
           <w:rFonts w:ascii="Times New Roman" w:hAnsi="Times New Roman" w:cs="Times New Roman"/>
-        </w:rPr>
-        <w:t xml:space="preserve"> Push your changes to your fork and submit a pull request to the main DroidSecAnalytica repository. In your pull request description, explain your changes and link to the issue you're addressing.</w:t>
-      </w:r>
-    </w:p>
-    <w:p>
-      <w:pPr>
-        <w:rPr>
-          <w:rFonts w:ascii="Times New Roman" w:hAnsi="Times New Roman" w:cs="Times New Roman"/>
-        </w:rPr>
-      </w:pPr>
-    </w:p>
-    <w:p>
-      <w:pPr>
-        <w:rPr>
-          <w:rFonts w:ascii="Times New Roman" w:hAnsi="Times New Roman" w:cs="Times New Roman"/>
-          <w:b/>
-          <w:bCs/>
-        </w:rPr>
-      </w:pPr>
-      <w:r>
-        <w:rPr>
-          <w:rFonts w:ascii="Times New Roman" w:hAnsi="Times New Roman" w:cs="Times New Roman"/>
-          <w:b/>
-          <w:bCs/>
+          <w:sz w:val="24"/>
+          <w:szCs w:val="24"/>
+        </w:rPr>
+        <w:t xml:space="preserve"> Push your changes to your fork and submit a pull request to the main </w:t>
+      </w:r>
+      <w:proofErr w:type="spellStart"/>
+      <w:r>
+        <w:rPr>
+          <w:rFonts w:ascii="Times New Roman" w:hAnsi="Times New Roman" w:cs="Times New Roman"/>
+          <w:sz w:val="24"/>
+          <w:szCs w:val="24"/>
+        </w:rPr>
+        <w:t>DroidSecAnalytica</w:t>
+      </w:r>
+      <w:proofErr w:type="spellEnd"/>
+      <w:r>
+        <w:rPr>
+          <w:rFonts w:ascii="Times New Roman" w:hAnsi="Times New Roman" w:cs="Times New Roman"/>
+          <w:sz w:val="24"/>
+          <w:szCs w:val="24"/>
+        </w:rPr>
+        <w:t xml:space="preserve"> repository. In your pull request description, explain your changes and link to the issue you're addressing.</w:t>
+      </w:r>
+    </w:p>
+    <w:p>
+      <w:pPr>
+        <w:rPr>
+          <w:rFonts w:ascii="Times New Roman" w:hAnsi="Times New Roman" w:cs="Times New Roman"/>
+          <w:sz w:val="24"/>
+          <w:szCs w:val="24"/>
+        </w:rPr>
+      </w:pPr>
+    </w:p>
+    <w:p>
+      <w:pPr>
+        <w:rPr>
+          <w:rFonts w:ascii="Times New Roman" w:hAnsi="Times New Roman" w:cs="Times New Roman"/>
+          <w:b/>
+          <w:bCs/>
+          <w:sz w:val="24"/>
+          <w:szCs w:val="24"/>
+        </w:rPr>
+      </w:pPr>
+      <w:r>
+        <w:rPr>
+          <w:rFonts w:ascii="Times New Roman" w:hAnsi="Times New Roman" w:cs="Times New Roman"/>
+          <w:b/>
+          <w:bCs/>
+          <w:sz w:val="24"/>
+          <w:szCs w:val="24"/>
+        </w:rPr>
+        <w:t>7</w:t>
+      </w:r>
+      <w:r>
+        <w:rPr>
+          <w:rFonts w:ascii="Times New Roman" w:hAnsi="Times New Roman" w:cs="Times New Roman"/>
+          <w:b/>
+          <w:bCs/>
+          <w:sz w:val="24"/>
+          <w:szCs w:val="24"/>
+        </w:rPr>
+        <w:t xml:space="preserve">.2 </w:t>
+      </w:r>
+      <w:r>
+        <w:rPr>
+          <w:rFonts w:ascii="Times New Roman" w:hAnsi="Times New Roman" w:cs="Times New Roman"/>
+          <w:b/>
+          <w:bCs/>
+          <w:sz w:val="24"/>
+          <w:szCs w:val="24"/>
         </w:rPr>
         <w:t>Review Process</w:t>
       </w:r>
@@ -2028,11 +3547,15 @@
       <w:pPr>
         <w:rPr>
           <w:rFonts w:ascii="Times New Roman" w:hAnsi="Times New Roman" w:cs="Times New Roman"/>
-        </w:rPr>
-      </w:pPr>
-      <w:r>
-        <w:rPr>
-          <w:rFonts w:ascii="Times New Roman" w:hAnsi="Times New Roman" w:cs="Times New Roman"/>
+          <w:sz w:val="24"/>
+          <w:szCs w:val="24"/>
+        </w:rPr>
+      </w:pPr>
+      <w:r>
+        <w:rPr>
+          <w:rFonts w:ascii="Times New Roman" w:hAnsi="Times New Roman" w:cs="Times New Roman"/>
+          <w:sz w:val="24"/>
+          <w:szCs w:val="24"/>
         </w:rPr>
         <w:t>Once you submit your pull request, maintainers will review your contribution. They might suggest changes or improvements. Be receptive to feedback and make necessary updates to your pull request if requested.</w:t>
       </w:r>
@@ -2041,22 +3564,48 @@
       <w:pPr>
         <w:rPr>
           <w:rFonts w:ascii="Times New Roman" w:hAnsi="Times New Roman" w:cs="Times New Roman"/>
-        </w:rPr>
-      </w:pPr>
-    </w:p>
-    <w:p>
-      <w:pPr>
-        <w:rPr>
-          <w:rFonts w:ascii="Times New Roman" w:hAnsi="Times New Roman" w:cs="Times New Roman"/>
-          <w:b/>
-          <w:bCs/>
-        </w:rPr>
-      </w:pPr>
-      <w:r>
-        <w:rPr>
-          <w:rFonts w:ascii="Times New Roman" w:hAnsi="Times New Roman" w:cs="Times New Roman"/>
-          <w:b/>
-          <w:bCs/>
+          <w:sz w:val="24"/>
+          <w:szCs w:val="24"/>
+        </w:rPr>
+      </w:pPr>
+    </w:p>
+    <w:p>
+      <w:pPr>
+        <w:rPr>
+          <w:rFonts w:ascii="Times New Roman" w:hAnsi="Times New Roman" w:cs="Times New Roman"/>
+          <w:b/>
+          <w:bCs/>
+          <w:sz w:val="24"/>
+          <w:szCs w:val="24"/>
+        </w:rPr>
+      </w:pPr>
+      <w:r>
+        <w:rPr>
+          <w:rFonts w:ascii="Times New Roman" w:hAnsi="Times New Roman" w:cs="Times New Roman"/>
+          <w:b/>
+          <w:bCs/>
+          <w:sz w:val="24"/>
+          <w:szCs w:val="24"/>
+        </w:rPr>
+        <w:t>7</w:t>
+      </w:r>
+      <w:r>
+        <w:rPr>
+          <w:rFonts w:ascii="Times New Roman" w:hAnsi="Times New Roman" w:cs="Times New Roman"/>
+          <w:b/>
+          <w:bCs/>
+          <w:sz w:val="24"/>
+          <w:szCs w:val="24"/>
+        </w:rPr>
+        <w:t xml:space="preserve">.3 </w:t>
+      </w:r>
+      <w:r>
+        <w:rPr>
+          <w:rFonts w:ascii="Times New Roman" w:hAnsi="Times New Roman" w:cs="Times New Roman"/>
+          <w:b/>
+          <w:bCs/>
+          <w:sz w:val="24"/>
+          <w:szCs w:val="24"/>
         </w:rPr>
         <w:t>Questions and Support</w:t>
       </w:r>
@@ -2065,11 +3614,15 @@
       <w:pPr>
         <w:rPr>
           <w:rFonts w:ascii="Times New Roman" w:hAnsi="Times New Roman" w:cs="Times New Roman"/>
-        </w:rPr>
-      </w:pPr>
-      <w:r>
-        <w:rPr>
-          <w:rFonts w:ascii="Times New Roman" w:hAnsi="Times New Roman" w:cs="Times New Roman"/>
+          <w:sz w:val="24"/>
+          <w:szCs w:val="24"/>
+        </w:rPr>
+      </w:pPr>
+      <w:r>
+        <w:rPr>
+          <w:rFonts w:ascii="Times New Roman" w:hAnsi="Times New Roman" w:cs="Times New Roman"/>
+          <w:sz w:val="24"/>
+          <w:szCs w:val="24"/>
         </w:rPr>
         <w:t>If you have questions or need help with your contribution, feel free to reach out to the community through our GitHub Discussions or contact the project maintainers directly.</w:t>
       </w:r>
@@ -2349,6 +3902,119 @@
     </w:lvl>
   </w:abstractNum>
   <w:abstractNum w:abstractNumId="2" w15:restartNumberingAfterBreak="0">
+    <w:nsid w:val="12AB6298"/>
+    <w:multiLevelType w:val="hybridMultilevel"/>
+    <w:tmpl w:val="4E4048CA"/>
+    <w:lvl w:ilvl="0" w:tplc="04090001">
+      <w:start w:val="1"/>
+      <w:numFmt w:val="bullet"/>
+      <w:lvlText w:val=""/>
+      <w:lvlJc w:val="left"/>
+      <w:pPr>
+        <w:ind w:left="720" w:hanging="360"/>
+      </w:pPr>
+      <w:rPr>
+        <w:rFonts w:ascii="Symbol" w:hAnsi="Symbol" w:hint="default"/>
+      </w:rPr>
+    </w:lvl>
+    <w:lvl w:ilvl="1" w:tplc="04090003" w:tentative="1">
+      <w:start w:val="1"/>
+      <w:numFmt w:val="bullet"/>
+      <w:lvlText w:val="o"/>
+      <w:lvlJc w:val="left"/>
+      <w:pPr>
+        <w:ind w:left="1440" w:hanging="360"/>
+      </w:pPr>
+      <w:rPr>
+        <w:rFonts w:ascii="Courier New" w:hAnsi="Courier New" w:cs="Courier New" w:hint="default"/>
+      </w:rPr>
+    </w:lvl>
+    <w:lvl w:ilvl="2" w:tplc="04090005" w:tentative="1">
+      <w:start w:val="1"/>
+      <w:numFmt w:val="bullet"/>
+      <w:lvlText w:val=""/>
+      <w:lvlJc w:val="left"/>
+      <w:pPr>
+        <w:ind w:left="2160" w:hanging="360"/>
+      </w:pPr>
+      <w:rPr>
+        <w:rFonts w:ascii="Wingdings" w:hAnsi="Wingdings" w:hint="default"/>
+      </w:rPr>
+    </w:lvl>
+    <w:lvl w:ilvl="3" w:tplc="04090001" w:tentative="1">
+      <w:start w:val="1"/>
+      <w:numFmt w:val="bullet"/>
+      <w:lvlText w:val=""/>
+      <w:lvlJc w:val="left"/>
+      <w:pPr>
+        <w:ind w:left="2880" w:hanging="360"/>
+      </w:pPr>
+      <w:rPr>
+        <w:rFonts w:ascii="Symbol" w:hAnsi="Symbol" w:hint="default"/>
+      </w:rPr>
+    </w:lvl>
+    <w:lvl w:ilvl="4" w:tplc="04090003" w:tentative="1">
+      <w:start w:val="1"/>
+      <w:numFmt w:val="bullet"/>
+      <w:lvlText w:val="o"/>
+      <w:lvlJc w:val="left"/>
+      <w:pPr>
+        <w:ind w:left="3600" w:hanging="360"/>
+      </w:pPr>
+      <w:rPr>
+        <w:rFonts w:ascii="Courier New" w:hAnsi="Courier New" w:cs="Courier New" w:hint="default"/>
+      </w:rPr>
+    </w:lvl>
+    <w:lvl w:ilvl="5" w:tplc="04090005" w:tentative="1">
+      <w:start w:val="1"/>
+      <w:numFmt w:val="bullet"/>
+      <w:lvlText w:val=""/>
+      <w:lvlJc w:val="left"/>
+      <w:pPr>
+        <w:ind w:left="4320" w:hanging="360"/>
+      </w:pPr>
+      <w:rPr>
+        <w:rFonts w:ascii="Wingdings" w:hAnsi="Wingdings" w:hint="default"/>
+      </w:rPr>
+    </w:lvl>
+    <w:lvl w:ilvl="6" w:tplc="04090001" w:tentative="1">
+      <w:start w:val="1"/>
+      <w:numFmt w:val="bullet"/>
+      <w:lvlText w:val=""/>
+      <w:lvlJc w:val="left"/>
+      <w:pPr>
+        <w:ind w:left="5040" w:hanging="360"/>
+      </w:pPr>
+      <w:rPr>
+        <w:rFonts w:ascii="Symbol" w:hAnsi="Symbol" w:hint="default"/>
+      </w:rPr>
+    </w:lvl>
+    <w:lvl w:ilvl="7" w:tplc="04090003" w:tentative="1">
+      <w:start w:val="1"/>
+      <w:numFmt w:val="bullet"/>
+      <w:lvlText w:val="o"/>
+      <w:lvlJc w:val="left"/>
+      <w:pPr>
+        <w:ind w:left="5760" w:hanging="360"/>
+      </w:pPr>
+      <w:rPr>
+        <w:rFonts w:ascii="Courier New" w:hAnsi="Courier New" w:cs="Courier New" w:hint="default"/>
+      </w:rPr>
+    </w:lvl>
+    <w:lvl w:ilvl="8" w:tplc="04090005" w:tentative="1">
+      <w:start w:val="1"/>
+      <w:numFmt w:val="bullet"/>
+      <w:lvlText w:val=""/>
+      <w:lvlJc w:val="left"/>
+      <w:pPr>
+        <w:ind w:left="6480" w:hanging="360"/>
+      </w:pPr>
+      <w:rPr>
+        <w:rFonts w:ascii="Wingdings" w:hAnsi="Wingdings" w:hint="default"/>
+      </w:rPr>
+    </w:lvl>
+  </w:abstractNum>
+  <w:abstractNum w:abstractNumId="3" w15:restartNumberingAfterBreak="0">
     <w:nsid w:val="1CDB3161"/>
     <w:multiLevelType w:val="multilevel"/>
     <w:tmpl w:val="04C67E16"/>
@@ -2497,7 +4163,7 @@
       </w:rPr>
     </w:lvl>
   </w:abstractNum>
-  <w:abstractNum w:abstractNumId="3" w15:restartNumberingAfterBreak="0">
+  <w:abstractNum w:abstractNumId="4" w15:restartNumberingAfterBreak="0">
     <w:nsid w:val="262B7F8A"/>
     <w:multiLevelType w:val="multilevel"/>
     <w:tmpl w:val="6596875A"/>
@@ -2646,7 +4312,120 @@
       </w:rPr>
     </w:lvl>
   </w:abstractNum>
-  <w:abstractNum w:abstractNumId="4" w15:restartNumberingAfterBreak="0">
+  <w:abstractNum w:abstractNumId="5" w15:restartNumberingAfterBreak="0">
+    <w:nsid w:val="2AE55F7D"/>
+    <w:multiLevelType w:val="hybridMultilevel"/>
+    <w:tmpl w:val="2E68D544"/>
+    <w:lvl w:ilvl="0" w:tplc="04090001">
+      <w:start w:val="1"/>
+      <w:numFmt w:val="bullet"/>
+      <w:lvlText w:val=""/>
+      <w:lvlJc w:val="left"/>
+      <w:pPr>
+        <w:ind w:left="720" w:hanging="360"/>
+      </w:pPr>
+      <w:rPr>
+        <w:rFonts w:ascii="Symbol" w:hAnsi="Symbol" w:hint="default"/>
+      </w:rPr>
+    </w:lvl>
+    <w:lvl w:ilvl="1" w:tplc="04090003" w:tentative="1">
+      <w:start w:val="1"/>
+      <w:numFmt w:val="bullet"/>
+      <w:lvlText w:val="o"/>
+      <w:lvlJc w:val="left"/>
+      <w:pPr>
+        <w:ind w:left="1440" w:hanging="360"/>
+      </w:pPr>
+      <w:rPr>
+        <w:rFonts w:ascii="Courier New" w:hAnsi="Courier New" w:cs="Courier New" w:hint="default"/>
+      </w:rPr>
+    </w:lvl>
+    <w:lvl w:ilvl="2" w:tplc="04090005" w:tentative="1">
+      <w:start w:val="1"/>
+      <w:numFmt w:val="bullet"/>
+      <w:lvlText w:val=""/>
+      <w:lvlJc w:val="left"/>
+      <w:pPr>
+        <w:ind w:left="2160" w:hanging="360"/>
+      </w:pPr>
+      <w:rPr>
+        <w:rFonts w:ascii="Wingdings" w:hAnsi="Wingdings" w:hint="default"/>
+      </w:rPr>
+    </w:lvl>
+    <w:lvl w:ilvl="3" w:tplc="04090001" w:tentative="1">
+      <w:start w:val="1"/>
+      <w:numFmt w:val="bullet"/>
+      <w:lvlText w:val=""/>
+      <w:lvlJc w:val="left"/>
+      <w:pPr>
+        <w:ind w:left="2880" w:hanging="360"/>
+      </w:pPr>
+      <w:rPr>
+        <w:rFonts w:ascii="Symbol" w:hAnsi="Symbol" w:hint="default"/>
+      </w:rPr>
+    </w:lvl>
+    <w:lvl w:ilvl="4" w:tplc="04090003" w:tentative="1">
+      <w:start w:val="1"/>
+      <w:numFmt w:val="bullet"/>
+      <w:lvlText w:val="o"/>
+      <w:lvlJc w:val="left"/>
+      <w:pPr>
+        <w:ind w:left="3600" w:hanging="360"/>
+      </w:pPr>
+      <w:rPr>
+        <w:rFonts w:ascii="Courier New" w:hAnsi="Courier New" w:cs="Courier New" w:hint="default"/>
+      </w:rPr>
+    </w:lvl>
+    <w:lvl w:ilvl="5" w:tplc="04090005" w:tentative="1">
+      <w:start w:val="1"/>
+      <w:numFmt w:val="bullet"/>
+      <w:lvlText w:val=""/>
+      <w:lvlJc w:val="left"/>
+      <w:pPr>
+        <w:ind w:left="4320" w:hanging="360"/>
+      </w:pPr>
+      <w:rPr>
+        <w:rFonts w:ascii="Wingdings" w:hAnsi="Wingdings" w:hint="default"/>
+      </w:rPr>
+    </w:lvl>
+    <w:lvl w:ilvl="6" w:tplc="04090001" w:tentative="1">
+      <w:start w:val="1"/>
+      <w:numFmt w:val="bullet"/>
+      <w:lvlText w:val=""/>
+      <w:lvlJc w:val="left"/>
+      <w:pPr>
+        <w:ind w:left="5040" w:hanging="360"/>
+      </w:pPr>
+      <w:rPr>
+        <w:rFonts w:ascii="Symbol" w:hAnsi="Symbol" w:hint="default"/>
+      </w:rPr>
+    </w:lvl>
+    <w:lvl w:ilvl="7" w:tplc="04090003" w:tentative="1">
+      <w:start w:val="1"/>
+      <w:numFmt w:val="bullet"/>
+      <w:lvlText w:val="o"/>
+      <w:lvlJc w:val="left"/>
+      <w:pPr>
+        <w:ind w:left="5760" w:hanging="360"/>
+      </w:pPr>
+      <w:rPr>
+        <w:rFonts w:ascii="Courier New" w:hAnsi="Courier New" w:cs="Courier New" w:hint="default"/>
+      </w:rPr>
+    </w:lvl>
+    <w:lvl w:ilvl="8" w:tplc="04090005" w:tentative="1">
+      <w:start w:val="1"/>
+      <w:numFmt w:val="bullet"/>
+      <w:lvlText w:val=""/>
+      <w:lvlJc w:val="left"/>
+      <w:pPr>
+        <w:ind w:left="6480" w:hanging="360"/>
+      </w:pPr>
+      <w:rPr>
+        <w:rFonts w:ascii="Wingdings" w:hAnsi="Wingdings" w:hint="default"/>
+      </w:rPr>
+    </w:lvl>
+  </w:abstractNum>
+  <w:abstractNum w:abstractNumId="6" w15:restartNumberingAfterBreak="0">
     <w:nsid w:val="3A503EBF"/>
     <w:multiLevelType w:val="multilevel"/>
     <w:tmpl w:val="CE7E3D3C"/>
@@ -2795,7 +4574,7 @@
       </w:rPr>
     </w:lvl>
   </w:abstractNum>
-  <w:abstractNum w:abstractNumId="5" w15:restartNumberingAfterBreak="0">
+  <w:abstractNum w:abstractNumId="7" w15:restartNumberingAfterBreak="0">
     <w:nsid w:val="3C170DF6"/>
     <w:multiLevelType w:val="multilevel"/>
     <w:tmpl w:val="AF480494"/>
@@ -2944,7 +4723,7 @@
       </w:rPr>
     </w:lvl>
   </w:abstractNum>
-  <w:abstractNum w:abstractNumId="6" w15:restartNumberingAfterBreak="0">
+  <w:abstractNum w:abstractNumId="8" w15:restartNumberingAfterBreak="0">
     <w:nsid w:val="3E630E3B"/>
     <w:multiLevelType w:val="hybridMultilevel"/>
     <w:tmpl w:val="5CEE8AFE"/>
@@ -3057,7 +4836,7 @@
       </w:rPr>
     </w:lvl>
   </w:abstractNum>
-  <w:abstractNum w:abstractNumId="7" w15:restartNumberingAfterBreak="0">
+  <w:abstractNum w:abstractNumId="9" w15:restartNumberingAfterBreak="0">
     <w:nsid w:val="43333D79"/>
     <w:multiLevelType w:val="multilevel"/>
     <w:tmpl w:val="01EE708C"/>
@@ -3206,7 +4985,233 @@
       </w:rPr>
     </w:lvl>
   </w:abstractNum>
-  <w:abstractNum w:abstractNumId="8" w15:restartNumberingAfterBreak="0">
+  <w:abstractNum w:abstractNumId="10" w15:restartNumberingAfterBreak="0">
+    <w:nsid w:val="494343B5"/>
+    <w:multiLevelType w:val="hybridMultilevel"/>
+    <w:tmpl w:val="96942324"/>
+    <w:lvl w:ilvl="0" w:tplc="04090001">
+      <w:start w:val="1"/>
+      <w:numFmt w:val="bullet"/>
+      <w:lvlText w:val=""/>
+      <w:lvlJc w:val="left"/>
+      <w:pPr>
+        <w:ind w:left="720" w:hanging="360"/>
+      </w:pPr>
+      <w:rPr>
+        <w:rFonts w:ascii="Symbol" w:hAnsi="Symbol" w:hint="default"/>
+      </w:rPr>
+    </w:lvl>
+    <w:lvl w:ilvl="1" w:tplc="04090003" w:tentative="1">
+      <w:start w:val="1"/>
+      <w:numFmt w:val="bullet"/>
+      <w:lvlText w:val="o"/>
+      <w:lvlJc w:val="left"/>
+      <w:pPr>
+        <w:ind w:left="1440" w:hanging="360"/>
+      </w:pPr>
+      <w:rPr>
+        <w:rFonts w:ascii="Courier New" w:hAnsi="Courier New" w:cs="Courier New" w:hint="default"/>
+      </w:rPr>
+    </w:lvl>
+    <w:lvl w:ilvl="2" w:tplc="04090005" w:tentative="1">
+      <w:start w:val="1"/>
+      <w:numFmt w:val="bullet"/>
+      <w:lvlText w:val=""/>
+      <w:lvlJc w:val="left"/>
+      <w:pPr>
+        <w:ind w:left="2160" w:hanging="360"/>
+      </w:pPr>
+      <w:rPr>
+        <w:rFonts w:ascii="Wingdings" w:hAnsi="Wingdings" w:hint="default"/>
+      </w:rPr>
+    </w:lvl>
+    <w:lvl w:ilvl="3" w:tplc="04090001" w:tentative="1">
+      <w:start w:val="1"/>
+      <w:numFmt w:val="bullet"/>
+      <w:lvlText w:val=""/>
+      <w:lvlJc w:val="left"/>
+      <w:pPr>
+        <w:ind w:left="2880" w:hanging="360"/>
+      </w:pPr>
+      <w:rPr>
+        <w:rFonts w:ascii="Symbol" w:hAnsi="Symbol" w:hint="default"/>
+      </w:rPr>
+    </w:lvl>
+    <w:lvl w:ilvl="4" w:tplc="04090003" w:tentative="1">
+      <w:start w:val="1"/>
+      <w:numFmt w:val="bullet"/>
+      <w:lvlText w:val="o"/>
+      <w:lvlJc w:val="left"/>
+      <w:pPr>
+        <w:ind w:left="3600" w:hanging="360"/>
+      </w:pPr>
+      <w:rPr>
+        <w:rFonts w:ascii="Courier New" w:hAnsi="Courier New" w:cs="Courier New" w:hint="default"/>
+      </w:rPr>
+    </w:lvl>
+    <w:lvl w:ilvl="5" w:tplc="04090005" w:tentative="1">
+      <w:start w:val="1"/>
+      <w:numFmt w:val="bullet"/>
+      <w:lvlText w:val=""/>
+      <w:lvlJc w:val="left"/>
+      <w:pPr>
+        <w:ind w:left="4320" w:hanging="360"/>
+      </w:pPr>
+      <w:rPr>
+        <w:rFonts w:ascii="Wingdings" w:hAnsi="Wingdings" w:hint="default"/>
+      </w:rPr>
+    </w:lvl>
+    <w:lvl w:ilvl="6" w:tplc="04090001" w:tentative="1">
+      <w:start w:val="1"/>
+      <w:numFmt w:val="bullet"/>
+      <w:lvlText w:val=""/>
+      <w:lvlJc w:val="left"/>
+      <w:pPr>
+        <w:ind w:left="5040" w:hanging="360"/>
+      </w:pPr>
+      <w:rPr>
+        <w:rFonts w:ascii="Symbol" w:hAnsi="Symbol" w:hint="default"/>
+      </w:rPr>
+    </w:lvl>
+    <w:lvl w:ilvl="7" w:tplc="04090003" w:tentative="1">
+      <w:start w:val="1"/>
+      <w:numFmt w:val="bullet"/>
+      <w:lvlText w:val="o"/>
+      <w:lvlJc w:val="left"/>
+      <w:pPr>
+        <w:ind w:left="5760" w:hanging="360"/>
+      </w:pPr>
+      <w:rPr>
+        <w:rFonts w:ascii="Courier New" w:hAnsi="Courier New" w:cs="Courier New" w:hint="default"/>
+      </w:rPr>
+    </w:lvl>
+    <w:lvl w:ilvl="8" w:tplc="04090005" w:tentative="1">
+      <w:start w:val="1"/>
+      <w:numFmt w:val="bullet"/>
+      <w:lvlText w:val=""/>
+      <w:lvlJc w:val="left"/>
+      <w:pPr>
+        <w:ind w:left="6480" w:hanging="360"/>
+      </w:pPr>
+      <w:rPr>
+        <w:rFonts w:ascii="Wingdings" w:hAnsi="Wingdings" w:hint="default"/>
+      </w:rPr>
+    </w:lvl>
+  </w:abstractNum>
+  <w:abstractNum w:abstractNumId="11" w15:restartNumberingAfterBreak="0">
+    <w:nsid w:val="4B9D1AD8"/>
+    <w:multiLevelType w:val="hybridMultilevel"/>
+    <w:tmpl w:val="0D62A458"/>
+    <w:lvl w:ilvl="0" w:tplc="04090001">
+      <w:start w:val="1"/>
+      <w:numFmt w:val="bullet"/>
+      <w:lvlText w:val=""/>
+      <w:lvlJc w:val="left"/>
+      <w:pPr>
+        <w:ind w:left="720" w:hanging="360"/>
+      </w:pPr>
+      <w:rPr>
+        <w:rFonts w:ascii="Symbol" w:hAnsi="Symbol" w:hint="default"/>
+      </w:rPr>
+    </w:lvl>
+    <w:lvl w:ilvl="1" w:tplc="04090003" w:tentative="1">
+      <w:start w:val="1"/>
+      <w:numFmt w:val="bullet"/>
+      <w:lvlText w:val="o"/>
+      <w:lvlJc w:val="left"/>
+      <w:pPr>
+        <w:ind w:left="1440" w:hanging="360"/>
+      </w:pPr>
+      <w:rPr>
+        <w:rFonts w:ascii="Courier New" w:hAnsi="Courier New" w:cs="Courier New" w:hint="default"/>
+      </w:rPr>
+    </w:lvl>
+    <w:lvl w:ilvl="2" w:tplc="04090005" w:tentative="1">
+      <w:start w:val="1"/>
+      <w:numFmt w:val="bullet"/>
+      <w:lvlText w:val=""/>
+      <w:lvlJc w:val="left"/>
+      <w:pPr>
+        <w:ind w:left="2160" w:hanging="360"/>
+      </w:pPr>
+      <w:rPr>
+        <w:rFonts w:ascii="Wingdings" w:hAnsi="Wingdings" w:hint="default"/>
+      </w:rPr>
+    </w:lvl>
+    <w:lvl w:ilvl="3" w:tplc="04090001" w:tentative="1">
+      <w:start w:val="1"/>
+      <w:numFmt w:val="bullet"/>
+      <w:lvlText w:val=""/>
+      <w:lvlJc w:val="left"/>
+      <w:pPr>
+        <w:ind w:left="2880" w:hanging="360"/>
+      </w:pPr>
+      <w:rPr>
+        <w:rFonts w:ascii="Symbol" w:hAnsi="Symbol" w:hint="default"/>
+      </w:rPr>
+    </w:lvl>
+    <w:lvl w:ilvl="4" w:tplc="04090003" w:tentative="1">
+      <w:start w:val="1"/>
+      <w:numFmt w:val="bullet"/>
+      <w:lvlText w:val="o"/>
+      <w:lvlJc w:val="left"/>
+      <w:pPr>
+        <w:ind w:left="3600" w:hanging="360"/>
+      </w:pPr>
+      <w:rPr>
+        <w:rFonts w:ascii="Courier New" w:hAnsi="Courier New" w:cs="Courier New" w:hint="default"/>
+      </w:rPr>
+    </w:lvl>
+    <w:lvl w:ilvl="5" w:tplc="04090005" w:tentative="1">
+      <w:start w:val="1"/>
+      <w:numFmt w:val="bullet"/>
+      <w:lvlText w:val=""/>
+      <w:lvlJc w:val="left"/>
+      <w:pPr>
+        <w:ind w:left="4320" w:hanging="360"/>
+      </w:pPr>
+      <w:rPr>
+        <w:rFonts w:ascii="Wingdings" w:hAnsi="Wingdings" w:hint="default"/>
+      </w:rPr>
+    </w:lvl>
+    <w:lvl w:ilvl="6" w:tplc="04090001" w:tentative="1">
+      <w:start w:val="1"/>
+      <w:numFmt w:val="bullet"/>
+      <w:lvlText w:val=""/>
+      <w:lvlJc w:val="left"/>
+      <w:pPr>
+        <w:ind w:left="5040" w:hanging="360"/>
+      </w:pPr>
+      <w:rPr>
+        <w:rFonts w:ascii="Symbol" w:hAnsi="Symbol" w:hint="default"/>
+      </w:rPr>
+    </w:lvl>
+    <w:lvl w:ilvl="7" w:tplc="04090003" w:tentative="1">
+      <w:start w:val="1"/>
+      <w:numFmt w:val="bullet"/>
+      <w:lvlText w:val="o"/>
+      <w:lvlJc w:val="left"/>
+      <w:pPr>
+        <w:ind w:left="5760" w:hanging="360"/>
+      </w:pPr>
+      <w:rPr>
+        <w:rFonts w:ascii="Courier New" w:hAnsi="Courier New" w:cs="Courier New" w:hint="default"/>
+      </w:rPr>
+    </w:lvl>
+    <w:lvl w:ilvl="8" w:tplc="04090005" w:tentative="1">
+      <w:start w:val="1"/>
+      <w:numFmt w:val="bullet"/>
+      <w:lvlText w:val=""/>
+      <w:lvlJc w:val="left"/>
+      <w:pPr>
+        <w:ind w:left="6480" w:hanging="360"/>
+      </w:pPr>
+      <w:rPr>
+        <w:rFonts w:ascii="Wingdings" w:hAnsi="Wingdings" w:hint="default"/>
+      </w:rPr>
+    </w:lvl>
+  </w:abstractNum>
+  <w:abstractNum w:abstractNumId="12" w15:restartNumberingAfterBreak="0">
     <w:nsid w:val="4F3D14E6"/>
     <w:multiLevelType w:val="multilevel"/>
     <w:tmpl w:val="DFAC7D56"/>
@@ -3355,7 +5360,120 @@
       </w:rPr>
     </w:lvl>
   </w:abstractNum>
-  <w:abstractNum w:abstractNumId="9" w15:restartNumberingAfterBreak="0">
+  <w:abstractNum w:abstractNumId="13" w15:restartNumberingAfterBreak="0">
+    <w:nsid w:val="61461175"/>
+    <w:multiLevelType w:val="hybridMultilevel"/>
+    <w:tmpl w:val="BF825736"/>
+    <w:lvl w:ilvl="0" w:tplc="04090001">
+      <w:start w:val="1"/>
+      <w:numFmt w:val="bullet"/>
+      <w:lvlText w:val=""/>
+      <w:lvlJc w:val="left"/>
+      <w:pPr>
+        <w:ind w:left="720" w:hanging="360"/>
+      </w:pPr>
+      <w:rPr>
+        <w:rFonts w:ascii="Symbol" w:hAnsi="Symbol" w:hint="default"/>
+      </w:rPr>
+    </w:lvl>
+    <w:lvl w:ilvl="1" w:tplc="04090003" w:tentative="1">
+      <w:start w:val="1"/>
+      <w:numFmt w:val="bullet"/>
+      <w:lvlText w:val="o"/>
+      <w:lvlJc w:val="left"/>
+      <w:pPr>
+        <w:ind w:left="1440" w:hanging="360"/>
+      </w:pPr>
+      <w:rPr>
+        <w:rFonts w:ascii="Courier New" w:hAnsi="Courier New" w:cs="Courier New" w:hint="default"/>
+      </w:rPr>
+    </w:lvl>
+    <w:lvl w:ilvl="2" w:tplc="04090005" w:tentative="1">
+      <w:start w:val="1"/>
+      <w:numFmt w:val="bullet"/>
+      <w:lvlText w:val=""/>
+      <w:lvlJc w:val="left"/>
+      <w:pPr>
+        <w:ind w:left="2160" w:hanging="360"/>
+      </w:pPr>
+      <w:rPr>
+        <w:rFonts w:ascii="Wingdings" w:hAnsi="Wingdings" w:hint="default"/>
+      </w:rPr>
+    </w:lvl>
+    <w:lvl w:ilvl="3" w:tplc="04090001" w:tentative="1">
+      <w:start w:val="1"/>
+      <w:numFmt w:val="bullet"/>
+      <w:lvlText w:val=""/>
+      <w:lvlJc w:val="left"/>
+      <w:pPr>
+        <w:ind w:left="2880" w:hanging="360"/>
+      </w:pPr>
+      <w:rPr>
+        <w:rFonts w:ascii="Symbol" w:hAnsi="Symbol" w:hint="default"/>
+      </w:rPr>
+    </w:lvl>
+    <w:lvl w:ilvl="4" w:tplc="04090003" w:tentative="1">
+      <w:start w:val="1"/>
+      <w:numFmt w:val="bullet"/>
+      <w:lvlText w:val="o"/>
+      <w:lvlJc w:val="left"/>
+      <w:pPr>
+        <w:ind w:left="3600" w:hanging="360"/>
+      </w:pPr>
+      <w:rPr>
+        <w:rFonts w:ascii="Courier New" w:hAnsi="Courier New" w:cs="Courier New" w:hint="default"/>
+      </w:rPr>
+    </w:lvl>
+    <w:lvl w:ilvl="5" w:tplc="04090005" w:tentative="1">
+      <w:start w:val="1"/>
+      <w:numFmt w:val="bullet"/>
+      <w:lvlText w:val=""/>
+      <w:lvlJc w:val="left"/>
+      <w:pPr>
+        <w:ind w:left="4320" w:hanging="360"/>
+      </w:pPr>
+      <w:rPr>
+        <w:rFonts w:ascii="Wingdings" w:hAnsi="Wingdings" w:hint="default"/>
+      </w:rPr>
+    </w:lvl>
+    <w:lvl w:ilvl="6" w:tplc="04090001" w:tentative="1">
+      <w:start w:val="1"/>
+      <w:numFmt w:val="bullet"/>
+      <w:lvlText w:val=""/>
+      <w:lvlJc w:val="left"/>
+      <w:pPr>
+        <w:ind w:left="5040" w:hanging="360"/>
+      </w:pPr>
+      <w:rPr>
+        <w:rFonts w:ascii="Symbol" w:hAnsi="Symbol" w:hint="default"/>
+      </w:rPr>
+    </w:lvl>
+    <w:lvl w:ilvl="7" w:tplc="04090003" w:tentative="1">
+      <w:start w:val="1"/>
+      <w:numFmt w:val="bullet"/>
+      <w:lvlText w:val="o"/>
+      <w:lvlJc w:val="left"/>
+      <w:pPr>
+        <w:ind w:left="5760" w:hanging="360"/>
+      </w:pPr>
+      <w:rPr>
+        <w:rFonts w:ascii="Courier New" w:hAnsi="Courier New" w:cs="Courier New" w:hint="default"/>
+      </w:rPr>
+    </w:lvl>
+    <w:lvl w:ilvl="8" w:tplc="04090005" w:tentative="1">
+      <w:start w:val="1"/>
+      <w:numFmt w:val="bullet"/>
+      <w:lvlText w:val=""/>
+      <w:lvlJc w:val="left"/>
+      <w:pPr>
+        <w:ind w:left="6480" w:hanging="360"/>
+      </w:pPr>
+      <w:rPr>
+        <w:rFonts w:ascii="Wingdings" w:hAnsi="Wingdings" w:hint="default"/>
+      </w:rPr>
+    </w:lvl>
+  </w:abstractNum>
+  <w:abstractNum w:abstractNumId="14" w15:restartNumberingAfterBreak="0">
     <w:nsid w:val="63086697"/>
     <w:multiLevelType w:val="hybridMultilevel"/>
     <w:tmpl w:val="E572FF72"/>
@@ -3468,7 +5586,7 @@
       </w:rPr>
     </w:lvl>
   </w:abstractNum>
-  <w:abstractNum w:abstractNumId="10" w15:restartNumberingAfterBreak="0">
+  <w:abstractNum w:abstractNumId="15" w15:restartNumberingAfterBreak="0">
     <w:nsid w:val="672014CD"/>
     <w:multiLevelType w:val="multilevel"/>
     <w:tmpl w:val="4CA0F7DE"/>
@@ -3617,7 +5735,120 @@
       </w:rPr>
     </w:lvl>
   </w:abstractNum>
-  <w:abstractNum w:abstractNumId="11" w15:restartNumberingAfterBreak="0">
+  <w:abstractNum w:abstractNumId="16" w15:restartNumberingAfterBreak="0">
+    <w:nsid w:val="67810E04"/>
+    <w:multiLevelType w:val="hybridMultilevel"/>
+    <w:tmpl w:val="AE1007E2"/>
+    <w:lvl w:ilvl="0" w:tplc="04090001">
+      <w:start w:val="1"/>
+      <w:numFmt w:val="bullet"/>
+      <w:lvlText w:val=""/>
+      <w:lvlJc w:val="left"/>
+      <w:pPr>
+        <w:ind w:left="720" w:hanging="360"/>
+      </w:pPr>
+      <w:rPr>
+        <w:rFonts w:ascii="Symbol" w:hAnsi="Symbol" w:hint="default"/>
+      </w:rPr>
+    </w:lvl>
+    <w:lvl w:ilvl="1" w:tplc="04090003" w:tentative="1">
+      <w:start w:val="1"/>
+      <w:numFmt w:val="bullet"/>
+      <w:lvlText w:val="o"/>
+      <w:lvlJc w:val="left"/>
+      <w:pPr>
+        <w:ind w:left="1440" w:hanging="360"/>
+      </w:pPr>
+      <w:rPr>
+        <w:rFonts w:ascii="Courier New" w:hAnsi="Courier New" w:cs="Courier New" w:hint="default"/>
+      </w:rPr>
+    </w:lvl>
+    <w:lvl w:ilvl="2" w:tplc="04090005" w:tentative="1">
+      <w:start w:val="1"/>
+      <w:numFmt w:val="bullet"/>
+      <w:lvlText w:val=""/>
+      <w:lvlJc w:val="left"/>
+      <w:pPr>
+        <w:ind w:left="2160" w:hanging="360"/>
+      </w:pPr>
+      <w:rPr>
+        <w:rFonts w:ascii="Wingdings" w:hAnsi="Wingdings" w:hint="default"/>
+      </w:rPr>
+    </w:lvl>
+    <w:lvl w:ilvl="3" w:tplc="04090001" w:tentative="1">
+      <w:start w:val="1"/>
+      <w:numFmt w:val="bullet"/>
+      <w:lvlText w:val=""/>
+      <w:lvlJc w:val="left"/>
+      <w:pPr>
+        <w:ind w:left="2880" w:hanging="360"/>
+      </w:pPr>
+      <w:rPr>
+        <w:rFonts w:ascii="Symbol" w:hAnsi="Symbol" w:hint="default"/>
+      </w:rPr>
+    </w:lvl>
+    <w:lvl w:ilvl="4" w:tplc="04090003" w:tentative="1">
+      <w:start w:val="1"/>
+      <w:numFmt w:val="bullet"/>
+      <w:lvlText w:val="o"/>
+      <w:lvlJc w:val="left"/>
+      <w:pPr>
+        <w:ind w:left="3600" w:hanging="360"/>
+      </w:pPr>
+      <w:rPr>
+        <w:rFonts w:ascii="Courier New" w:hAnsi="Courier New" w:cs="Courier New" w:hint="default"/>
+      </w:rPr>
+    </w:lvl>
+    <w:lvl w:ilvl="5" w:tplc="04090005" w:tentative="1">
+      <w:start w:val="1"/>
+      <w:numFmt w:val="bullet"/>
+      <w:lvlText w:val=""/>
+      <w:lvlJc w:val="left"/>
+      <w:pPr>
+        <w:ind w:left="4320" w:hanging="360"/>
+      </w:pPr>
+      <w:rPr>
+        <w:rFonts w:ascii="Wingdings" w:hAnsi="Wingdings" w:hint="default"/>
+      </w:rPr>
+    </w:lvl>
+    <w:lvl w:ilvl="6" w:tplc="04090001" w:tentative="1">
+      <w:start w:val="1"/>
+      <w:numFmt w:val="bullet"/>
+      <w:lvlText w:val=""/>
+      <w:lvlJc w:val="left"/>
+      <w:pPr>
+        <w:ind w:left="5040" w:hanging="360"/>
+      </w:pPr>
+      <w:rPr>
+        <w:rFonts w:ascii="Symbol" w:hAnsi="Symbol" w:hint="default"/>
+      </w:rPr>
+    </w:lvl>
+    <w:lvl w:ilvl="7" w:tplc="04090003" w:tentative="1">
+      <w:start w:val="1"/>
+      <w:numFmt w:val="bullet"/>
+      <w:lvlText w:val="o"/>
+      <w:lvlJc w:val="left"/>
+      <w:pPr>
+        <w:ind w:left="5760" w:hanging="360"/>
+      </w:pPr>
+      <w:rPr>
+        <w:rFonts w:ascii="Courier New" w:hAnsi="Courier New" w:cs="Courier New" w:hint="default"/>
+      </w:rPr>
+    </w:lvl>
+    <w:lvl w:ilvl="8" w:tplc="04090005" w:tentative="1">
+      <w:start w:val="1"/>
+      <w:numFmt w:val="bullet"/>
+      <w:lvlText w:val=""/>
+      <w:lvlJc w:val="left"/>
+      <w:pPr>
+        <w:ind w:left="6480" w:hanging="360"/>
+      </w:pPr>
+      <w:rPr>
+        <w:rFonts w:ascii="Wingdings" w:hAnsi="Wingdings" w:hint="default"/>
+      </w:rPr>
+    </w:lvl>
+  </w:abstractNum>
+  <w:abstractNum w:abstractNumId="17" w15:restartNumberingAfterBreak="0">
     <w:nsid w:val="6CD15687"/>
     <w:multiLevelType w:val="multilevel"/>
     <w:tmpl w:val="83C23D4E"/>
@@ -3730,7 +5961,7 @@
       </w:pPr>
     </w:lvl>
   </w:abstractNum>
-  <w:abstractNum w:abstractNumId="12" w15:restartNumberingAfterBreak="0">
+  <w:abstractNum w:abstractNumId="18" w15:restartNumberingAfterBreak="0">
     <w:nsid w:val="7F3E5141"/>
     <w:multiLevelType w:val="multilevel"/>
     <w:tmpl w:val="CC743CBC"/>
@@ -3880,43 +6111,61 @@
     </w:lvl>
   </w:abstractNum>
   <w:num w:numId="1" w16cid:durableId="1868986081">
-    <w:abstractNumId w:val="8"/>
+    <w:abstractNumId w:val="12"/>
   </w:num>
   <w:num w:numId="2" w16cid:durableId="845941097">
-    <w:abstractNumId w:val="11"/>
+    <w:abstractNumId w:val="17"/>
   </w:num>
   <w:num w:numId="3" w16cid:durableId="2100054055">
-    <w:abstractNumId w:val="5"/>
+    <w:abstractNumId w:val="7"/>
   </w:num>
   <w:num w:numId="4" w16cid:durableId="1464075054">
-    <w:abstractNumId w:val="4"/>
+    <w:abstractNumId w:val="6"/>
   </w:num>
   <w:num w:numId="5" w16cid:durableId="1187328023">
-    <w:abstractNumId w:val="2"/>
+    <w:abstractNumId w:val="3"/>
   </w:num>
   <w:num w:numId="6" w16cid:durableId="1957786811">
     <w:abstractNumId w:val="1"/>
   </w:num>
   <w:num w:numId="7" w16cid:durableId="804548356">
-    <w:abstractNumId w:val="12"/>
+    <w:abstractNumId w:val="18"/>
   </w:num>
   <w:num w:numId="8" w16cid:durableId="381369737">
-    <w:abstractNumId w:val="7"/>
+    <w:abstractNumId w:val="9"/>
   </w:num>
   <w:num w:numId="9" w16cid:durableId="1263565205">
-    <w:abstractNumId w:val="10"/>
+    <w:abstractNumId w:val="15"/>
   </w:num>
   <w:num w:numId="10" w16cid:durableId="279797040">
-    <w:abstractNumId w:val="3"/>
+    <w:abstractNumId w:val="4"/>
   </w:num>
   <w:num w:numId="11" w16cid:durableId="1036854615">
-    <w:abstractNumId w:val="6"/>
+    <w:abstractNumId w:val="8"/>
   </w:num>
   <w:num w:numId="12" w16cid:durableId="1006860078">
-    <w:abstractNumId w:val="9"/>
+    <w:abstractNumId w:val="14"/>
   </w:num>
   <w:num w:numId="13" w16cid:durableId="534931933">
     <w:abstractNumId w:val="0"/>
+  </w:num>
+  <w:num w:numId="14" w16cid:durableId="1209150899">
+    <w:abstractNumId w:val="16"/>
+  </w:num>
+  <w:num w:numId="15" w16cid:durableId="686177903">
+    <w:abstractNumId w:val="13"/>
+  </w:num>
+  <w:num w:numId="16" w16cid:durableId="1552766996">
+    <w:abstractNumId w:val="10"/>
+  </w:num>
+  <w:num w:numId="17" w16cid:durableId="1658260724">
+    <w:abstractNumId w:val="2"/>
+  </w:num>
+  <w:num w:numId="18" w16cid:durableId="732701442">
+    <w:abstractNumId w:val="5"/>
+  </w:num>
+  <w:num w:numId="19" w16cid:durableId="1275476490">
+    <w:abstractNumId w:val="11"/>
   </w:num>
 </w:numbering>
 </file>
@@ -4325,6 +6574,7 @@
   <w:style w:type="character" w:default="1" w:styleId="DefaultParagraphFont">
     <w:name w:val="Default Paragraph Font"/>
     <w:uiPriority w:val="1"/>
+    <w:semiHidden/>
     <w:unhideWhenUsed/>
   </w:style>
   <w:style w:type="table" w:default="1" w:styleId="TableNormal">
@@ -4358,6 +6608,29 @@
       <w:ind w:left="720"/>
       <w:contextualSpacing/>
     </w:pPr>
+  </w:style>
+  <w:style w:type="character" w:styleId="Hyperlink">
+    <w:name w:val="Hyperlink"/>
+    <w:basedOn w:val="DefaultParagraphFont"/>
+    <w:uiPriority w:val="99"/>
+    <w:unhideWhenUsed/>
+    <w:rsid w:val="008B2397"/>
+    <w:rPr>
+      <w:color w:val="0563C1" w:themeColor="hyperlink"/>
+      <w:u w:val="single"/>
+    </w:rPr>
+  </w:style>
+  <w:style w:type="character" w:styleId="UnresolvedMention">
+    <w:name w:val="Unresolved Mention"/>
+    <w:basedOn w:val="DefaultParagraphFont"/>
+    <w:uiPriority w:val="99"/>
+    <w:semiHidden/>
+    <w:unhideWhenUsed/>
+    <w:rsid w:val="008B2397"/>
+    <w:rPr>
+      <w:color w:val="605E5C"/>
+      <w:shd w:val="clear" w:color="auto" w:fill="E1DFDD"/>
+    </w:rPr>
   </w:style>
 </w:styles>
 </file>

--- a/DroidSecAnalytica.docx
+++ b/DroidSecAnalytica.docx
@@ -360,7 +360,7 @@
           <w:sz w:val="24"/>
           <w:szCs w:val="24"/>
         </w:rPr>
-        <w:t>January 25, 2024</w:t>
+        <w:t>January 29, 2024</w:t>
       </w:r>
       <w:r>
         <w:rPr>
@@ -648,18 +648,392 @@
           <w:szCs w:val="24"/>
         </w:rPr>
       </w:pPr>
+    </w:p>
+    <w:p>
+      <w:pPr>
+        <w:jc w:val="center"/>
+        <w:rPr>
+          <w:rFonts w:ascii="Times New Roman" w:hAnsi="Times New Roman" w:cs="Times New Roman"/>
+          <w:b/>
+          <w:bCs/>
+          <w:sz w:val="24"/>
+          <w:szCs w:val="24"/>
+        </w:rPr>
+      </w:pPr>
+    </w:p>
+    <w:p>
+      <w:pPr>
+        <w:jc w:val="center"/>
+        <w:rPr>
+          <w:rFonts w:ascii="Times New Roman" w:hAnsi="Times New Roman" w:cs="Times New Roman"/>
+          <w:b/>
+          <w:bCs/>
+          <w:sz w:val="28"/>
+          <w:szCs w:val="28"/>
+        </w:rPr>
+      </w:pPr>
+      <w:r>
+        <w:rPr>
+          <w:rFonts w:ascii="Times New Roman" w:hAnsi="Times New Roman" w:cs="Times New Roman"/>
+          <w:b/>
+          <w:bCs/>
+          <w:sz w:val="28"/>
+          <w:szCs w:val="28"/>
+        </w:rPr>
+        <w:t xml:space="preserve">II. </w:t>
+      </w:r>
+      <w:r>
+        <w:rPr>
+          <w:rFonts w:ascii="Times New Roman" w:hAnsi="Times New Roman" w:cs="Times New Roman"/>
+          <w:b/>
+          <w:bCs/>
+          <w:sz w:val="28"/>
+          <w:szCs w:val="28"/>
+        </w:rPr>
+        <w:t>Objectives</w:t>
+      </w:r>
+    </w:p>
+    <w:p>
+      <w:pPr>
+        <w:jc w:val="center"/>
+        <w:rPr>
+          <w:rFonts w:ascii="Times New Roman" w:hAnsi="Times New Roman" w:cs="Times New Roman"/>
+          <w:b/>
+          <w:bCs/>
+          <w:sz w:val="28"/>
+          <w:szCs w:val="28"/>
+        </w:rPr>
+      </w:pPr>
+    </w:p>
+    <w:p>
+      <w:pPr>
+        <w:rPr>
+          <w:rFonts w:ascii="Times New Roman" w:hAnsi="Times New Roman" w:cs="Times New Roman"/>
+          <w:sz w:val="24"/>
+          <w:szCs w:val="24"/>
+        </w:rPr>
+      </w:pPr>
+      <w:proofErr w:type="spellStart"/>
+      <w:r>
+        <w:rPr>
+          <w:rFonts w:ascii="Times New Roman" w:hAnsi="Times New Roman" w:cs="Times New Roman"/>
+          <w:sz w:val="24"/>
+          <w:szCs w:val="24"/>
+        </w:rPr>
+        <w:t>DroidSecAnalytica</w:t>
+      </w:r>
+      <w:r>
+        <w:rPr>
+          <w:rFonts w:ascii="Times New Roman" w:hAnsi="Times New Roman" w:cs="Times New Roman"/>
+          <w:sz w:val="24"/>
+          <w:szCs w:val="24"/>
+        </w:rPr>
+        <w:t>’</w:t>
+      </w:r>
+      <w:r>
+        <w:rPr>
+          <w:rFonts w:ascii="Times New Roman" w:hAnsi="Times New Roman" w:cs="Times New Roman"/>
+          <w:sz w:val="24"/>
+          <w:szCs w:val="24"/>
+        </w:rPr>
+        <w:t>s</w:t>
+      </w:r>
+      <w:proofErr w:type="spellEnd"/>
+      <w:r>
+        <w:rPr>
+          <w:rFonts w:ascii="Times New Roman" w:hAnsi="Times New Roman" w:cs="Times New Roman"/>
+          <w:sz w:val="24"/>
+          <w:szCs w:val="24"/>
+        </w:rPr>
+        <w:t xml:space="preserve"> primary objective is to equip users with a detailed insight into Android applications</w:t>
+      </w:r>
+      <w:r>
+        <w:rPr>
+          <w:rFonts w:ascii="Times New Roman" w:hAnsi="Times New Roman" w:cs="Times New Roman"/>
+          <w:sz w:val="24"/>
+          <w:szCs w:val="24"/>
+        </w:rPr>
+        <w:t>’</w:t>
+      </w:r>
+      <w:r>
+        <w:rPr>
+          <w:rFonts w:ascii="Times New Roman" w:hAnsi="Times New Roman" w:cs="Times New Roman"/>
+          <w:sz w:val="24"/>
+          <w:szCs w:val="24"/>
+        </w:rPr>
+        <w:t xml:space="preserve"> security aspects. It aims to:</w:t>
+      </w:r>
+    </w:p>
+    <w:p>
+      <w:pPr>
+        <w:pStyle w:val="ListParagraph"/>
+        <w:numPr>
+          <w:ilvl w:val="0"/>
+          <w:numId w:val="11"/>
+        </w:numPr>
+        <w:rPr>
+          <w:rFonts w:ascii="Times New Roman" w:hAnsi="Times New Roman" w:cs="Times New Roman"/>
+          <w:sz w:val="24"/>
+          <w:szCs w:val="24"/>
+        </w:rPr>
+      </w:pPr>
+      <w:r>
+        <w:rPr>
+          <w:rFonts w:ascii="Times New Roman" w:hAnsi="Times New Roman" w:cs="Times New Roman"/>
+          <w:sz w:val="24"/>
+          <w:szCs w:val="24"/>
+        </w:rPr>
+        <w:t>Identify potential security vulnerabilities in Android applications.</w:t>
+      </w:r>
+    </w:p>
+    <w:p>
+      <w:pPr>
+        <w:pStyle w:val="ListParagraph"/>
+        <w:numPr>
+          <w:ilvl w:val="0"/>
+          <w:numId w:val="11"/>
+        </w:numPr>
+        <w:rPr>
+          <w:rFonts w:ascii="Times New Roman" w:hAnsi="Times New Roman" w:cs="Times New Roman"/>
+          <w:sz w:val="24"/>
+          <w:szCs w:val="24"/>
+        </w:rPr>
+      </w:pPr>
+      <w:r>
+        <w:rPr>
+          <w:rFonts w:ascii="Times New Roman" w:hAnsi="Times New Roman" w:cs="Times New Roman"/>
+          <w:sz w:val="24"/>
+          <w:szCs w:val="24"/>
+        </w:rPr>
+        <w:t>Provide a thorough analysis of Android permissions and their usage.</w:t>
+      </w:r>
+    </w:p>
+    <w:p>
+      <w:pPr>
+        <w:pStyle w:val="ListParagraph"/>
+        <w:numPr>
+          <w:ilvl w:val="0"/>
+          <w:numId w:val="11"/>
+        </w:numPr>
+        <w:rPr>
+          <w:rFonts w:ascii="Times New Roman" w:hAnsi="Times New Roman" w:cs="Times New Roman"/>
+          <w:sz w:val="24"/>
+          <w:szCs w:val="24"/>
+        </w:rPr>
+      </w:pPr>
+      <w:r>
+        <w:rPr>
+          <w:rFonts w:ascii="Times New Roman" w:hAnsi="Times New Roman" w:cs="Times New Roman"/>
+          <w:sz w:val="24"/>
+          <w:szCs w:val="24"/>
+        </w:rPr>
+        <w:t>Detect and analyze malware signatures within Android APK files.</w:t>
+      </w:r>
+    </w:p>
+    <w:p>
+      <w:pPr>
+        <w:pStyle w:val="ListParagraph"/>
+        <w:numPr>
+          <w:ilvl w:val="0"/>
+          <w:numId w:val="11"/>
+        </w:numPr>
+        <w:rPr>
+          <w:rFonts w:ascii="Times New Roman" w:hAnsi="Times New Roman" w:cs="Times New Roman"/>
+          <w:sz w:val="24"/>
+          <w:szCs w:val="24"/>
+        </w:rPr>
+      </w:pPr>
+      <w:r>
+        <w:rPr>
+          <w:rFonts w:ascii="Times New Roman" w:hAnsi="Times New Roman" w:cs="Times New Roman"/>
+          <w:sz w:val="24"/>
+          <w:szCs w:val="24"/>
+        </w:rPr>
+        <w:lastRenderedPageBreak/>
+        <w:t>Offer a user-friendly interface for conducting complex security assessments.</w:t>
+      </w:r>
+    </w:p>
+    <w:p>
+      <w:pPr>
+        <w:rPr>
+          <w:rFonts w:ascii="Times New Roman" w:hAnsi="Times New Roman" w:cs="Times New Roman"/>
+          <w:b/>
+          <w:bCs/>
+          <w:sz w:val="24"/>
+          <w:szCs w:val="24"/>
+        </w:rPr>
+      </w:pPr>
+    </w:p>
+    <w:p>
+      <w:pPr>
+        <w:rPr>
+          <w:rFonts w:ascii="Times New Roman" w:hAnsi="Times New Roman" w:cs="Times New Roman"/>
+          <w:b/>
+          <w:bCs/>
+          <w:sz w:val="24"/>
+          <w:szCs w:val="24"/>
+        </w:rPr>
+      </w:pPr>
+      <w:r>
+        <w:rPr>
+          <w:rFonts w:ascii="Times New Roman" w:hAnsi="Times New Roman" w:cs="Times New Roman"/>
+          <w:b/>
+          <w:bCs/>
+          <w:sz w:val="24"/>
+          <w:szCs w:val="24"/>
+        </w:rPr>
+        <w:t>Technology Stack</w:t>
+      </w:r>
+    </w:p>
+    <w:p>
+      <w:pPr>
+        <w:rPr>
+          <w:rFonts w:ascii="Times New Roman" w:hAnsi="Times New Roman" w:cs="Times New Roman"/>
+          <w:sz w:val="24"/>
+          <w:szCs w:val="24"/>
+        </w:rPr>
+      </w:pPr>
+      <w:proofErr w:type="spellStart"/>
+      <w:r>
+        <w:rPr>
+          <w:rFonts w:ascii="Times New Roman" w:hAnsi="Times New Roman" w:cs="Times New Roman"/>
+          <w:sz w:val="24"/>
+          <w:szCs w:val="24"/>
+        </w:rPr>
+        <w:t>DroidSecAnalytica</w:t>
+      </w:r>
+      <w:proofErr w:type="spellEnd"/>
+      <w:r>
+        <w:rPr>
+          <w:rFonts w:ascii="Times New Roman" w:hAnsi="Times New Roman" w:cs="Times New Roman"/>
+          <w:sz w:val="24"/>
+          <w:szCs w:val="24"/>
+        </w:rPr>
+        <w:t xml:space="preserve"> is built on Python, leveraging its powerful libraries for efficient processing and analysis. The integration of ADB (Android Debug Bridge) allows for seamless interaction with Android devices or emulators for real-time analysis.</w:t>
+      </w:r>
+    </w:p>
+    <w:p>
+      <w:pPr>
+        <w:rPr>
+          <w:rFonts w:ascii="Times New Roman" w:hAnsi="Times New Roman" w:cs="Times New Roman"/>
+          <w:b/>
+          <w:bCs/>
+          <w:sz w:val="24"/>
+          <w:szCs w:val="24"/>
+        </w:rPr>
+      </w:pPr>
+    </w:p>
+    <w:p>
+      <w:pPr>
+        <w:rPr>
+          <w:rFonts w:ascii="Times New Roman" w:hAnsi="Times New Roman" w:cs="Times New Roman"/>
+          <w:b/>
+          <w:bCs/>
+          <w:sz w:val="24"/>
+          <w:szCs w:val="24"/>
+        </w:rPr>
+      </w:pPr>
+      <w:r>
+        <w:rPr>
+          <w:rFonts w:ascii="Times New Roman" w:hAnsi="Times New Roman" w:cs="Times New Roman"/>
+          <w:b/>
+          <w:bCs/>
+          <w:sz w:val="24"/>
+          <w:szCs w:val="24"/>
+        </w:rPr>
+        <w:t>System Requirements</w:t>
+      </w:r>
+    </w:p>
+    <w:p>
+      <w:pPr>
+        <w:numPr>
+          <w:ilvl w:val="0"/>
+          <w:numId w:val="1"/>
+        </w:numPr>
+        <w:rPr>
+          <w:rFonts w:ascii="Times New Roman" w:hAnsi="Times New Roman" w:cs="Times New Roman"/>
+          <w:sz w:val="24"/>
+          <w:szCs w:val="24"/>
+        </w:rPr>
+      </w:pPr>
+      <w:r>
+        <w:rPr>
+          <w:rFonts w:ascii="Times New Roman" w:hAnsi="Times New Roman" w:cs="Times New Roman"/>
+          <w:sz w:val="24"/>
+          <w:szCs w:val="24"/>
+        </w:rPr>
+        <w:t>Python 3.12</w:t>
+      </w:r>
+    </w:p>
+    <w:p>
+      <w:pPr>
+        <w:numPr>
+          <w:ilvl w:val="0"/>
+          <w:numId w:val="1"/>
+        </w:numPr>
+        <w:rPr>
+          <w:rFonts w:ascii="Times New Roman" w:hAnsi="Times New Roman" w:cs="Times New Roman"/>
+          <w:sz w:val="24"/>
+          <w:szCs w:val="24"/>
+        </w:rPr>
+      </w:pPr>
+      <w:r>
+        <w:rPr>
+          <w:rFonts w:ascii="Times New Roman" w:hAnsi="Times New Roman" w:cs="Times New Roman"/>
+          <w:sz w:val="24"/>
+          <w:szCs w:val="24"/>
+        </w:rPr>
+        <w:t>ADB (Android Debug Bridge) for dynamic analysis</w:t>
+      </w:r>
+    </w:p>
+    <w:p>
+      <w:pPr>
+        <w:numPr>
+          <w:ilvl w:val="0"/>
+          <w:numId w:val="1"/>
+        </w:numPr>
+        <w:rPr>
+          <w:rFonts w:ascii="Times New Roman" w:hAnsi="Times New Roman" w:cs="Times New Roman"/>
+          <w:sz w:val="24"/>
+          <w:szCs w:val="24"/>
+        </w:rPr>
+      </w:pPr>
+      <w:r>
+        <w:rPr>
+          <w:rFonts w:ascii="Times New Roman" w:hAnsi="Times New Roman" w:cs="Times New Roman"/>
+          <w:sz w:val="24"/>
+          <w:szCs w:val="24"/>
+        </w:rPr>
+        <w:t>Access to Android devices or emulators</w:t>
+      </w:r>
+    </w:p>
+    <w:p>
+      <w:pPr>
+        <w:rPr>
+          <w:rFonts w:ascii="Times New Roman" w:hAnsi="Times New Roman" w:cs="Times New Roman"/>
+          <w:sz w:val="24"/>
+          <w:szCs w:val="24"/>
+        </w:rPr>
+      </w:pPr>
+    </w:p>
+    <w:p>
+      <w:pPr>
+        <w:ind w:left="720"/>
+        <w:rPr>
+          <w:rFonts w:ascii="Times New Roman" w:hAnsi="Times New Roman" w:cs="Times New Roman"/>
+          <w:sz w:val="24"/>
+          <w:szCs w:val="24"/>
+        </w:rPr>
+      </w:pPr>
       <w:r>
         <w:rPr>
           <w:noProof/>
-          <w:sz w:val="24"/>
-          <w:szCs w:val="24"/>
-        </w:rPr>
-        <w:lastRenderedPageBreak/>
+        </w:rPr>
         <w:drawing>
-          <wp:inline distT="0" distB="0" distL="0" distR="0" wp14:anchorId="74D06270" wp14:editId="0687EA47">
-            <wp:extent cx="4136065" cy="2917624"/>
-            <wp:effectExtent l="0" t="0" r="0" b="0"/>
-            <wp:docPr id="54427961" name="Picture 1" descr="A screenshot of a computer&#10;&#10;Description automatically generated"/>
+          <wp:inline distT="0" distB="0" distL="0" distR="0" wp14:anchorId="15C39455" wp14:editId="0B1E2D3D">
+            <wp:extent cx="4472173" cy="3178337"/>
+            <wp:effectExtent l="0" t="0" r="5080" b="3175"/>
+            <wp:docPr id="1882348113" name="Picture 1" descr="A screenshot of a computer&#10;&#10;Description automatically generated"/>
             <wp:cNvGraphicFramePr>
               <a:graphicFrameLocks xmlns:a="http://schemas.openxmlformats.org/drawingml/2006/main" noChangeAspect="1"/>
             </wp:cNvGraphicFramePr>
@@ -667,7 +1041,7 @@
               <a:graphicData uri="http://schemas.openxmlformats.org/drawingml/2006/picture">
                 <pic:pic xmlns:pic="http://schemas.openxmlformats.org/drawingml/2006/picture">
                   <pic:nvPicPr>
-                    <pic:cNvPr id="54427961" name="Picture 1" descr="A screenshot of a computer&#10;&#10;Description automatically generated"/>
+                    <pic:cNvPr id="1882348113" name="Picture 1" descr="A screenshot of a computer&#10;&#10;Description automatically generated"/>
                     <pic:cNvPicPr/>
                   </pic:nvPicPr>
                   <pic:blipFill>
@@ -679,7 +1053,7 @@
                   <pic:spPr>
                     <a:xfrm>
                       <a:off x="0" y="0"/>
-                      <a:ext cx="4136065" cy="2917624"/>
+                      <a:ext cx="4473241" cy="3179096"/>
                     </a:xfrm>
                     <a:prstGeom prst="rect">
                       <a:avLst/>
@@ -694,19 +1068,6 @@
     </w:p>
     <w:p>
       <w:pPr>
-        <w:jc w:val="center"/>
-        <w:rPr>
-          <w:rFonts w:ascii="Times New Roman" w:hAnsi="Times New Roman" w:cs="Times New Roman"/>
-          <w:b/>
-          <w:bCs/>
-          <w:sz w:val="24"/>
-          <w:szCs w:val="24"/>
-        </w:rPr>
-      </w:pPr>
-    </w:p>
-    <w:p>
-      <w:pPr>
-        <w:jc w:val="center"/>
         <w:rPr>
           <w:rFonts w:ascii="Times New Roman" w:hAnsi="Times New Roman" w:cs="Times New Roman"/>
           <w:b/>
@@ -723,330 +1084,7 @@
           <w:sz w:val="28"/>
           <w:szCs w:val="28"/>
         </w:rPr>
-        <w:t xml:space="preserve">II. </w:t>
-      </w:r>
-      <w:r>
-        <w:rPr>
-          <w:rFonts w:ascii="Times New Roman" w:hAnsi="Times New Roman" w:cs="Times New Roman"/>
-          <w:b/>
-          <w:bCs/>
-          <w:sz w:val="28"/>
-          <w:szCs w:val="28"/>
-        </w:rPr>
-        <w:t>Objectives</w:t>
-      </w:r>
-    </w:p>
-    <w:p>
-      <w:pPr>
-        <w:jc w:val="center"/>
-        <w:rPr>
-          <w:rFonts w:ascii="Times New Roman" w:hAnsi="Times New Roman" w:cs="Times New Roman"/>
-          <w:b/>
-          <w:bCs/>
-          <w:sz w:val="28"/>
-          <w:szCs w:val="28"/>
-        </w:rPr>
-      </w:pPr>
-    </w:p>
-    <w:p>
-      <w:pPr>
-        <w:rPr>
-          <w:rFonts w:ascii="Times New Roman" w:hAnsi="Times New Roman" w:cs="Times New Roman"/>
-          <w:sz w:val="24"/>
-          <w:szCs w:val="24"/>
-        </w:rPr>
-      </w:pPr>
-      <w:proofErr w:type="spellStart"/>
-      <w:r>
-        <w:rPr>
-          <w:rFonts w:ascii="Times New Roman" w:hAnsi="Times New Roman" w:cs="Times New Roman"/>
-          <w:sz w:val="24"/>
-          <w:szCs w:val="24"/>
-        </w:rPr>
-        <w:t>DroidSecAnalytica</w:t>
-      </w:r>
-      <w:r>
-        <w:rPr>
-          <w:rFonts w:ascii="Times New Roman" w:hAnsi="Times New Roman" w:cs="Times New Roman"/>
-          <w:sz w:val="24"/>
-          <w:szCs w:val="24"/>
-        </w:rPr>
-        <w:t>’</w:t>
-      </w:r>
-      <w:r>
-        <w:rPr>
-          <w:rFonts w:ascii="Times New Roman" w:hAnsi="Times New Roman" w:cs="Times New Roman"/>
-          <w:sz w:val="24"/>
-          <w:szCs w:val="24"/>
-        </w:rPr>
-        <w:t>s</w:t>
-      </w:r>
-      <w:proofErr w:type="spellEnd"/>
-      <w:r>
-        <w:rPr>
-          <w:rFonts w:ascii="Times New Roman" w:hAnsi="Times New Roman" w:cs="Times New Roman"/>
-          <w:sz w:val="24"/>
-          <w:szCs w:val="24"/>
-        </w:rPr>
-        <w:t xml:space="preserve"> primary objective is to equip users with a detailed insight into Android applications</w:t>
-      </w:r>
-      <w:r>
-        <w:rPr>
-          <w:rFonts w:ascii="Times New Roman" w:hAnsi="Times New Roman" w:cs="Times New Roman"/>
-          <w:sz w:val="24"/>
-          <w:szCs w:val="24"/>
-        </w:rPr>
-        <w:t>’</w:t>
-      </w:r>
-      <w:r>
-        <w:rPr>
-          <w:rFonts w:ascii="Times New Roman" w:hAnsi="Times New Roman" w:cs="Times New Roman"/>
-          <w:sz w:val="24"/>
-          <w:szCs w:val="24"/>
-        </w:rPr>
-        <w:t xml:space="preserve"> security aspects. It aims to:</w:t>
-      </w:r>
-    </w:p>
-    <w:p>
-      <w:pPr>
-        <w:pStyle w:val="ListParagraph"/>
-        <w:numPr>
-          <w:ilvl w:val="0"/>
-          <w:numId w:val="11"/>
-        </w:numPr>
-        <w:rPr>
-          <w:rFonts w:ascii="Times New Roman" w:hAnsi="Times New Roman" w:cs="Times New Roman"/>
-          <w:sz w:val="24"/>
-          <w:szCs w:val="24"/>
-        </w:rPr>
-      </w:pPr>
-      <w:r>
-        <w:rPr>
-          <w:rFonts w:ascii="Times New Roman" w:hAnsi="Times New Roman" w:cs="Times New Roman"/>
-          <w:sz w:val="24"/>
-          <w:szCs w:val="24"/>
-        </w:rPr>
-        <w:t>Identify potential security vulnerabilities in Android applications.</w:t>
-      </w:r>
-    </w:p>
-    <w:p>
-      <w:pPr>
-        <w:pStyle w:val="ListParagraph"/>
-        <w:numPr>
-          <w:ilvl w:val="0"/>
-          <w:numId w:val="11"/>
-        </w:numPr>
-        <w:rPr>
-          <w:rFonts w:ascii="Times New Roman" w:hAnsi="Times New Roman" w:cs="Times New Roman"/>
-          <w:sz w:val="24"/>
-          <w:szCs w:val="24"/>
-        </w:rPr>
-      </w:pPr>
-      <w:r>
-        <w:rPr>
-          <w:rFonts w:ascii="Times New Roman" w:hAnsi="Times New Roman" w:cs="Times New Roman"/>
-          <w:sz w:val="24"/>
-          <w:szCs w:val="24"/>
-        </w:rPr>
-        <w:t>Provide a thorough analysis of Android permissions and their usage.</w:t>
-      </w:r>
-    </w:p>
-    <w:p>
-      <w:pPr>
-        <w:pStyle w:val="ListParagraph"/>
-        <w:numPr>
-          <w:ilvl w:val="0"/>
-          <w:numId w:val="11"/>
-        </w:numPr>
-        <w:rPr>
-          <w:rFonts w:ascii="Times New Roman" w:hAnsi="Times New Roman" w:cs="Times New Roman"/>
-          <w:sz w:val="24"/>
-          <w:szCs w:val="24"/>
-        </w:rPr>
-      </w:pPr>
-      <w:r>
-        <w:rPr>
-          <w:rFonts w:ascii="Times New Roman" w:hAnsi="Times New Roman" w:cs="Times New Roman"/>
-          <w:sz w:val="24"/>
-          <w:szCs w:val="24"/>
-        </w:rPr>
-        <w:t>Detect and analyze malware signatures within Android APK files.</w:t>
-      </w:r>
-    </w:p>
-    <w:p>
-      <w:pPr>
-        <w:pStyle w:val="ListParagraph"/>
-        <w:numPr>
-          <w:ilvl w:val="0"/>
-          <w:numId w:val="11"/>
-        </w:numPr>
-        <w:rPr>
-          <w:rFonts w:ascii="Times New Roman" w:hAnsi="Times New Roman" w:cs="Times New Roman"/>
-          <w:sz w:val="24"/>
-          <w:szCs w:val="24"/>
-        </w:rPr>
-      </w:pPr>
-      <w:r>
-        <w:rPr>
-          <w:rFonts w:ascii="Times New Roman" w:hAnsi="Times New Roman" w:cs="Times New Roman"/>
-          <w:sz w:val="24"/>
-          <w:szCs w:val="24"/>
-        </w:rPr>
-        <w:t>Offer a user-friendly interface for conducting complex security assessments.</w:t>
-      </w:r>
-    </w:p>
-    <w:p>
-      <w:pPr>
-        <w:rPr>
-          <w:rFonts w:ascii="Times New Roman" w:hAnsi="Times New Roman" w:cs="Times New Roman"/>
-          <w:b/>
-          <w:bCs/>
-          <w:sz w:val="24"/>
-          <w:szCs w:val="24"/>
-        </w:rPr>
-      </w:pPr>
-    </w:p>
-    <w:p>
-      <w:pPr>
-        <w:rPr>
-          <w:rFonts w:ascii="Times New Roman" w:hAnsi="Times New Roman" w:cs="Times New Roman"/>
-          <w:b/>
-          <w:bCs/>
-          <w:sz w:val="24"/>
-          <w:szCs w:val="24"/>
-        </w:rPr>
-      </w:pPr>
-      <w:r>
-        <w:rPr>
-          <w:rFonts w:ascii="Times New Roman" w:hAnsi="Times New Roman" w:cs="Times New Roman"/>
-          <w:b/>
-          <w:bCs/>
-          <w:sz w:val="24"/>
-          <w:szCs w:val="24"/>
-        </w:rPr>
-        <w:t>Technology Stack</w:t>
-      </w:r>
-    </w:p>
-    <w:p>
-      <w:pPr>
-        <w:rPr>
-          <w:rFonts w:ascii="Times New Roman" w:hAnsi="Times New Roman" w:cs="Times New Roman"/>
-          <w:sz w:val="24"/>
-          <w:szCs w:val="24"/>
-        </w:rPr>
-      </w:pPr>
-      <w:proofErr w:type="spellStart"/>
-      <w:r>
-        <w:rPr>
-          <w:rFonts w:ascii="Times New Roman" w:hAnsi="Times New Roman" w:cs="Times New Roman"/>
-          <w:sz w:val="24"/>
-          <w:szCs w:val="24"/>
-        </w:rPr>
-        <w:t>DroidSecAnalytica</w:t>
-      </w:r>
-      <w:proofErr w:type="spellEnd"/>
-      <w:r>
-        <w:rPr>
-          <w:rFonts w:ascii="Times New Roman" w:hAnsi="Times New Roman" w:cs="Times New Roman"/>
-          <w:sz w:val="24"/>
-          <w:szCs w:val="24"/>
-        </w:rPr>
-        <w:t xml:space="preserve"> is built on Python, leveraging its powerful libraries for efficient processing and analysis. The integration of ADB (Android Debug Bridge) allows for seamless interaction with Android devices or emulators for real-time analysis.</w:t>
-      </w:r>
-    </w:p>
-    <w:p>
-      <w:pPr>
-        <w:rPr>
-          <w:rFonts w:ascii="Times New Roman" w:hAnsi="Times New Roman" w:cs="Times New Roman"/>
-          <w:b/>
-          <w:bCs/>
-          <w:sz w:val="24"/>
-          <w:szCs w:val="24"/>
-        </w:rPr>
-      </w:pPr>
-    </w:p>
-    <w:p>
-      <w:pPr>
-        <w:rPr>
-          <w:rFonts w:ascii="Times New Roman" w:hAnsi="Times New Roman" w:cs="Times New Roman"/>
-          <w:b/>
-          <w:bCs/>
-          <w:sz w:val="24"/>
-          <w:szCs w:val="24"/>
-        </w:rPr>
-      </w:pPr>
-      <w:r>
-        <w:rPr>
-          <w:rFonts w:ascii="Times New Roman" w:hAnsi="Times New Roman" w:cs="Times New Roman"/>
-          <w:b/>
-          <w:bCs/>
-          <w:sz w:val="24"/>
-          <w:szCs w:val="24"/>
-        </w:rPr>
-        <w:t>System Requirements</w:t>
-      </w:r>
-    </w:p>
-    <w:p>
-      <w:pPr>
-        <w:numPr>
-          <w:ilvl w:val="0"/>
-          <w:numId w:val="1"/>
-        </w:numPr>
-        <w:rPr>
-          <w:rFonts w:ascii="Times New Roman" w:hAnsi="Times New Roman" w:cs="Times New Roman"/>
-          <w:sz w:val="24"/>
-          <w:szCs w:val="24"/>
-        </w:rPr>
-      </w:pPr>
-      <w:r>
-        <w:rPr>
-          <w:rFonts w:ascii="Times New Roman" w:hAnsi="Times New Roman" w:cs="Times New Roman"/>
-          <w:sz w:val="24"/>
-          <w:szCs w:val="24"/>
-        </w:rPr>
-        <w:t>Python 3.12</w:t>
-      </w:r>
-    </w:p>
-    <w:p>
-      <w:pPr>
-        <w:numPr>
-          <w:ilvl w:val="0"/>
-          <w:numId w:val="1"/>
-        </w:numPr>
-        <w:rPr>
-          <w:rFonts w:ascii="Times New Roman" w:hAnsi="Times New Roman" w:cs="Times New Roman"/>
-          <w:sz w:val="24"/>
-          <w:szCs w:val="24"/>
-        </w:rPr>
-      </w:pPr>
-      <w:r>
-        <w:rPr>
-          <w:rFonts w:ascii="Times New Roman" w:hAnsi="Times New Roman" w:cs="Times New Roman"/>
-          <w:sz w:val="24"/>
-          <w:szCs w:val="24"/>
-        </w:rPr>
-        <w:t>ADB (Android Debug Bridge) for dynamic analysis</w:t>
-      </w:r>
-    </w:p>
-    <w:p>
-      <w:pPr>
-        <w:numPr>
-          <w:ilvl w:val="0"/>
-          <w:numId w:val="1"/>
-        </w:numPr>
-        <w:rPr>
-          <w:rFonts w:ascii="Times New Roman" w:hAnsi="Times New Roman" w:cs="Times New Roman"/>
-          <w:sz w:val="24"/>
-          <w:szCs w:val="24"/>
-        </w:rPr>
-      </w:pPr>
-      <w:r>
-        <w:rPr>
-          <w:rFonts w:ascii="Times New Roman" w:hAnsi="Times New Roman" w:cs="Times New Roman"/>
-          <w:sz w:val="24"/>
-          <w:szCs w:val="24"/>
-        </w:rPr>
-        <w:t>Access to Android devices or emulators</w:t>
+        <w:br w:type="page"/>
       </w:r>
     </w:p>
     <w:p>
@@ -1420,14 +1458,12 @@
       <w:r>
         <w:rPr>
           <w:noProof/>
-          <w:sz w:val="24"/>
-          <w:szCs w:val="24"/>
         </w:rPr>
         <w:drawing>
-          <wp:inline distT="0" distB="0" distL="0" distR="0" wp14:anchorId="4A077ED1" wp14:editId="5078D46F">
-            <wp:extent cx="3625702" cy="2287645"/>
-            <wp:effectExtent l="0" t="0" r="0" b="0"/>
-            <wp:docPr id="808407017" name="Picture 1" descr="A screenshot of a computer&#10;&#10;Description automatically generated"/>
+          <wp:inline distT="0" distB="0" distL="0" distR="0" wp14:anchorId="7CEDF71D" wp14:editId="502DFFCE">
+            <wp:extent cx="4143375" cy="2019300"/>
+            <wp:effectExtent l="0" t="0" r="9525" b="0"/>
+            <wp:docPr id="63286072" name="Picture 1" descr="A screenshot of a computer&#10;&#10;Description automatically generated"/>
             <wp:cNvGraphicFramePr>
               <a:graphicFrameLocks xmlns:a="http://schemas.openxmlformats.org/drawingml/2006/main" noChangeAspect="1"/>
             </wp:cNvGraphicFramePr>
@@ -1435,7 +1471,7 @@
               <a:graphicData uri="http://schemas.openxmlformats.org/drawingml/2006/picture">
                 <pic:pic xmlns:pic="http://schemas.openxmlformats.org/drawingml/2006/picture">
                   <pic:nvPicPr>
-                    <pic:cNvPr id="808407017" name="Picture 1" descr="A screenshot of a computer&#10;&#10;Description automatically generated"/>
+                    <pic:cNvPr id="63286072" name="Picture 1" descr="A screenshot of a computer&#10;&#10;Description automatically generated"/>
                     <pic:cNvPicPr/>
                   </pic:nvPicPr>
                   <pic:blipFill>
@@ -1447,7 +1483,7 @@
                   <pic:spPr>
                     <a:xfrm>
                       <a:off x="0" y="0"/>
-                      <a:ext cx="3633071" cy="2292295"/>
+                      <a:ext cx="4143375" cy="2019300"/>
                     </a:xfrm>
                     <a:prstGeom prst="rect">
                       <a:avLst/>
@@ -1624,6 +1660,16 @@
         </w:rPr>
         <w:t>.</w:t>
       </w:r>
+    </w:p>
+    <w:p>
+      <w:pPr>
+        <w:ind w:left="360"/>
+        <w:rPr>
+          <w:rFonts w:ascii="Times New Roman" w:hAnsi="Times New Roman" w:cs="Times New Roman"/>
+          <w:sz w:val="24"/>
+          <w:szCs w:val="24"/>
+        </w:rPr>
+      </w:pPr>
     </w:p>
     <w:p>
       <w:pPr>
@@ -1866,7 +1912,171 @@
           <w:sz w:val="24"/>
           <w:szCs w:val="24"/>
         </w:rPr>
+        <w:br w:type="page"/>
+      </w:r>
+    </w:p>
+    <w:p>
+      <w:pPr>
+        <w:rPr>
+          <w:rFonts w:ascii="Times New Roman" w:hAnsi="Times New Roman" w:cs="Times New Roman"/>
+          <w:b/>
+          <w:bCs/>
+          <w:sz w:val="24"/>
+          <w:szCs w:val="24"/>
+        </w:rPr>
+      </w:pPr>
+      <w:r>
+        <w:rPr>
+          <w:rFonts w:ascii="Times New Roman" w:hAnsi="Times New Roman" w:cs="Times New Roman"/>
+          <w:b/>
+          <w:bCs/>
+          <w:sz w:val="24"/>
+          <w:szCs w:val="24"/>
+        </w:rPr>
+        <w:lastRenderedPageBreak/>
         <w:t>4.4</w:t>
+      </w:r>
+      <w:r>
+        <w:rPr>
+          <w:rFonts w:ascii="Times New Roman" w:hAnsi="Times New Roman" w:cs="Times New Roman"/>
+          <w:b/>
+          <w:bCs/>
+          <w:sz w:val="24"/>
+          <w:szCs w:val="24"/>
+        </w:rPr>
+        <w:t xml:space="preserve"> </w:t>
+      </w:r>
+      <w:proofErr w:type="spellStart"/>
+      <w:r>
+        <w:rPr>
+          <w:rFonts w:ascii="Times New Roman" w:hAnsi="Times New Roman" w:cs="Times New Roman"/>
+          <w:b/>
+          <w:bCs/>
+          <w:sz w:val="24"/>
+          <w:szCs w:val="24"/>
+        </w:rPr>
+        <w:t>VirusTotal</w:t>
+      </w:r>
+      <w:proofErr w:type="spellEnd"/>
+      <w:r>
+        <w:rPr>
+          <w:rFonts w:ascii="Times New Roman" w:hAnsi="Times New Roman" w:cs="Times New Roman"/>
+          <w:b/>
+          <w:bCs/>
+          <w:sz w:val="24"/>
+          <w:szCs w:val="24"/>
+        </w:rPr>
+        <w:t xml:space="preserve"> Analysis</w:t>
+      </w:r>
+    </w:p>
+    <w:p>
+      <w:pPr>
+        <w:rPr>
+          <w:rFonts w:ascii="Times New Roman" w:hAnsi="Times New Roman" w:cs="Times New Roman"/>
+          <w:b/>
+          <w:bCs/>
+          <w:sz w:val="24"/>
+          <w:szCs w:val="24"/>
+        </w:rPr>
+      </w:pPr>
+    </w:p>
+    <w:p>
+      <w:pPr>
+        <w:rPr>
+          <w:rFonts w:ascii="Times New Roman" w:hAnsi="Times New Roman" w:cs="Times New Roman"/>
+          <w:b/>
+          <w:bCs/>
+          <w:sz w:val="24"/>
+          <w:szCs w:val="24"/>
+        </w:rPr>
+      </w:pPr>
+      <w:r>
+        <w:drawing>
+          <wp:inline distT="0" distB="0" distL="0" distR="0" wp14:anchorId="7D63E725" wp14:editId="7CA77D62">
+            <wp:extent cx="4019550" cy="1619250"/>
+            <wp:effectExtent l="0" t="0" r="0" b="0"/>
+            <wp:docPr id="109761537" name="Picture 1" descr="A screenshot of a computer&#10;&#10;Description automatically generated"/>
+            <wp:cNvGraphicFramePr>
+              <a:graphicFrameLocks xmlns:a="http://schemas.openxmlformats.org/drawingml/2006/main" noChangeAspect="1"/>
+            </wp:cNvGraphicFramePr>
+            <a:graphic xmlns:a="http://schemas.openxmlformats.org/drawingml/2006/main">
+              <a:graphicData uri="http://schemas.openxmlformats.org/drawingml/2006/picture">
+                <pic:pic xmlns:pic="http://schemas.openxmlformats.org/drawingml/2006/picture">
+                  <pic:nvPicPr>
+                    <pic:cNvPr id="109761537" name="Picture 1" descr="A screenshot of a computer&#10;&#10;Description automatically generated"/>
+                    <pic:cNvPicPr/>
+                  </pic:nvPicPr>
+                  <pic:blipFill>
+                    <a:blip r:embed="rId9"/>
+                    <a:stretch>
+                      <a:fillRect/>
+                    </a:stretch>
+                  </pic:blipFill>
+                  <pic:spPr>
+                    <a:xfrm>
+                      <a:off x="0" y="0"/>
+                      <a:ext cx="4019550" cy="1619250"/>
+                    </a:xfrm>
+                    <a:prstGeom prst="rect">
+                      <a:avLst/>
+                    </a:prstGeom>
+                  </pic:spPr>
+                </pic:pic>
+              </a:graphicData>
+            </a:graphic>
+          </wp:inline>
+        </w:drawing>
+      </w:r>
+    </w:p>
+    <w:p>
+      <w:pPr>
+        <w:rPr>
+          <w:rFonts w:ascii="Times New Roman" w:hAnsi="Times New Roman" w:cs="Times New Roman"/>
+          <w:sz w:val="24"/>
+          <w:szCs w:val="24"/>
+        </w:rPr>
+      </w:pPr>
+      <w:r>
+        <w:rPr>
+          <w:rFonts w:ascii="Times New Roman" w:hAnsi="Times New Roman" w:cs="Times New Roman"/>
+          <w:b/>
+          <w:bCs/>
+          <w:sz w:val="24"/>
+          <w:szCs w:val="24"/>
+        </w:rPr>
+        <w:br w:type="page"/>
+      </w:r>
+    </w:p>
+    <w:p>
+      <w:pPr>
+        <w:rPr>
+          <w:rFonts w:ascii="Times New Roman" w:hAnsi="Times New Roman" w:cs="Times New Roman"/>
+          <w:b/>
+          <w:bCs/>
+          <w:sz w:val="24"/>
+          <w:szCs w:val="24"/>
+        </w:rPr>
+      </w:pPr>
+      <w:r>
+        <w:rPr>
+          <w:rFonts w:ascii="Times New Roman" w:hAnsi="Times New Roman" w:cs="Times New Roman"/>
+          <w:b/>
+          <w:bCs/>
+          <w:sz w:val="24"/>
+          <w:szCs w:val="24"/>
+        </w:rPr>
+        <w:lastRenderedPageBreak/>
+        <w:t>4.</w:t>
+      </w:r>
+      <w:r>
+        <w:rPr>
+          <w:rFonts w:ascii="Times New Roman" w:hAnsi="Times New Roman" w:cs="Times New Roman"/>
+          <w:b/>
+          <w:bCs/>
+          <w:sz w:val="24"/>
+          <w:szCs w:val="24"/>
+        </w:rPr>
+        <w:t>5</w:t>
       </w:r>
       <w:r>
         <w:rPr>
@@ -1950,7 +2160,17 @@
           <w:sz w:val="24"/>
           <w:szCs w:val="24"/>
         </w:rPr>
-        <w:t>4.5</w:t>
+        <w:t>4.</w:t>
+      </w:r>
+      <w:r>
+        <w:rPr>
+          <w:rFonts w:ascii="Times New Roman" w:hAnsi="Times New Roman" w:cs="Times New Roman"/>
+          <w:b/>
+          <w:bCs/>
+          <w:sz w:val="24"/>
+          <w:szCs w:val="24"/>
+        </w:rPr>
+        <w:t>6</w:t>
       </w:r>
       <w:r>
         <w:rPr>
@@ -2065,17 +2285,7 @@
           <w:szCs w:val="28"/>
         </w:rPr>
         <w:lastRenderedPageBreak/>
-        <w:t xml:space="preserve">V. </w:t>
-      </w:r>
-      <w:r>
-        <w:rPr>
-          <w:rFonts w:ascii="Times New Roman" w:hAnsi="Times New Roman" w:cs="Times New Roman"/>
-          <w:b/>
-          <w:bCs/>
-          <w:sz w:val="28"/>
-          <w:szCs w:val="28"/>
-        </w:rPr>
-        <w:t>Use Cases</w:t>
+        <w:t>V. Use Cases</w:t>
       </w:r>
     </w:p>
     <w:p>

--- a/DroidSecAnalytica.docx
+++ b/DroidSecAnalytica.docx
@@ -360,7 +360,7 @@
           <w:sz w:val="24"/>
           <w:szCs w:val="24"/>
         </w:rPr>
-        <w:t>January 29, 2024</w:t>
+        <w:t>February 5, 2024</w:t>
       </w:r>
       <w:r>
         <w:rPr>
@@ -391,17 +391,13 @@
           <w:rFonts w:ascii="Times New Roman" w:hAnsi="Times New Roman" w:cs="Times New Roman"/>
           <w:b/>
           <w:bCs/>
-          <w:sz w:val="28"/>
-          <w:szCs w:val="28"/>
-        </w:rPr>
-      </w:pPr>
-      <w:r>
-        <w:rPr>
-          <w:rFonts w:ascii="Times New Roman" w:hAnsi="Times New Roman" w:cs="Times New Roman"/>
-          <w:b/>
-          <w:bCs/>
-          <w:sz w:val="28"/>
-          <w:szCs w:val="28"/>
+        </w:rPr>
+      </w:pPr>
+      <w:r>
+        <w:rPr>
+          <w:rFonts w:ascii="Times New Roman" w:hAnsi="Times New Roman" w:cs="Times New Roman"/>
+          <w:b/>
+          <w:bCs/>
         </w:rPr>
         <w:lastRenderedPageBreak/>
         <w:t xml:space="preserve">I. </w:t>
@@ -411,8 +407,6 @@
           <w:rFonts w:ascii="Times New Roman" w:hAnsi="Times New Roman" w:cs="Times New Roman"/>
           <w:b/>
           <w:bCs/>
-          <w:sz w:val="28"/>
-          <w:szCs w:val="28"/>
         </w:rPr>
         <w:t>Overview</w:t>
       </w:r>
@@ -423,25 +417,19 @@
           <w:rFonts w:ascii="Times New Roman" w:hAnsi="Times New Roman" w:cs="Times New Roman"/>
           <w:b/>
           <w:bCs/>
-          <w:sz w:val="28"/>
-          <w:szCs w:val="28"/>
-        </w:rPr>
-      </w:pPr>
-    </w:p>
-    <w:p>
-      <w:pPr>
-        <w:rPr>
-          <w:rFonts w:ascii="Times New Roman" w:hAnsi="Times New Roman" w:cs="Times New Roman"/>
-          <w:sz w:val="24"/>
-          <w:szCs w:val="24"/>
+        </w:rPr>
+      </w:pPr>
+    </w:p>
+    <w:p>
+      <w:pPr>
+        <w:rPr>
+          <w:rFonts w:ascii="Times New Roman" w:hAnsi="Times New Roman" w:cs="Times New Roman"/>
         </w:rPr>
       </w:pPr>
       <w:proofErr w:type="spellStart"/>
       <w:r>
         <w:rPr>
           <w:rFonts w:ascii="Times New Roman" w:hAnsi="Times New Roman" w:cs="Times New Roman"/>
-          <w:sz w:val="24"/>
-          <w:szCs w:val="24"/>
         </w:rPr>
         <w:t>DroidSecAnalytica</w:t>
       </w:r>
@@ -449,26 +437,8 @@
       <w:r>
         <w:rPr>
           <w:rFonts w:ascii="Times New Roman" w:hAnsi="Times New Roman" w:cs="Times New Roman"/>
-          <w:sz w:val="24"/>
-          <w:szCs w:val="24"/>
-        </w:rPr>
-        <w:t xml:space="preserve"> stands at the forefront of Android application security analysis, offering an all-encompassing solution for both static and dynamic assessment of Android APK files. Developed with a keen focus on addressing the multifaceted challenges of mobile security, this tool is an indispensable asset for cybersecurity experts, researchers, and software developers.</w:t>
-      </w:r>
-      <w:r>
-        <w:rPr>
-          <w:rFonts w:ascii="Times New Roman" w:hAnsi="Times New Roman" w:cs="Times New Roman"/>
-          <w:sz w:val="24"/>
-          <w:szCs w:val="24"/>
-        </w:rPr>
-        <w:t xml:space="preserve"> This tool</w:t>
-      </w:r>
-      <w:r>
-        <w:rPr>
-          <w:rFonts w:ascii="Times New Roman" w:hAnsi="Times New Roman" w:cs="Times New Roman"/>
-          <w:sz w:val="24"/>
-          <w:szCs w:val="24"/>
-        </w:rPr>
-        <w:t xml:space="preserve"> is engineered to dissect and scrutinize the intricate aspects of Android applications, shedding light on potential security risks and vulnerabilities. Its dual capability in static and dynamic analysis makes it a uniquely versatile tool in the realm of cybersecurity, catering to a wide range of analysis needs and scenarios. Key features include:</w:t>
+        </w:rPr>
+        <w:t xml:space="preserve"> stands at the forefront of Android application security analysis, offering an all-encompassing solution for both static and dynamic assessment of Android APK files. Developed with a keen focus on addressing the multifaceted challenges of mobile security, this tool is an indispensable asset for cybersecurity experts, researchers, and software developers. This tool is engineered to dissect and scrutinize the intricate aspects of Android applications, shedding light on potential security risks and vulnerabilities. Its dual capability in static and dynamic analysis makes it a uniquely versatile tool in the realm of cybersecurity, catering to a wide range of analysis needs and scenarios. Key features include:</w:t>
       </w:r>
     </w:p>
     <w:p>
@@ -480,25 +450,19 @@
         </w:numPr>
         <w:rPr>
           <w:rFonts w:ascii="Times New Roman" w:hAnsi="Times New Roman" w:cs="Times New Roman"/>
-          <w:sz w:val="24"/>
-          <w:szCs w:val="24"/>
-        </w:rPr>
-      </w:pPr>
-      <w:r>
-        <w:rPr>
-          <w:rFonts w:ascii="Times New Roman" w:hAnsi="Times New Roman" w:cs="Times New Roman"/>
-          <w:b/>
-          <w:bCs/>
-          <w:sz w:val="24"/>
-          <w:szCs w:val="24"/>
+        </w:rPr>
+      </w:pPr>
+      <w:r>
+        <w:rPr>
+          <w:rFonts w:ascii="Times New Roman" w:hAnsi="Times New Roman" w:cs="Times New Roman"/>
+          <w:b/>
+          <w:bCs/>
         </w:rPr>
         <w:t>Static Analysis:</w:t>
       </w:r>
       <w:r>
         <w:rPr>
           <w:rFonts w:ascii="Times New Roman" w:hAnsi="Times New Roman" w:cs="Times New Roman"/>
-          <w:sz w:val="24"/>
-          <w:szCs w:val="24"/>
         </w:rPr>
         <w:t xml:space="preserve"> </w:t>
       </w:r>
@@ -506,8 +470,6 @@
       <w:r>
         <w:rPr>
           <w:rFonts w:ascii="Times New Roman" w:hAnsi="Times New Roman" w:cs="Times New Roman"/>
-          <w:sz w:val="24"/>
-          <w:szCs w:val="24"/>
         </w:rPr>
         <w:t>DroidSecAnalytica</w:t>
       </w:r>
@@ -515,8 +477,6 @@
       <w:r>
         <w:rPr>
           <w:rFonts w:ascii="Times New Roman" w:hAnsi="Times New Roman" w:cs="Times New Roman"/>
-          <w:sz w:val="24"/>
-          <w:szCs w:val="24"/>
         </w:rPr>
         <w:t xml:space="preserve"> meticulously deconstructs APK files, delving into critical components such as permissions, intent filters, and app manifest configuration. This process offers a comprehensive static security overview, revealing permission misuse, over-privileged settings, and other potential security flaws that could be exploited.</w:t>
       </w:r>
@@ -530,25 +490,19 @@
         </w:numPr>
         <w:rPr>
           <w:rFonts w:ascii="Times New Roman" w:hAnsi="Times New Roman" w:cs="Times New Roman"/>
-          <w:sz w:val="24"/>
-          <w:szCs w:val="24"/>
-        </w:rPr>
-      </w:pPr>
-      <w:r>
-        <w:rPr>
-          <w:rFonts w:ascii="Times New Roman" w:hAnsi="Times New Roman" w:cs="Times New Roman"/>
-          <w:b/>
-          <w:bCs/>
-          <w:sz w:val="24"/>
-          <w:szCs w:val="24"/>
+        </w:rPr>
+      </w:pPr>
+      <w:r>
+        <w:rPr>
+          <w:rFonts w:ascii="Times New Roman" w:hAnsi="Times New Roman" w:cs="Times New Roman"/>
+          <w:b/>
+          <w:bCs/>
         </w:rPr>
         <w:t>Dynamic Analysis:</w:t>
       </w:r>
       <w:r>
         <w:rPr>
           <w:rFonts w:ascii="Times New Roman" w:hAnsi="Times New Roman" w:cs="Times New Roman"/>
-          <w:sz w:val="24"/>
-          <w:szCs w:val="24"/>
         </w:rPr>
         <w:t xml:space="preserve"> Beyond static examination, the tool adeptly connects to real-time Android environments, providing a dynamic perspective of application behavior. This analysis is crucial in uncovering runtime vulnerabilities, behavioral anomalies, and other security issues that manifest during application execution.</w:t>
       </w:r>
@@ -562,25 +516,19 @@
         </w:numPr>
         <w:rPr>
           <w:rFonts w:ascii="Times New Roman" w:hAnsi="Times New Roman" w:cs="Times New Roman"/>
-          <w:sz w:val="24"/>
-          <w:szCs w:val="24"/>
-        </w:rPr>
-      </w:pPr>
-      <w:r>
-        <w:rPr>
-          <w:rFonts w:ascii="Times New Roman" w:hAnsi="Times New Roman" w:cs="Times New Roman"/>
-          <w:b/>
-          <w:bCs/>
-          <w:sz w:val="24"/>
-          <w:szCs w:val="24"/>
+        </w:rPr>
+      </w:pPr>
+      <w:r>
+        <w:rPr>
+          <w:rFonts w:ascii="Times New Roman" w:hAnsi="Times New Roman" w:cs="Times New Roman"/>
+          <w:b/>
+          <w:bCs/>
         </w:rPr>
         <w:t>Database Management:</w:t>
       </w:r>
       <w:r>
         <w:rPr>
           <w:rFonts w:ascii="Times New Roman" w:hAnsi="Times New Roman" w:cs="Times New Roman"/>
-          <w:sz w:val="24"/>
-          <w:szCs w:val="24"/>
         </w:rPr>
         <w:t xml:space="preserve"> Recognizing the importance of timely threat identification, </w:t>
       </w:r>
@@ -588,8 +536,6 @@
       <w:r>
         <w:rPr>
           <w:rFonts w:ascii="Times New Roman" w:hAnsi="Times New Roman" w:cs="Times New Roman"/>
-          <w:sz w:val="24"/>
-          <w:szCs w:val="24"/>
         </w:rPr>
         <w:t>DroidSecAnalytica</w:t>
       </w:r>
@@ -597,8 +543,6 @@
       <w:r>
         <w:rPr>
           <w:rFonts w:ascii="Times New Roman" w:hAnsi="Times New Roman" w:cs="Times New Roman"/>
-          <w:sz w:val="24"/>
-          <w:szCs w:val="24"/>
         </w:rPr>
         <w:t xml:space="preserve"> is equipped with a robust database management system. It efficiently maintains an extensive database of known Android malware hashes, thus streamlining the process of recognizing and responding to established threats.</w:t>
       </w:r>
@@ -614,25 +558,19 @@
           <w:rFonts w:ascii="Times New Roman" w:hAnsi="Times New Roman" w:cs="Times New Roman"/>
           <w:b/>
           <w:bCs/>
-          <w:sz w:val="24"/>
-          <w:szCs w:val="24"/>
-        </w:rPr>
-      </w:pPr>
-      <w:r>
-        <w:rPr>
-          <w:rFonts w:ascii="Times New Roman" w:hAnsi="Times New Roman" w:cs="Times New Roman"/>
-          <w:b/>
-          <w:bCs/>
-          <w:sz w:val="24"/>
-          <w:szCs w:val="24"/>
+        </w:rPr>
+      </w:pPr>
+      <w:r>
+        <w:rPr>
+          <w:rFonts w:ascii="Times New Roman" w:hAnsi="Times New Roman" w:cs="Times New Roman"/>
+          <w:b/>
+          <w:bCs/>
         </w:rPr>
         <w:t>Reporting:</w:t>
       </w:r>
       <w:r>
         <w:rPr>
           <w:rFonts w:ascii="Times New Roman" w:hAnsi="Times New Roman" w:cs="Times New Roman"/>
-          <w:sz w:val="24"/>
-          <w:szCs w:val="24"/>
         </w:rPr>
         <w:t xml:space="preserve"> In its commitment to thoroughness and accessibility, the tool generates detailed, user-friendly reports. These reports are designed to cater to a diverse audience, from technical cybersecurity professionals to stakeholders requiring summary-level insights. The reporting feature ensures that findings are presented in a clear, actionable manner, enabling informed decision-making.</w:t>
       </w:r>
@@ -644,8 +582,6 @@
           <w:rFonts w:ascii="Times New Roman" w:hAnsi="Times New Roman" w:cs="Times New Roman"/>
           <w:b/>
           <w:bCs/>
-          <w:sz w:val="24"/>
-          <w:szCs w:val="24"/>
         </w:rPr>
       </w:pPr>
     </w:p>
@@ -656,10 +592,25 @@
           <w:rFonts w:ascii="Times New Roman" w:hAnsi="Times New Roman" w:cs="Times New Roman"/>
           <w:b/>
           <w:bCs/>
-          <w:sz w:val="24"/>
-          <w:szCs w:val="24"/>
-        </w:rPr>
-      </w:pPr>
+        </w:rPr>
+      </w:pPr>
+    </w:p>
+    <w:p>
+      <w:pPr>
+        <w:rPr>
+          <w:rFonts w:ascii="Times New Roman" w:hAnsi="Times New Roman" w:cs="Times New Roman"/>
+          <w:b/>
+          <w:bCs/>
+        </w:rPr>
+      </w:pPr>
+      <w:r>
+        <w:rPr>
+          <w:rFonts w:ascii="Times New Roman" w:hAnsi="Times New Roman" w:cs="Times New Roman"/>
+          <w:b/>
+          <w:bCs/>
+        </w:rPr>
+        <w:br w:type="page"/>
+      </w:r>
     </w:p>
     <w:p>
       <w:pPr>
@@ -668,18 +619,15 @@
           <w:rFonts w:ascii="Times New Roman" w:hAnsi="Times New Roman" w:cs="Times New Roman"/>
           <w:b/>
           <w:bCs/>
-          <w:sz w:val="28"/>
-          <w:szCs w:val="28"/>
-        </w:rPr>
-      </w:pPr>
-      <w:r>
-        <w:rPr>
-          <w:rFonts w:ascii="Times New Roman" w:hAnsi="Times New Roman" w:cs="Times New Roman"/>
-          <w:b/>
-          <w:bCs/>
-          <w:sz w:val="28"/>
-          <w:szCs w:val="28"/>
-        </w:rPr>
+        </w:rPr>
+      </w:pPr>
+      <w:r>
+        <w:rPr>
+          <w:rFonts w:ascii="Times New Roman" w:hAnsi="Times New Roman" w:cs="Times New Roman"/>
+          <w:b/>
+          <w:bCs/>
+        </w:rPr>
+        <w:lastRenderedPageBreak/>
         <w:t xml:space="preserve">II. </w:t>
       </w:r>
       <w:r>
@@ -687,8 +635,6 @@
           <w:rFonts w:ascii="Times New Roman" w:hAnsi="Times New Roman" w:cs="Times New Roman"/>
           <w:b/>
           <w:bCs/>
-          <w:sz w:val="28"/>
-          <w:szCs w:val="28"/>
         </w:rPr>
         <w:t>Objectives</w:t>
       </w:r>
@@ -700,41 +646,31 @@
           <w:rFonts w:ascii="Times New Roman" w:hAnsi="Times New Roman" w:cs="Times New Roman"/>
           <w:b/>
           <w:bCs/>
-          <w:sz w:val="28"/>
-          <w:szCs w:val="28"/>
-        </w:rPr>
-      </w:pPr>
-    </w:p>
-    <w:p>
-      <w:pPr>
-        <w:rPr>
-          <w:rFonts w:ascii="Times New Roman" w:hAnsi="Times New Roman" w:cs="Times New Roman"/>
-          <w:sz w:val="24"/>
-          <w:szCs w:val="24"/>
+        </w:rPr>
+      </w:pPr>
+    </w:p>
+    <w:p>
+      <w:pPr>
+        <w:rPr>
+          <w:rFonts w:ascii="Times New Roman" w:hAnsi="Times New Roman" w:cs="Times New Roman"/>
         </w:rPr>
       </w:pPr>
       <w:proofErr w:type="spellStart"/>
       <w:r>
         <w:rPr>
           <w:rFonts w:ascii="Times New Roman" w:hAnsi="Times New Roman" w:cs="Times New Roman"/>
-          <w:sz w:val="24"/>
-          <w:szCs w:val="24"/>
         </w:rPr>
         <w:t>DroidSecAnalytica</w:t>
       </w:r>
       <w:r>
         <w:rPr>
           <w:rFonts w:ascii="Times New Roman" w:hAnsi="Times New Roman" w:cs="Times New Roman"/>
-          <w:sz w:val="24"/>
-          <w:szCs w:val="24"/>
         </w:rPr>
         <w:t>’</w:t>
       </w:r>
       <w:r>
         <w:rPr>
           <w:rFonts w:ascii="Times New Roman" w:hAnsi="Times New Roman" w:cs="Times New Roman"/>
-          <w:sz w:val="24"/>
-          <w:szCs w:val="24"/>
         </w:rPr>
         <w:t>s</w:t>
       </w:r>
@@ -742,24 +678,18 @@
       <w:r>
         <w:rPr>
           <w:rFonts w:ascii="Times New Roman" w:hAnsi="Times New Roman" w:cs="Times New Roman"/>
-          <w:sz w:val="24"/>
-          <w:szCs w:val="24"/>
         </w:rPr>
         <w:t xml:space="preserve"> primary objective is to equip users with a detailed insight into Android applications</w:t>
       </w:r>
       <w:r>
         <w:rPr>
           <w:rFonts w:ascii="Times New Roman" w:hAnsi="Times New Roman" w:cs="Times New Roman"/>
-          <w:sz w:val="24"/>
-          <w:szCs w:val="24"/>
         </w:rPr>
         <w:t>’</w:t>
       </w:r>
       <w:r>
         <w:rPr>
           <w:rFonts w:ascii="Times New Roman" w:hAnsi="Times New Roman" w:cs="Times New Roman"/>
-          <w:sz w:val="24"/>
-          <w:szCs w:val="24"/>
         </w:rPr>
         <w:t xml:space="preserve"> security aspects. It aims to:</w:t>
       </w:r>
@@ -773,15 +703,11 @@
         </w:numPr>
         <w:rPr>
           <w:rFonts w:ascii="Times New Roman" w:hAnsi="Times New Roman" w:cs="Times New Roman"/>
-          <w:sz w:val="24"/>
-          <w:szCs w:val="24"/>
-        </w:rPr>
-      </w:pPr>
-      <w:r>
-        <w:rPr>
-          <w:rFonts w:ascii="Times New Roman" w:hAnsi="Times New Roman" w:cs="Times New Roman"/>
-          <w:sz w:val="24"/>
-          <w:szCs w:val="24"/>
+        </w:rPr>
+      </w:pPr>
+      <w:r>
+        <w:rPr>
+          <w:rFonts w:ascii="Times New Roman" w:hAnsi="Times New Roman" w:cs="Times New Roman"/>
         </w:rPr>
         <w:t>Identify potential security vulnerabilities in Android applications.</w:t>
       </w:r>
@@ -795,15 +721,11 @@
         </w:numPr>
         <w:rPr>
           <w:rFonts w:ascii="Times New Roman" w:hAnsi="Times New Roman" w:cs="Times New Roman"/>
-          <w:sz w:val="24"/>
-          <w:szCs w:val="24"/>
-        </w:rPr>
-      </w:pPr>
-      <w:r>
-        <w:rPr>
-          <w:rFonts w:ascii="Times New Roman" w:hAnsi="Times New Roman" w:cs="Times New Roman"/>
-          <w:sz w:val="24"/>
-          <w:szCs w:val="24"/>
+        </w:rPr>
+      </w:pPr>
+      <w:r>
+        <w:rPr>
+          <w:rFonts w:ascii="Times New Roman" w:hAnsi="Times New Roman" w:cs="Times New Roman"/>
         </w:rPr>
         <w:t>Provide a thorough analysis of Android permissions and their usage.</w:t>
       </w:r>
@@ -817,15 +739,11 @@
         </w:numPr>
         <w:rPr>
           <w:rFonts w:ascii="Times New Roman" w:hAnsi="Times New Roman" w:cs="Times New Roman"/>
-          <w:sz w:val="24"/>
-          <w:szCs w:val="24"/>
-        </w:rPr>
-      </w:pPr>
-      <w:r>
-        <w:rPr>
-          <w:rFonts w:ascii="Times New Roman" w:hAnsi="Times New Roman" w:cs="Times New Roman"/>
-          <w:sz w:val="24"/>
-          <w:szCs w:val="24"/>
+        </w:rPr>
+      </w:pPr>
+      <w:r>
+        <w:rPr>
+          <w:rFonts w:ascii="Times New Roman" w:hAnsi="Times New Roman" w:cs="Times New Roman"/>
         </w:rPr>
         <w:t>Detect and analyze malware signatures within Android APK files.</w:t>
       </w:r>
@@ -839,17 +757,12 @@
         </w:numPr>
         <w:rPr>
           <w:rFonts w:ascii="Times New Roman" w:hAnsi="Times New Roman" w:cs="Times New Roman"/>
-          <w:sz w:val="24"/>
-          <w:szCs w:val="24"/>
-        </w:rPr>
-      </w:pPr>
-      <w:r>
-        <w:rPr>
-          <w:rFonts w:ascii="Times New Roman" w:hAnsi="Times New Roman" w:cs="Times New Roman"/>
-          <w:sz w:val="24"/>
-          <w:szCs w:val="24"/>
-        </w:rPr>
-        <w:lastRenderedPageBreak/>
+        </w:rPr>
+      </w:pPr>
+      <w:r>
+        <w:rPr>
+          <w:rFonts w:ascii="Times New Roman" w:hAnsi="Times New Roman" w:cs="Times New Roman"/>
+        </w:rPr>
         <w:t>Offer a user-friendly interface for conducting complex security assessments.</w:t>
       </w:r>
     </w:p>
@@ -859,28 +772,22 @@
           <w:rFonts w:ascii="Times New Roman" w:hAnsi="Times New Roman" w:cs="Times New Roman"/>
           <w:b/>
           <w:bCs/>
-          <w:sz w:val="24"/>
-          <w:szCs w:val="24"/>
-        </w:rPr>
-      </w:pPr>
-    </w:p>
-    <w:p>
-      <w:pPr>
-        <w:rPr>
-          <w:rFonts w:ascii="Times New Roman" w:hAnsi="Times New Roman" w:cs="Times New Roman"/>
-          <w:b/>
-          <w:bCs/>
-          <w:sz w:val="24"/>
-          <w:szCs w:val="24"/>
-        </w:rPr>
-      </w:pPr>
-      <w:r>
-        <w:rPr>
-          <w:rFonts w:ascii="Times New Roman" w:hAnsi="Times New Roman" w:cs="Times New Roman"/>
-          <w:b/>
-          <w:bCs/>
-          <w:sz w:val="24"/>
-          <w:szCs w:val="24"/>
+        </w:rPr>
+      </w:pPr>
+    </w:p>
+    <w:p>
+      <w:pPr>
+        <w:rPr>
+          <w:rFonts w:ascii="Times New Roman" w:hAnsi="Times New Roman" w:cs="Times New Roman"/>
+          <w:b/>
+          <w:bCs/>
+        </w:rPr>
+      </w:pPr>
+      <w:r>
+        <w:rPr>
+          <w:rFonts w:ascii="Times New Roman" w:hAnsi="Times New Roman" w:cs="Times New Roman"/>
+          <w:b/>
+          <w:bCs/>
         </w:rPr>
         <w:t>Technology Stack</w:t>
       </w:r>
@@ -889,16 +796,12 @@
       <w:pPr>
         <w:rPr>
           <w:rFonts w:ascii="Times New Roman" w:hAnsi="Times New Roman" w:cs="Times New Roman"/>
-          <w:sz w:val="24"/>
-          <w:szCs w:val="24"/>
         </w:rPr>
       </w:pPr>
       <w:proofErr w:type="spellStart"/>
       <w:r>
         <w:rPr>
           <w:rFonts w:ascii="Times New Roman" w:hAnsi="Times New Roman" w:cs="Times New Roman"/>
-          <w:sz w:val="24"/>
-          <w:szCs w:val="24"/>
         </w:rPr>
         <w:t>DroidSecAnalytica</w:t>
       </w:r>
@@ -906,8 +809,6 @@
       <w:r>
         <w:rPr>
           <w:rFonts w:ascii="Times New Roman" w:hAnsi="Times New Roman" w:cs="Times New Roman"/>
-          <w:sz w:val="24"/>
-          <w:szCs w:val="24"/>
         </w:rPr>
         <w:t xml:space="preserve"> is built on Python, leveraging its powerful libraries for efficient processing and analysis. The integration of ADB (Android Debug Bridge) allows for seamless interaction with Android devices or emulators for real-time analysis.</w:t>
       </w:r>
@@ -918,28 +819,22 @@
           <w:rFonts w:ascii="Times New Roman" w:hAnsi="Times New Roman" w:cs="Times New Roman"/>
           <w:b/>
           <w:bCs/>
-          <w:sz w:val="24"/>
-          <w:szCs w:val="24"/>
-        </w:rPr>
-      </w:pPr>
-    </w:p>
-    <w:p>
-      <w:pPr>
-        <w:rPr>
-          <w:rFonts w:ascii="Times New Roman" w:hAnsi="Times New Roman" w:cs="Times New Roman"/>
-          <w:b/>
-          <w:bCs/>
-          <w:sz w:val="24"/>
-          <w:szCs w:val="24"/>
-        </w:rPr>
-      </w:pPr>
-      <w:r>
-        <w:rPr>
-          <w:rFonts w:ascii="Times New Roman" w:hAnsi="Times New Roman" w:cs="Times New Roman"/>
-          <w:b/>
-          <w:bCs/>
-          <w:sz w:val="24"/>
-          <w:szCs w:val="24"/>
+        </w:rPr>
+      </w:pPr>
+    </w:p>
+    <w:p>
+      <w:pPr>
+        <w:rPr>
+          <w:rFonts w:ascii="Times New Roman" w:hAnsi="Times New Roman" w:cs="Times New Roman"/>
+          <w:b/>
+          <w:bCs/>
+        </w:rPr>
+      </w:pPr>
+      <w:r>
+        <w:rPr>
+          <w:rFonts w:ascii="Times New Roman" w:hAnsi="Times New Roman" w:cs="Times New Roman"/>
+          <w:b/>
+          <w:bCs/>
         </w:rPr>
         <w:t>System Requirements</w:t>
       </w:r>
@@ -952,15 +847,11 @@
         </w:numPr>
         <w:rPr>
           <w:rFonts w:ascii="Times New Roman" w:hAnsi="Times New Roman" w:cs="Times New Roman"/>
-          <w:sz w:val="24"/>
-          <w:szCs w:val="24"/>
-        </w:rPr>
-      </w:pPr>
-      <w:r>
-        <w:rPr>
-          <w:rFonts w:ascii="Times New Roman" w:hAnsi="Times New Roman" w:cs="Times New Roman"/>
-          <w:sz w:val="24"/>
-          <w:szCs w:val="24"/>
+        </w:rPr>
+      </w:pPr>
+      <w:r>
+        <w:rPr>
+          <w:rFonts w:ascii="Times New Roman" w:hAnsi="Times New Roman" w:cs="Times New Roman"/>
         </w:rPr>
         <w:t>Python 3.12</w:t>
       </w:r>
@@ -973,15 +864,11 @@
         </w:numPr>
         <w:rPr>
           <w:rFonts w:ascii="Times New Roman" w:hAnsi="Times New Roman" w:cs="Times New Roman"/>
-          <w:sz w:val="24"/>
-          <w:szCs w:val="24"/>
-        </w:rPr>
-      </w:pPr>
-      <w:r>
-        <w:rPr>
-          <w:rFonts w:ascii="Times New Roman" w:hAnsi="Times New Roman" w:cs="Times New Roman"/>
-          <w:sz w:val="24"/>
-          <w:szCs w:val="24"/>
+        </w:rPr>
+      </w:pPr>
+      <w:r>
+        <w:rPr>
+          <w:rFonts w:ascii="Times New Roman" w:hAnsi="Times New Roman" w:cs="Times New Roman"/>
         </w:rPr>
         <w:t>ADB (Android Debug Bridge) for dynamic analysis</w:t>
       </w:r>
@@ -994,15 +881,11 @@
         </w:numPr>
         <w:rPr>
           <w:rFonts w:ascii="Times New Roman" w:hAnsi="Times New Roman" w:cs="Times New Roman"/>
-          <w:sz w:val="24"/>
-          <w:szCs w:val="24"/>
-        </w:rPr>
-      </w:pPr>
-      <w:r>
-        <w:rPr>
-          <w:rFonts w:ascii="Times New Roman" w:hAnsi="Times New Roman" w:cs="Times New Roman"/>
-          <w:sz w:val="24"/>
-          <w:szCs w:val="24"/>
+        </w:rPr>
+      </w:pPr>
+      <w:r>
+        <w:rPr>
+          <w:rFonts w:ascii="Times New Roman" w:hAnsi="Times New Roman" w:cs="Times New Roman"/>
         </w:rPr>
         <w:t>Access to Android devices or emulators</w:t>
       </w:r>
@@ -1011,8 +894,6 @@
       <w:pPr>
         <w:rPr>
           <w:rFonts w:ascii="Times New Roman" w:hAnsi="Times New Roman" w:cs="Times New Roman"/>
-          <w:sz w:val="24"/>
-          <w:szCs w:val="24"/>
         </w:rPr>
       </w:pPr>
     </w:p>
@@ -1021,8 +902,6 @@
         <w:ind w:left="720"/>
         <w:rPr>
           <w:rFonts w:ascii="Times New Roman" w:hAnsi="Times New Roman" w:cs="Times New Roman"/>
-          <w:sz w:val="24"/>
-          <w:szCs w:val="24"/>
         </w:rPr>
       </w:pPr>
       <w:r>
@@ -1072,17 +951,13 @@
           <w:rFonts w:ascii="Times New Roman" w:hAnsi="Times New Roman" w:cs="Times New Roman"/>
           <w:b/>
           <w:bCs/>
-          <w:sz w:val="28"/>
-          <w:szCs w:val="28"/>
-        </w:rPr>
-      </w:pPr>
-      <w:r>
-        <w:rPr>
-          <w:rFonts w:ascii="Times New Roman" w:hAnsi="Times New Roman" w:cs="Times New Roman"/>
-          <w:b/>
-          <w:bCs/>
-          <w:sz w:val="28"/>
-          <w:szCs w:val="28"/>
+        </w:rPr>
+      </w:pPr>
+      <w:r>
+        <w:rPr>
+          <w:rFonts w:ascii="Times New Roman" w:hAnsi="Times New Roman" w:cs="Times New Roman"/>
+          <w:b/>
+          <w:bCs/>
         </w:rPr>
         <w:br w:type="page"/>
       </w:r>
@@ -1094,17 +969,13 @@
           <w:rFonts w:ascii="Times New Roman" w:hAnsi="Times New Roman" w:cs="Times New Roman"/>
           <w:b/>
           <w:bCs/>
-          <w:sz w:val="28"/>
-          <w:szCs w:val="28"/>
-        </w:rPr>
-      </w:pPr>
-      <w:r>
-        <w:rPr>
-          <w:rFonts w:ascii="Times New Roman" w:hAnsi="Times New Roman" w:cs="Times New Roman"/>
-          <w:b/>
-          <w:bCs/>
-          <w:sz w:val="28"/>
-          <w:szCs w:val="28"/>
+        </w:rPr>
+      </w:pPr>
+      <w:r>
+        <w:rPr>
+          <w:rFonts w:ascii="Times New Roman" w:hAnsi="Times New Roman" w:cs="Times New Roman"/>
+          <w:b/>
+          <w:bCs/>
         </w:rPr>
         <w:lastRenderedPageBreak/>
         <w:t xml:space="preserve">III. </w:t>
@@ -1114,8 +985,6 @@
           <w:rFonts w:ascii="Times New Roman" w:hAnsi="Times New Roman" w:cs="Times New Roman"/>
           <w:b/>
           <w:bCs/>
-          <w:sz w:val="28"/>
-          <w:szCs w:val="28"/>
         </w:rPr>
         <w:t>Installation Guide</w:t>
       </w:r>
@@ -1127,8 +996,6 @@
           <w:rFonts w:ascii="Times New Roman" w:hAnsi="Times New Roman" w:cs="Times New Roman"/>
           <w:b/>
           <w:bCs/>
-          <w:sz w:val="24"/>
-          <w:szCs w:val="24"/>
         </w:rPr>
       </w:pPr>
     </w:p>
@@ -1140,15 +1007,11 @@
         </w:numPr>
         <w:rPr>
           <w:rFonts w:ascii="Times New Roman" w:hAnsi="Times New Roman" w:cs="Times New Roman"/>
-          <w:sz w:val="24"/>
-          <w:szCs w:val="24"/>
-        </w:rPr>
-      </w:pPr>
-      <w:r>
-        <w:rPr>
-          <w:rFonts w:ascii="Times New Roman" w:hAnsi="Times New Roman" w:cs="Times New Roman"/>
-          <w:sz w:val="24"/>
-          <w:szCs w:val="24"/>
+        </w:rPr>
+      </w:pPr>
+      <w:r>
+        <w:rPr>
+          <w:rFonts w:ascii="Times New Roman" w:hAnsi="Times New Roman" w:cs="Times New Roman"/>
         </w:rPr>
         <w:t xml:space="preserve">Clone the repository from GitHub: </w:t>
       </w:r>
@@ -1157,8 +1020,6 @@
           <w:rFonts w:ascii="Times New Roman" w:hAnsi="Times New Roman" w:cs="Times New Roman"/>
           <w:b/>
           <w:bCs/>
-          <w:sz w:val="24"/>
-          <w:szCs w:val="24"/>
         </w:rPr>
         <w:t xml:space="preserve">git clone </w:t>
       </w:r>
@@ -1168,8 +1029,6 @@
           <w:rFonts w:ascii="Times New Roman" w:hAnsi="Times New Roman" w:cs="Times New Roman"/>
           <w:b/>
           <w:bCs/>
-          <w:sz w:val="24"/>
-          <w:szCs w:val="24"/>
         </w:rPr>
         <w:t>https://github</w:t>
       </w:r>
@@ -1178,8 +1037,6 @@
           <w:rFonts w:ascii="Times New Roman" w:hAnsi="Times New Roman" w:cs="Times New Roman"/>
           <w:b/>
           <w:bCs/>
-          <w:sz w:val="24"/>
-          <w:szCs w:val="24"/>
         </w:rPr>
         <w:t>.com/username/DroidSecAnalytica.git</w:t>
       </w:r>
@@ -1193,15 +1050,11 @@
         </w:numPr>
         <w:rPr>
           <w:rFonts w:ascii="Times New Roman" w:hAnsi="Times New Roman" w:cs="Times New Roman"/>
-          <w:sz w:val="24"/>
-          <w:szCs w:val="24"/>
-        </w:rPr>
-      </w:pPr>
-      <w:r>
-        <w:rPr>
-          <w:rFonts w:ascii="Times New Roman" w:hAnsi="Times New Roman" w:cs="Times New Roman"/>
-          <w:sz w:val="24"/>
-          <w:szCs w:val="24"/>
+        </w:rPr>
+      </w:pPr>
+      <w:r>
+        <w:rPr>
+          <w:rFonts w:ascii="Times New Roman" w:hAnsi="Times New Roman" w:cs="Times New Roman"/>
         </w:rPr>
         <w:t xml:space="preserve">Install required Python libraries: </w:t>
       </w:r>
@@ -1210,8 +1063,6 @@
           <w:rFonts w:ascii="Times New Roman" w:hAnsi="Times New Roman" w:cs="Times New Roman"/>
           <w:b/>
           <w:bCs/>
-          <w:sz w:val="24"/>
-          <w:szCs w:val="24"/>
         </w:rPr>
         <w:t xml:space="preserve">pip install -r </w:t>
       </w:r>
@@ -1221,8 +1072,6 @@
           <w:rFonts w:ascii="Times New Roman" w:hAnsi="Times New Roman" w:cs="Times New Roman"/>
           <w:b/>
           <w:bCs/>
-          <w:sz w:val="24"/>
-          <w:szCs w:val="24"/>
         </w:rPr>
         <w:t>requirements.txt</w:t>
       </w:r>
@@ -1236,31 +1085,23 @@
         </w:numPr>
         <w:rPr>
           <w:rFonts w:ascii="Times New Roman" w:hAnsi="Times New Roman" w:cs="Times New Roman"/>
-          <w:sz w:val="24"/>
-          <w:szCs w:val="24"/>
-        </w:rPr>
-      </w:pPr>
-      <w:r>
-        <w:rPr>
-          <w:rFonts w:ascii="Times New Roman" w:hAnsi="Times New Roman" w:cs="Times New Roman"/>
-          <w:sz w:val="24"/>
-          <w:szCs w:val="24"/>
+        </w:rPr>
+      </w:pPr>
+      <w:r>
+        <w:rPr>
+          <w:rFonts w:ascii="Times New Roman" w:hAnsi="Times New Roman" w:cs="Times New Roman"/>
         </w:rPr>
         <w:t>Set up ADB and ensure it</w:t>
       </w:r>
       <w:r>
         <w:rPr>
           <w:rFonts w:ascii="Times New Roman" w:hAnsi="Times New Roman" w:cs="Times New Roman"/>
-          <w:sz w:val="24"/>
-          <w:szCs w:val="24"/>
         </w:rPr>
         <w:t>’</w:t>
       </w:r>
       <w:r>
         <w:rPr>
           <w:rFonts w:ascii="Times New Roman" w:hAnsi="Times New Roman" w:cs="Times New Roman"/>
-          <w:sz w:val="24"/>
-          <w:szCs w:val="24"/>
         </w:rPr>
         <w:t>s in the system PATH.</w:t>
       </w:r>
@@ -1271,17 +1112,13 @@
           <w:rFonts w:ascii="Times New Roman" w:hAnsi="Times New Roman" w:cs="Times New Roman"/>
           <w:b/>
           <w:bCs/>
-          <w:sz w:val="24"/>
-          <w:szCs w:val="24"/>
-        </w:rPr>
-      </w:pPr>
-      <w:r>
-        <w:rPr>
-          <w:rFonts w:ascii="Times New Roman" w:hAnsi="Times New Roman" w:cs="Times New Roman"/>
-          <w:b/>
-          <w:bCs/>
-          <w:sz w:val="24"/>
-          <w:szCs w:val="24"/>
+        </w:rPr>
+      </w:pPr>
+      <w:r>
+        <w:rPr>
+          <w:rFonts w:ascii="Times New Roman" w:hAnsi="Times New Roman" w:cs="Times New Roman"/>
+          <w:b/>
+          <w:bCs/>
         </w:rPr>
         <w:br w:type="page"/>
       </w:r>
@@ -1293,17 +1130,13 @@
           <w:rFonts w:ascii="Times New Roman" w:hAnsi="Times New Roman" w:cs="Times New Roman"/>
           <w:b/>
           <w:bCs/>
-          <w:sz w:val="28"/>
-          <w:szCs w:val="28"/>
-        </w:rPr>
-      </w:pPr>
-      <w:r>
-        <w:rPr>
-          <w:rFonts w:ascii="Times New Roman" w:hAnsi="Times New Roman" w:cs="Times New Roman"/>
-          <w:b/>
-          <w:bCs/>
-          <w:sz w:val="28"/>
-          <w:szCs w:val="28"/>
+        </w:rPr>
+      </w:pPr>
+      <w:r>
+        <w:rPr>
+          <w:rFonts w:ascii="Times New Roman" w:hAnsi="Times New Roman" w:cs="Times New Roman"/>
+          <w:b/>
+          <w:bCs/>
         </w:rPr>
         <w:lastRenderedPageBreak/>
         <w:t>IV</w:t>
@@ -1313,8 +1146,6 @@
           <w:rFonts w:ascii="Times New Roman" w:hAnsi="Times New Roman" w:cs="Times New Roman"/>
           <w:b/>
           <w:bCs/>
-          <w:sz w:val="28"/>
-          <w:szCs w:val="28"/>
         </w:rPr>
         <w:t>.</w:t>
       </w:r>
@@ -1323,8 +1154,6 @@
           <w:rFonts w:ascii="Times New Roman" w:hAnsi="Times New Roman" w:cs="Times New Roman"/>
           <w:b/>
           <w:bCs/>
-          <w:sz w:val="28"/>
-          <w:szCs w:val="28"/>
         </w:rPr>
         <w:t xml:space="preserve"> </w:t>
       </w:r>
@@ -1333,8 +1162,6 @@
           <w:rFonts w:ascii="Times New Roman" w:hAnsi="Times New Roman" w:cs="Times New Roman"/>
           <w:b/>
           <w:bCs/>
-          <w:sz w:val="28"/>
-          <w:szCs w:val="28"/>
         </w:rPr>
         <w:t>Module Descriptions</w:t>
       </w:r>
@@ -1346,28 +1173,22 @@
           <w:rFonts w:ascii="Times New Roman" w:hAnsi="Times New Roman" w:cs="Times New Roman"/>
           <w:b/>
           <w:bCs/>
-          <w:sz w:val="24"/>
-          <w:szCs w:val="24"/>
-        </w:rPr>
-      </w:pPr>
-    </w:p>
-    <w:p>
-      <w:pPr>
-        <w:rPr>
-          <w:rFonts w:ascii="Times New Roman" w:hAnsi="Times New Roman" w:cs="Times New Roman"/>
-          <w:b/>
-          <w:bCs/>
-          <w:sz w:val="24"/>
-          <w:szCs w:val="24"/>
-        </w:rPr>
-      </w:pPr>
-      <w:r>
-        <w:rPr>
-          <w:rFonts w:ascii="Times New Roman" w:hAnsi="Times New Roman" w:cs="Times New Roman"/>
-          <w:b/>
-          <w:bCs/>
-          <w:sz w:val="24"/>
-          <w:szCs w:val="24"/>
+        </w:rPr>
+      </w:pPr>
+    </w:p>
+    <w:p>
+      <w:pPr>
+        <w:rPr>
+          <w:rFonts w:ascii="Times New Roman" w:hAnsi="Times New Roman" w:cs="Times New Roman"/>
+          <w:b/>
+          <w:bCs/>
+        </w:rPr>
+      </w:pPr>
+      <w:r>
+        <w:rPr>
+          <w:rFonts w:ascii="Times New Roman" w:hAnsi="Times New Roman" w:cs="Times New Roman"/>
+          <w:b/>
+          <w:bCs/>
         </w:rPr>
         <w:t xml:space="preserve">4.1 </w:t>
       </w:r>
@@ -1376,8 +1197,6 @@
           <w:rFonts w:ascii="Times New Roman" w:hAnsi="Times New Roman" w:cs="Times New Roman"/>
           <w:b/>
           <w:bCs/>
-          <w:sz w:val="24"/>
-          <w:szCs w:val="24"/>
         </w:rPr>
         <w:t>Static Analysis (</w:t>
       </w:r>
@@ -1387,8 +1206,6 @@
           <w:rFonts w:ascii="Times New Roman" w:hAnsi="Times New Roman" w:cs="Times New Roman"/>
           <w:b/>
           <w:bCs/>
-          <w:sz w:val="24"/>
-          <w:szCs w:val="24"/>
         </w:rPr>
         <w:t>static_analysis</w:t>
       </w:r>
@@ -1398,8 +1215,6 @@
           <w:rFonts w:ascii="Times New Roman" w:hAnsi="Times New Roman" w:cs="Times New Roman"/>
           <w:b/>
           <w:bCs/>
-          <w:sz w:val="24"/>
-          <w:szCs w:val="24"/>
         </w:rPr>
         <w:t xml:space="preserve"> package)</w:t>
       </w:r>
@@ -1412,15 +1227,11 @@
         </w:numPr>
         <w:rPr>
           <w:rFonts w:ascii="Times New Roman" w:hAnsi="Times New Roman" w:cs="Times New Roman"/>
-          <w:sz w:val="24"/>
-          <w:szCs w:val="24"/>
-        </w:rPr>
-      </w:pPr>
-      <w:r>
-        <w:rPr>
-          <w:rFonts w:ascii="Times New Roman" w:hAnsi="Times New Roman" w:cs="Times New Roman"/>
-          <w:sz w:val="24"/>
-          <w:szCs w:val="24"/>
+        </w:rPr>
+      </w:pPr>
+      <w:r>
+        <w:rPr>
+          <w:rFonts w:ascii="Times New Roman" w:hAnsi="Times New Roman" w:cs="Times New Roman"/>
         </w:rPr>
         <w:t>Performs static analysis of APK files.</w:t>
       </w:r>
@@ -1433,15 +1244,11 @@
         </w:numPr>
         <w:rPr>
           <w:rFonts w:ascii="Times New Roman" w:hAnsi="Times New Roman" w:cs="Times New Roman"/>
-          <w:sz w:val="24"/>
-          <w:szCs w:val="24"/>
-        </w:rPr>
-      </w:pPr>
-      <w:r>
-        <w:rPr>
-          <w:rFonts w:ascii="Times New Roman" w:hAnsi="Times New Roman" w:cs="Times New Roman"/>
-          <w:sz w:val="24"/>
-          <w:szCs w:val="24"/>
+        </w:rPr>
+      </w:pPr>
+      <w:r>
+        <w:rPr>
+          <w:rFonts w:ascii="Times New Roman" w:hAnsi="Times New Roman" w:cs="Times New Roman"/>
         </w:rPr>
         <w:t>Extracts and analyzes permissions, intent filters, and other manifest components.</w:t>
       </w:r>
@@ -1451,8 +1258,6 @@
         <w:jc w:val="center"/>
         <w:rPr>
           <w:rFonts w:ascii="Times New Roman" w:hAnsi="Times New Roman" w:cs="Times New Roman"/>
-          <w:sz w:val="24"/>
-          <w:szCs w:val="24"/>
         </w:rPr>
       </w:pPr>
       <w:r>
@@ -1460,10 +1265,10 @@
           <w:noProof/>
         </w:rPr>
         <w:drawing>
-          <wp:inline distT="0" distB="0" distL="0" distR="0" wp14:anchorId="7CEDF71D" wp14:editId="502DFFCE">
-            <wp:extent cx="4143375" cy="2019300"/>
-            <wp:effectExtent l="0" t="0" r="9525" b="0"/>
-            <wp:docPr id="63286072" name="Picture 1" descr="A screenshot of a computer&#10;&#10;Description automatically generated"/>
+          <wp:inline distT="0" distB="0" distL="0" distR="0" wp14:anchorId="4B359344" wp14:editId="615F7DD4">
+            <wp:extent cx="3990975" cy="1990725"/>
+            <wp:effectExtent l="0" t="0" r="9525" b="9525"/>
+            <wp:docPr id="832541665" name="Picture 1" descr="A screenshot of a computer&#10;&#10;Description automatically generated"/>
             <wp:cNvGraphicFramePr>
               <a:graphicFrameLocks xmlns:a="http://schemas.openxmlformats.org/drawingml/2006/main" noChangeAspect="1"/>
             </wp:cNvGraphicFramePr>
@@ -1471,7 +1276,7 @@
               <a:graphicData uri="http://schemas.openxmlformats.org/drawingml/2006/picture">
                 <pic:pic xmlns:pic="http://schemas.openxmlformats.org/drawingml/2006/picture">
                   <pic:nvPicPr>
-                    <pic:cNvPr id="63286072" name="Picture 1" descr="A screenshot of a computer&#10;&#10;Description automatically generated"/>
+                    <pic:cNvPr id="832541665" name="Picture 1" descr="A screenshot of a computer&#10;&#10;Description automatically generated"/>
                     <pic:cNvPicPr/>
                   </pic:nvPicPr>
                   <pic:blipFill>
@@ -1483,7 +1288,7 @@
                   <pic:spPr>
                     <a:xfrm>
                       <a:off x="0" y="0"/>
-                      <a:ext cx="4143375" cy="2019300"/>
+                      <a:ext cx="3990975" cy="1990725"/>
                     </a:xfrm>
                     <a:prstGeom prst="rect">
                       <a:avLst/>
@@ -1501,28 +1306,22 @@
         <w:jc w:val="center"/>
         <w:rPr>
           <w:rFonts w:ascii="Times New Roman" w:hAnsi="Times New Roman" w:cs="Times New Roman"/>
-          <w:sz w:val="24"/>
-          <w:szCs w:val="24"/>
-        </w:rPr>
-      </w:pPr>
-    </w:p>
-    <w:p>
-      <w:pPr>
-        <w:rPr>
-          <w:rFonts w:ascii="Times New Roman" w:hAnsi="Times New Roman" w:cs="Times New Roman"/>
-          <w:b/>
-          <w:bCs/>
-          <w:sz w:val="24"/>
-          <w:szCs w:val="24"/>
-        </w:rPr>
-      </w:pPr>
-      <w:r>
-        <w:rPr>
-          <w:rFonts w:ascii="Times New Roman" w:hAnsi="Times New Roman" w:cs="Times New Roman"/>
-          <w:b/>
-          <w:bCs/>
-          <w:sz w:val="24"/>
-          <w:szCs w:val="24"/>
+        </w:rPr>
+      </w:pPr>
+    </w:p>
+    <w:p>
+      <w:pPr>
+        <w:rPr>
+          <w:rFonts w:ascii="Times New Roman" w:hAnsi="Times New Roman" w:cs="Times New Roman"/>
+          <w:b/>
+          <w:bCs/>
+        </w:rPr>
+      </w:pPr>
+      <w:r>
+        <w:rPr>
+          <w:rFonts w:ascii="Times New Roman" w:hAnsi="Times New Roman" w:cs="Times New Roman"/>
+          <w:b/>
+          <w:bCs/>
         </w:rPr>
         <w:t>4.2</w:t>
       </w:r>
@@ -1531,8 +1330,6 @@
           <w:rFonts w:ascii="Times New Roman" w:hAnsi="Times New Roman" w:cs="Times New Roman"/>
           <w:b/>
           <w:bCs/>
-          <w:sz w:val="24"/>
-          <w:szCs w:val="24"/>
         </w:rPr>
         <w:t xml:space="preserve"> Dynamic Analysis (</w:t>
       </w:r>
@@ -1542,8 +1339,6 @@
           <w:rFonts w:ascii="Times New Roman" w:hAnsi="Times New Roman" w:cs="Times New Roman"/>
           <w:b/>
           <w:bCs/>
-          <w:sz w:val="24"/>
-          <w:szCs w:val="24"/>
         </w:rPr>
         <w:t>dynamic_analysis</w:t>
       </w:r>
@@ -1553,8 +1348,6 @@
           <w:rFonts w:ascii="Times New Roman" w:hAnsi="Times New Roman" w:cs="Times New Roman"/>
           <w:b/>
           <w:bCs/>
-          <w:sz w:val="24"/>
-          <w:szCs w:val="24"/>
         </w:rPr>
         <w:t xml:space="preserve"> package)</w:t>
       </w:r>
@@ -1567,15 +1360,11 @@
         </w:numPr>
         <w:rPr>
           <w:rFonts w:ascii="Times New Roman" w:hAnsi="Times New Roman" w:cs="Times New Roman"/>
-          <w:sz w:val="24"/>
-          <w:szCs w:val="24"/>
-        </w:rPr>
-      </w:pPr>
-      <w:r>
-        <w:rPr>
-          <w:rFonts w:ascii="Times New Roman" w:hAnsi="Times New Roman" w:cs="Times New Roman"/>
-          <w:sz w:val="24"/>
-          <w:szCs w:val="24"/>
+        </w:rPr>
+      </w:pPr>
+      <w:r>
+        <w:rPr>
+          <w:rFonts w:ascii="Times New Roman" w:hAnsi="Times New Roman" w:cs="Times New Roman"/>
         </w:rPr>
         <w:t>Connects to Android devices for real-time analysis.</w:t>
       </w:r>
@@ -1588,15 +1377,11 @@
         </w:numPr>
         <w:rPr>
           <w:rFonts w:ascii="Times New Roman" w:hAnsi="Times New Roman" w:cs="Times New Roman"/>
-          <w:sz w:val="24"/>
-          <w:szCs w:val="24"/>
-        </w:rPr>
-      </w:pPr>
-      <w:r>
-        <w:rPr>
-          <w:rFonts w:ascii="Times New Roman" w:hAnsi="Times New Roman" w:cs="Times New Roman"/>
-          <w:sz w:val="24"/>
-          <w:szCs w:val="24"/>
+        </w:rPr>
+      </w:pPr>
+      <w:r>
+        <w:rPr>
+          <w:rFonts w:ascii="Times New Roman" w:hAnsi="Times New Roman" w:cs="Times New Roman"/>
         </w:rPr>
         <w:t xml:space="preserve">Includes modules such as </w:t>
       </w:r>
@@ -1606,8 +1391,6 @@
           <w:rFonts w:ascii="Times New Roman" w:hAnsi="Times New Roman" w:cs="Times New Roman"/>
           <w:b/>
           <w:bCs/>
-          <w:sz w:val="24"/>
-          <w:szCs w:val="24"/>
         </w:rPr>
         <w:t>device_manager</w:t>
       </w:r>
@@ -1615,8 +1398,6 @@
       <w:r>
         <w:rPr>
           <w:rFonts w:ascii="Times New Roman" w:hAnsi="Times New Roman" w:cs="Times New Roman"/>
-          <w:sz w:val="24"/>
-          <w:szCs w:val="24"/>
         </w:rPr>
         <w:t xml:space="preserve">, </w:t>
       </w:r>
@@ -1626,8 +1407,6 @@
           <w:rFonts w:ascii="Times New Roman" w:hAnsi="Times New Roman" w:cs="Times New Roman"/>
           <w:b/>
           <w:bCs/>
-          <w:sz w:val="24"/>
-          <w:szCs w:val="24"/>
         </w:rPr>
         <w:t>app_manager</w:t>
       </w:r>
@@ -1635,8 +1414,6 @@
       <w:r>
         <w:rPr>
           <w:rFonts w:ascii="Times New Roman" w:hAnsi="Times New Roman" w:cs="Times New Roman"/>
-          <w:sz w:val="24"/>
-          <w:szCs w:val="24"/>
         </w:rPr>
         <w:t xml:space="preserve">, and </w:t>
       </w:r>
@@ -1646,8 +1423,6 @@
           <w:rFonts w:ascii="Times New Roman" w:hAnsi="Times New Roman" w:cs="Times New Roman"/>
           <w:b/>
           <w:bCs/>
-          <w:sz w:val="24"/>
-          <w:szCs w:val="24"/>
         </w:rPr>
         <w:t>file_system_analysis</w:t>
       </w:r>
@@ -1655,8 +1430,6 @@
       <w:r>
         <w:rPr>
           <w:rFonts w:ascii="Times New Roman" w:hAnsi="Times New Roman" w:cs="Times New Roman"/>
-          <w:sz w:val="24"/>
-          <w:szCs w:val="24"/>
         </w:rPr>
         <w:t>.</w:t>
       </w:r>
@@ -1666,8 +1439,6 @@
         <w:ind w:left="360"/>
         <w:rPr>
           <w:rFonts w:ascii="Times New Roman" w:hAnsi="Times New Roman" w:cs="Times New Roman"/>
-          <w:sz w:val="24"/>
-          <w:szCs w:val="24"/>
         </w:rPr>
       </w:pPr>
     </w:p>
@@ -1676,15 +1447,11 @@
         <w:jc w:val="center"/>
         <w:rPr>
           <w:rFonts w:ascii="Times New Roman" w:hAnsi="Times New Roman" w:cs="Times New Roman"/>
-          <w:sz w:val="24"/>
-          <w:szCs w:val="24"/>
         </w:rPr>
       </w:pPr>
       <w:r>
         <w:rPr>
           <w:noProof/>
-          <w:sz w:val="24"/>
-          <w:szCs w:val="24"/>
         </w:rPr>
         <w:drawing>
           <wp:inline distT="0" distB="0" distL="0" distR="0" wp14:anchorId="6670E07D" wp14:editId="07C19B78">
@@ -1729,17 +1496,13 @@
           <w:rFonts w:ascii="Times New Roman" w:hAnsi="Times New Roman" w:cs="Times New Roman"/>
           <w:b/>
           <w:bCs/>
-          <w:sz w:val="24"/>
-          <w:szCs w:val="24"/>
-        </w:rPr>
-      </w:pPr>
-      <w:r>
-        <w:rPr>
-          <w:rFonts w:ascii="Times New Roman" w:hAnsi="Times New Roman" w:cs="Times New Roman"/>
-          <w:b/>
-          <w:bCs/>
-          <w:sz w:val="24"/>
-          <w:szCs w:val="24"/>
+        </w:rPr>
+      </w:pPr>
+      <w:r>
+        <w:rPr>
+          <w:rFonts w:ascii="Times New Roman" w:hAnsi="Times New Roman" w:cs="Times New Roman"/>
+          <w:b/>
+          <w:bCs/>
         </w:rPr>
         <w:br w:type="page"/>
       </w:r>
@@ -1750,17 +1513,13 @@
           <w:rFonts w:ascii="Times New Roman" w:hAnsi="Times New Roman" w:cs="Times New Roman"/>
           <w:b/>
           <w:bCs/>
-          <w:sz w:val="24"/>
-          <w:szCs w:val="24"/>
-        </w:rPr>
-      </w:pPr>
-      <w:r>
-        <w:rPr>
-          <w:rFonts w:ascii="Times New Roman" w:hAnsi="Times New Roman" w:cs="Times New Roman"/>
-          <w:b/>
-          <w:bCs/>
-          <w:sz w:val="24"/>
-          <w:szCs w:val="24"/>
+        </w:rPr>
+      </w:pPr>
+      <w:r>
+        <w:rPr>
+          <w:rFonts w:ascii="Times New Roman" w:hAnsi="Times New Roman" w:cs="Times New Roman"/>
+          <w:b/>
+          <w:bCs/>
         </w:rPr>
         <w:lastRenderedPageBreak/>
         <w:t>4.3</w:t>
@@ -1770,8 +1529,6 @@
           <w:rFonts w:ascii="Times New Roman" w:hAnsi="Times New Roman" w:cs="Times New Roman"/>
           <w:b/>
           <w:bCs/>
-          <w:sz w:val="24"/>
-          <w:szCs w:val="24"/>
         </w:rPr>
         <w:t xml:space="preserve"> Database Management (database package)</w:t>
       </w:r>
@@ -1784,15 +1541,11 @@
         </w:numPr>
         <w:rPr>
           <w:rFonts w:ascii="Times New Roman" w:hAnsi="Times New Roman" w:cs="Times New Roman"/>
-          <w:sz w:val="24"/>
-          <w:szCs w:val="24"/>
-        </w:rPr>
-      </w:pPr>
-      <w:r>
-        <w:rPr>
-          <w:rFonts w:ascii="Times New Roman" w:hAnsi="Times New Roman" w:cs="Times New Roman"/>
-          <w:sz w:val="24"/>
-          <w:szCs w:val="24"/>
+        </w:rPr>
+      </w:pPr>
+      <w:r>
+        <w:rPr>
+          <w:rFonts w:ascii="Times New Roman" w:hAnsi="Times New Roman" w:cs="Times New Roman"/>
         </w:rPr>
         <w:t>Handles interactions with the project's database.</w:t>
       </w:r>
@@ -1805,15 +1558,11 @@
         </w:numPr>
         <w:rPr>
           <w:rFonts w:ascii="Times New Roman" w:hAnsi="Times New Roman" w:cs="Times New Roman"/>
-          <w:sz w:val="24"/>
-          <w:szCs w:val="24"/>
-        </w:rPr>
-      </w:pPr>
-      <w:r>
-        <w:rPr>
-          <w:rFonts w:ascii="Times New Roman" w:hAnsi="Times New Roman" w:cs="Times New Roman"/>
-          <w:sz w:val="24"/>
-          <w:szCs w:val="24"/>
+        </w:rPr>
+      </w:pPr>
+      <w:r>
+        <w:rPr>
+          <w:rFonts w:ascii="Times New Roman" w:hAnsi="Times New Roman" w:cs="Times New Roman"/>
         </w:rPr>
         <w:t>Includes modules for managing Android malware hashes and other relevant data.</w:t>
       </w:r>
@@ -1824,8 +1573,6 @@
           <w:rFonts w:ascii="Times New Roman" w:hAnsi="Times New Roman" w:cs="Times New Roman"/>
           <w:b/>
           <w:bCs/>
-          <w:sz w:val="24"/>
-          <w:szCs w:val="24"/>
         </w:rPr>
       </w:pPr>
     </w:p>
@@ -1836,15 +1583,11 @@
           <w:rFonts w:ascii="Times New Roman" w:hAnsi="Times New Roman" w:cs="Times New Roman"/>
           <w:b/>
           <w:bCs/>
-          <w:sz w:val="24"/>
-          <w:szCs w:val="24"/>
         </w:rPr>
       </w:pPr>
       <w:r>
         <w:rPr>
           <w:noProof/>
-          <w:sz w:val="24"/>
-          <w:szCs w:val="24"/>
         </w:rPr>
         <w:drawing>
           <wp:inline distT="0" distB="0" distL="0" distR="0" wp14:anchorId="48CBF277" wp14:editId="765266EC">
@@ -1889,28 +1632,22 @@
           <w:rFonts w:ascii="Times New Roman" w:hAnsi="Times New Roman" w:cs="Times New Roman"/>
           <w:b/>
           <w:bCs/>
-          <w:sz w:val="24"/>
-          <w:szCs w:val="24"/>
-        </w:rPr>
-      </w:pPr>
-    </w:p>
-    <w:p>
-      <w:pPr>
-        <w:rPr>
-          <w:rFonts w:ascii="Times New Roman" w:hAnsi="Times New Roman" w:cs="Times New Roman"/>
-          <w:b/>
-          <w:bCs/>
-          <w:sz w:val="24"/>
-          <w:szCs w:val="24"/>
-        </w:rPr>
-      </w:pPr>
-      <w:r>
-        <w:rPr>
-          <w:rFonts w:ascii="Times New Roman" w:hAnsi="Times New Roman" w:cs="Times New Roman"/>
-          <w:b/>
-          <w:bCs/>
-          <w:sz w:val="24"/>
-          <w:szCs w:val="24"/>
+        </w:rPr>
+      </w:pPr>
+    </w:p>
+    <w:p>
+      <w:pPr>
+        <w:rPr>
+          <w:rFonts w:ascii="Times New Roman" w:hAnsi="Times New Roman" w:cs="Times New Roman"/>
+          <w:b/>
+          <w:bCs/>
+        </w:rPr>
+      </w:pPr>
+      <w:r>
+        <w:rPr>
+          <w:rFonts w:ascii="Times New Roman" w:hAnsi="Times New Roman" w:cs="Times New Roman"/>
+          <w:b/>
+          <w:bCs/>
         </w:rPr>
         <w:br w:type="page"/>
       </w:r>
@@ -1921,30 +1658,16 @@
           <w:rFonts w:ascii="Times New Roman" w:hAnsi="Times New Roman" w:cs="Times New Roman"/>
           <w:b/>
           <w:bCs/>
-          <w:sz w:val="24"/>
-          <w:szCs w:val="24"/>
-        </w:rPr>
-      </w:pPr>
-      <w:r>
-        <w:rPr>
-          <w:rFonts w:ascii="Times New Roman" w:hAnsi="Times New Roman" w:cs="Times New Roman"/>
-          <w:b/>
-          <w:bCs/>
-          <w:sz w:val="24"/>
-          <w:szCs w:val="24"/>
+        </w:rPr>
+      </w:pPr>
+      <w:r>
+        <w:rPr>
+          <w:rFonts w:ascii="Times New Roman" w:hAnsi="Times New Roman" w:cs="Times New Roman"/>
+          <w:b/>
+          <w:bCs/>
         </w:rPr>
         <w:lastRenderedPageBreak/>
-        <w:t>4.4</w:t>
-      </w:r>
-      <w:r>
-        <w:rPr>
-          <w:rFonts w:ascii="Times New Roman" w:hAnsi="Times New Roman" w:cs="Times New Roman"/>
-          <w:b/>
-          <w:bCs/>
-          <w:sz w:val="24"/>
-          <w:szCs w:val="24"/>
-        </w:rPr>
-        <w:t xml:space="preserve"> </w:t>
+        <w:t xml:space="preserve">4.4 </w:t>
       </w:r>
       <w:proofErr w:type="spellStart"/>
       <w:r>
@@ -1952,8 +1675,6 @@
           <w:rFonts w:ascii="Times New Roman" w:hAnsi="Times New Roman" w:cs="Times New Roman"/>
           <w:b/>
           <w:bCs/>
-          <w:sz w:val="24"/>
-          <w:szCs w:val="24"/>
         </w:rPr>
         <w:t>VirusTotal</w:t>
       </w:r>
@@ -1963,8 +1684,6 @@
           <w:rFonts w:ascii="Times New Roman" w:hAnsi="Times New Roman" w:cs="Times New Roman"/>
           <w:b/>
           <w:bCs/>
-          <w:sz w:val="24"/>
-          <w:szCs w:val="24"/>
         </w:rPr>
         <w:t xml:space="preserve"> Analysis</w:t>
       </w:r>
@@ -1975,22 +1694,21 @@
           <w:rFonts w:ascii="Times New Roman" w:hAnsi="Times New Roman" w:cs="Times New Roman"/>
           <w:b/>
           <w:bCs/>
-          <w:sz w:val="24"/>
-          <w:szCs w:val="24"/>
-        </w:rPr>
-      </w:pPr>
-    </w:p>
-    <w:p>
-      <w:pPr>
-        <w:rPr>
-          <w:rFonts w:ascii="Times New Roman" w:hAnsi="Times New Roman" w:cs="Times New Roman"/>
-          <w:b/>
-          <w:bCs/>
-          <w:sz w:val="24"/>
-          <w:szCs w:val="24"/>
-        </w:rPr>
-      </w:pPr>
-      <w:r>
+        </w:rPr>
+      </w:pPr>
+    </w:p>
+    <w:p>
+      <w:pPr>
+        <w:rPr>
+          <w:rFonts w:ascii="Times New Roman" w:hAnsi="Times New Roman" w:cs="Times New Roman"/>
+          <w:b/>
+          <w:bCs/>
+        </w:rPr>
+      </w:pPr>
+      <w:r>
+        <w:rPr>
+          <w:noProof/>
+        </w:rPr>
         <w:drawing>
           <wp:inline distT="0" distB="0" distL="0" distR="0" wp14:anchorId="7D63E725" wp14:editId="7CA77D62">
             <wp:extent cx="4019550" cy="1619250"/>
@@ -2032,40 +1750,23 @@
       <w:pPr>
         <w:rPr>
           <w:rFonts w:ascii="Times New Roman" w:hAnsi="Times New Roman" w:cs="Times New Roman"/>
-          <w:sz w:val="24"/>
-          <w:szCs w:val="24"/>
-        </w:rPr>
-      </w:pPr>
-      <w:r>
-        <w:rPr>
-          <w:rFonts w:ascii="Times New Roman" w:hAnsi="Times New Roman" w:cs="Times New Roman"/>
-          <w:b/>
-          <w:bCs/>
-          <w:sz w:val="24"/>
-          <w:szCs w:val="24"/>
-        </w:rPr>
-        <w:br w:type="page"/>
-      </w:r>
-    </w:p>
-    <w:p>
-      <w:pPr>
-        <w:rPr>
-          <w:rFonts w:ascii="Times New Roman" w:hAnsi="Times New Roman" w:cs="Times New Roman"/>
-          <w:b/>
-          <w:bCs/>
-          <w:sz w:val="24"/>
-          <w:szCs w:val="24"/>
-        </w:rPr>
-      </w:pPr>
-      <w:r>
-        <w:rPr>
-          <w:rFonts w:ascii="Times New Roman" w:hAnsi="Times New Roman" w:cs="Times New Roman"/>
-          <w:b/>
-          <w:bCs/>
-          <w:sz w:val="24"/>
-          <w:szCs w:val="24"/>
-        </w:rPr>
-        <w:lastRenderedPageBreak/>
+        </w:rPr>
+      </w:pPr>
+    </w:p>
+    <w:p>
+      <w:pPr>
+        <w:rPr>
+          <w:rFonts w:ascii="Times New Roman" w:hAnsi="Times New Roman" w:cs="Times New Roman"/>
+          <w:b/>
+          <w:bCs/>
+        </w:rPr>
+      </w:pPr>
+      <w:r>
+        <w:rPr>
+          <w:rFonts w:ascii="Times New Roman" w:hAnsi="Times New Roman" w:cs="Times New Roman"/>
+          <w:b/>
+          <w:bCs/>
+        </w:rPr>
         <w:t>4.</w:t>
       </w:r>
       <w:r>
@@ -2073,8 +1774,6 @@
           <w:rFonts w:ascii="Times New Roman" w:hAnsi="Times New Roman" w:cs="Times New Roman"/>
           <w:b/>
           <w:bCs/>
-          <w:sz w:val="24"/>
-          <w:szCs w:val="24"/>
         </w:rPr>
         <w:t>5</w:t>
       </w:r>
@@ -2083,8 +1782,6 @@
           <w:rFonts w:ascii="Times New Roman" w:hAnsi="Times New Roman" w:cs="Times New Roman"/>
           <w:b/>
           <w:bCs/>
-          <w:sz w:val="24"/>
-          <w:szCs w:val="24"/>
         </w:rPr>
         <w:t xml:space="preserve"> Reporting (reporting package)</w:t>
       </w:r>
@@ -2097,15 +1794,11 @@
         </w:numPr>
         <w:rPr>
           <w:rFonts w:ascii="Times New Roman" w:hAnsi="Times New Roman" w:cs="Times New Roman"/>
-          <w:sz w:val="24"/>
-          <w:szCs w:val="24"/>
-        </w:rPr>
-      </w:pPr>
-      <w:r>
-        <w:rPr>
-          <w:rFonts w:ascii="Times New Roman" w:hAnsi="Times New Roman" w:cs="Times New Roman"/>
-          <w:sz w:val="24"/>
-          <w:szCs w:val="24"/>
+        </w:rPr>
+      </w:pPr>
+      <w:r>
+        <w:rPr>
+          <w:rFonts w:ascii="Times New Roman" w:hAnsi="Times New Roman" w:cs="Times New Roman"/>
         </w:rPr>
         <w:t>Generates comprehensive reports based on analysis results.</w:t>
       </w:r>
@@ -2118,15 +1811,11 @@
         </w:numPr>
         <w:rPr>
           <w:rFonts w:ascii="Times New Roman" w:hAnsi="Times New Roman" w:cs="Times New Roman"/>
-          <w:sz w:val="24"/>
-          <w:szCs w:val="24"/>
-        </w:rPr>
-      </w:pPr>
-      <w:r>
-        <w:rPr>
-          <w:rFonts w:ascii="Times New Roman" w:hAnsi="Times New Roman" w:cs="Times New Roman"/>
-          <w:sz w:val="24"/>
-          <w:szCs w:val="24"/>
+        </w:rPr>
+      </w:pPr>
+      <w:r>
+        <w:rPr>
+          <w:rFonts w:ascii="Times New Roman" w:hAnsi="Times New Roman" w:cs="Times New Roman"/>
         </w:rPr>
         <w:t>Supports various output formats for easy interpretation.</w:t>
       </w:r>
@@ -2137,28 +1826,22 @@
           <w:rFonts w:ascii="Times New Roman" w:hAnsi="Times New Roman" w:cs="Times New Roman"/>
           <w:b/>
           <w:bCs/>
-          <w:sz w:val="24"/>
-          <w:szCs w:val="24"/>
-        </w:rPr>
-      </w:pPr>
-    </w:p>
-    <w:p>
-      <w:pPr>
-        <w:rPr>
-          <w:rFonts w:ascii="Times New Roman" w:hAnsi="Times New Roman" w:cs="Times New Roman"/>
-          <w:b/>
-          <w:bCs/>
-          <w:sz w:val="24"/>
-          <w:szCs w:val="24"/>
-        </w:rPr>
-      </w:pPr>
-      <w:r>
-        <w:rPr>
-          <w:rFonts w:ascii="Times New Roman" w:hAnsi="Times New Roman" w:cs="Times New Roman"/>
-          <w:b/>
-          <w:bCs/>
-          <w:sz w:val="24"/>
-          <w:szCs w:val="24"/>
+        </w:rPr>
+      </w:pPr>
+    </w:p>
+    <w:p>
+      <w:pPr>
+        <w:rPr>
+          <w:rFonts w:ascii="Times New Roman" w:hAnsi="Times New Roman" w:cs="Times New Roman"/>
+          <w:b/>
+          <w:bCs/>
+        </w:rPr>
+      </w:pPr>
+      <w:r>
+        <w:rPr>
+          <w:rFonts w:ascii="Times New Roman" w:hAnsi="Times New Roman" w:cs="Times New Roman"/>
+          <w:b/>
+          <w:bCs/>
         </w:rPr>
         <w:t>4.</w:t>
       </w:r>
@@ -2167,8 +1850,6 @@
           <w:rFonts w:ascii="Times New Roman" w:hAnsi="Times New Roman" w:cs="Times New Roman"/>
           <w:b/>
           <w:bCs/>
-          <w:sz w:val="24"/>
-          <w:szCs w:val="24"/>
         </w:rPr>
         <w:t>6</w:t>
       </w:r>
@@ -2177,8 +1858,6 @@
           <w:rFonts w:ascii="Times New Roman" w:hAnsi="Times New Roman" w:cs="Times New Roman"/>
           <w:b/>
           <w:bCs/>
-          <w:sz w:val="24"/>
-          <w:szCs w:val="24"/>
         </w:rPr>
         <w:t xml:space="preserve"> Utilities (utils package)</w:t>
       </w:r>
@@ -2191,15 +1870,11 @@
         </w:numPr>
         <w:rPr>
           <w:rFonts w:ascii="Times New Roman" w:hAnsi="Times New Roman" w:cs="Times New Roman"/>
-          <w:sz w:val="24"/>
-          <w:szCs w:val="24"/>
-        </w:rPr>
-      </w:pPr>
-      <w:r>
-        <w:rPr>
-          <w:rFonts w:ascii="Times New Roman" w:hAnsi="Times New Roman" w:cs="Times New Roman"/>
-          <w:sz w:val="24"/>
-          <w:szCs w:val="24"/>
+        </w:rPr>
+      </w:pPr>
+      <w:r>
+        <w:rPr>
+          <w:rFonts w:ascii="Times New Roman" w:hAnsi="Times New Roman" w:cs="Times New Roman"/>
         </w:rPr>
         <w:t xml:space="preserve">Includes helper modules like </w:t>
       </w:r>
@@ -2209,8 +1884,6 @@
           <w:rFonts w:ascii="Times New Roman" w:hAnsi="Times New Roman" w:cs="Times New Roman"/>
           <w:b/>
           <w:bCs/>
-          <w:sz w:val="24"/>
-          <w:szCs w:val="24"/>
         </w:rPr>
         <w:t>logging_utils</w:t>
       </w:r>
@@ -2218,8 +1891,6 @@
       <w:r>
         <w:rPr>
           <w:rFonts w:ascii="Times New Roman" w:hAnsi="Times New Roman" w:cs="Times New Roman"/>
-          <w:sz w:val="24"/>
-          <w:szCs w:val="24"/>
         </w:rPr>
         <w:t xml:space="preserve"> for logging and </w:t>
       </w:r>
@@ -2229,8 +1900,6 @@
           <w:rFonts w:ascii="Times New Roman" w:hAnsi="Times New Roman" w:cs="Times New Roman"/>
           <w:b/>
           <w:bCs/>
-          <w:sz w:val="24"/>
-          <w:szCs w:val="24"/>
         </w:rPr>
         <w:t>app_display</w:t>
       </w:r>
@@ -2238,8 +1907,6 @@
       <w:r>
         <w:rPr>
           <w:rFonts w:ascii="Times New Roman" w:hAnsi="Times New Roman" w:cs="Times New Roman"/>
-          <w:sz w:val="24"/>
-          <w:szCs w:val="24"/>
         </w:rPr>
         <w:t xml:space="preserve"> for UI components.</w:t>
       </w:r>
@@ -2250,17 +1917,13 @@
           <w:rFonts w:ascii="Times New Roman" w:hAnsi="Times New Roman" w:cs="Times New Roman"/>
           <w:b/>
           <w:bCs/>
-          <w:sz w:val="24"/>
-          <w:szCs w:val="24"/>
-        </w:rPr>
-      </w:pPr>
-      <w:r>
-        <w:rPr>
-          <w:rFonts w:ascii="Times New Roman" w:hAnsi="Times New Roman" w:cs="Times New Roman"/>
-          <w:b/>
-          <w:bCs/>
-          <w:sz w:val="24"/>
-          <w:szCs w:val="24"/>
+        </w:rPr>
+      </w:pPr>
+      <w:r>
+        <w:rPr>
+          <w:rFonts w:ascii="Times New Roman" w:hAnsi="Times New Roman" w:cs="Times New Roman"/>
+          <w:b/>
+          <w:bCs/>
         </w:rPr>
         <w:br w:type="page"/>
       </w:r>
@@ -2272,17 +1935,13 @@
           <w:rFonts w:ascii="Times New Roman" w:hAnsi="Times New Roman" w:cs="Times New Roman"/>
           <w:b/>
           <w:bCs/>
-          <w:sz w:val="28"/>
-          <w:szCs w:val="28"/>
-        </w:rPr>
-      </w:pPr>
-      <w:r>
-        <w:rPr>
-          <w:rFonts w:ascii="Times New Roman" w:hAnsi="Times New Roman" w:cs="Times New Roman"/>
-          <w:b/>
-          <w:bCs/>
-          <w:sz w:val="28"/>
-          <w:szCs w:val="28"/>
+        </w:rPr>
+      </w:pPr>
+      <w:r>
+        <w:rPr>
+          <w:rFonts w:ascii="Times New Roman" w:hAnsi="Times New Roman" w:cs="Times New Roman"/>
+          <w:b/>
+          <w:bCs/>
         </w:rPr>
         <w:lastRenderedPageBreak/>
         <w:t>V. Use Cases</w:t>
@@ -2294,28 +1953,22 @@
           <w:rFonts w:ascii="Times New Roman" w:hAnsi="Times New Roman" w:cs="Times New Roman"/>
           <w:b/>
           <w:bCs/>
-          <w:sz w:val="24"/>
-          <w:szCs w:val="24"/>
-        </w:rPr>
-      </w:pPr>
-    </w:p>
-    <w:p>
-      <w:pPr>
-        <w:rPr>
-          <w:rFonts w:ascii="Times New Roman" w:hAnsi="Times New Roman" w:cs="Times New Roman"/>
-          <w:b/>
-          <w:bCs/>
-          <w:sz w:val="24"/>
-          <w:szCs w:val="24"/>
-        </w:rPr>
-      </w:pPr>
-      <w:r>
-        <w:rPr>
-          <w:rFonts w:ascii="Times New Roman" w:hAnsi="Times New Roman" w:cs="Times New Roman"/>
-          <w:b/>
-          <w:bCs/>
-          <w:sz w:val="24"/>
-          <w:szCs w:val="24"/>
+        </w:rPr>
+      </w:pPr>
+    </w:p>
+    <w:p>
+      <w:pPr>
+        <w:rPr>
+          <w:rFonts w:ascii="Times New Roman" w:hAnsi="Times New Roman" w:cs="Times New Roman"/>
+          <w:b/>
+          <w:bCs/>
+        </w:rPr>
+      </w:pPr>
+      <w:r>
+        <w:rPr>
+          <w:rFonts w:ascii="Times New Roman" w:hAnsi="Times New Roman" w:cs="Times New Roman"/>
+          <w:b/>
+          <w:bCs/>
         </w:rPr>
         <w:t>Use Case 1: Malware Detection in Banking Apps</w:t>
       </w:r>
@@ -2329,15 +1982,11 @@
         </w:numPr>
         <w:rPr>
           <w:rFonts w:ascii="Times New Roman" w:hAnsi="Times New Roman" w:cs="Times New Roman"/>
-          <w:sz w:val="24"/>
-          <w:szCs w:val="24"/>
-        </w:rPr>
-      </w:pPr>
-      <w:r>
-        <w:rPr>
-          <w:rFonts w:ascii="Times New Roman" w:hAnsi="Times New Roman" w:cs="Times New Roman"/>
-          <w:sz w:val="24"/>
-          <w:szCs w:val="24"/>
+        </w:rPr>
+      </w:pPr>
+      <w:r>
+        <w:rPr>
+          <w:rFonts w:ascii="Times New Roman" w:hAnsi="Times New Roman" w:cs="Times New Roman"/>
         </w:rPr>
         <w:t>Scenario: Detecting and analyzing potential malware in Android banking applications.</w:t>
       </w:r>
@@ -2351,15 +2000,11 @@
         </w:numPr>
         <w:rPr>
           <w:rFonts w:ascii="Times New Roman" w:hAnsi="Times New Roman" w:cs="Times New Roman"/>
-          <w:sz w:val="24"/>
-          <w:szCs w:val="24"/>
-        </w:rPr>
-      </w:pPr>
-      <w:r>
-        <w:rPr>
-          <w:rFonts w:ascii="Times New Roman" w:hAnsi="Times New Roman" w:cs="Times New Roman"/>
-          <w:sz w:val="24"/>
-          <w:szCs w:val="24"/>
+        </w:rPr>
+      </w:pPr>
+      <w:r>
+        <w:rPr>
+          <w:rFonts w:ascii="Times New Roman" w:hAnsi="Times New Roman" w:cs="Times New Roman"/>
         </w:rPr>
         <w:t xml:space="preserve">Process: Description of how </w:t>
       </w:r>
@@ -2367,8 +2012,6 @@
       <w:r>
         <w:rPr>
           <w:rFonts w:ascii="Times New Roman" w:hAnsi="Times New Roman" w:cs="Times New Roman"/>
-          <w:sz w:val="24"/>
-          <w:szCs w:val="24"/>
         </w:rPr>
         <w:t>DroidSecAnalytica</w:t>
       </w:r>
@@ -2376,8 +2019,6 @@
       <w:r>
         <w:rPr>
           <w:rFonts w:ascii="Times New Roman" w:hAnsi="Times New Roman" w:cs="Times New Roman"/>
-          <w:sz w:val="24"/>
-          <w:szCs w:val="24"/>
         </w:rPr>
         <w:t xml:space="preserve"> performs static and dynamic analysis to identify suspicious behaviors and malware signatures.</w:t>
       </w:r>
@@ -2391,15 +2032,11 @@
         </w:numPr>
         <w:rPr>
           <w:rFonts w:ascii="Times New Roman" w:hAnsi="Times New Roman" w:cs="Times New Roman"/>
-          <w:sz w:val="24"/>
-          <w:szCs w:val="24"/>
-        </w:rPr>
-      </w:pPr>
-      <w:r>
-        <w:rPr>
-          <w:rFonts w:ascii="Times New Roman" w:hAnsi="Times New Roman" w:cs="Times New Roman"/>
-          <w:sz w:val="24"/>
-          <w:szCs w:val="24"/>
+        </w:rPr>
+      </w:pPr>
+      <w:r>
+        <w:rPr>
+          <w:rFonts w:ascii="Times New Roman" w:hAnsi="Times New Roman" w:cs="Times New Roman"/>
         </w:rPr>
         <w:t>Outcome: Illustration of the tool's ability to uncover hidden malware, thus ensuring the security of financial transactions.</w:t>
       </w:r>
@@ -2408,28 +2045,22 @@
       <w:pPr>
         <w:rPr>
           <w:rFonts w:ascii="Times New Roman" w:hAnsi="Times New Roman" w:cs="Times New Roman"/>
-          <w:sz w:val="24"/>
-          <w:szCs w:val="24"/>
-        </w:rPr>
-      </w:pPr>
-    </w:p>
-    <w:p>
-      <w:pPr>
-        <w:rPr>
-          <w:rFonts w:ascii="Times New Roman" w:hAnsi="Times New Roman" w:cs="Times New Roman"/>
-          <w:b/>
-          <w:bCs/>
-          <w:sz w:val="24"/>
-          <w:szCs w:val="24"/>
-        </w:rPr>
-      </w:pPr>
-      <w:r>
-        <w:rPr>
-          <w:rFonts w:ascii="Times New Roman" w:hAnsi="Times New Roman" w:cs="Times New Roman"/>
-          <w:b/>
-          <w:bCs/>
-          <w:sz w:val="24"/>
-          <w:szCs w:val="24"/>
+        </w:rPr>
+      </w:pPr>
+    </w:p>
+    <w:p>
+      <w:pPr>
+        <w:rPr>
+          <w:rFonts w:ascii="Times New Roman" w:hAnsi="Times New Roman" w:cs="Times New Roman"/>
+          <w:b/>
+          <w:bCs/>
+        </w:rPr>
+      </w:pPr>
+      <w:r>
+        <w:rPr>
+          <w:rFonts w:ascii="Times New Roman" w:hAnsi="Times New Roman" w:cs="Times New Roman"/>
+          <w:b/>
+          <w:bCs/>
         </w:rPr>
         <w:t>Use Case 2: Privacy Assessment for Social Media Apps</w:t>
       </w:r>
@@ -2443,15 +2074,11 @@
         </w:numPr>
         <w:rPr>
           <w:rFonts w:ascii="Times New Roman" w:hAnsi="Times New Roman" w:cs="Times New Roman"/>
-          <w:sz w:val="24"/>
-          <w:szCs w:val="24"/>
-        </w:rPr>
-      </w:pPr>
-      <w:r>
-        <w:rPr>
-          <w:rFonts w:ascii="Times New Roman" w:hAnsi="Times New Roman" w:cs="Times New Roman"/>
-          <w:sz w:val="24"/>
-          <w:szCs w:val="24"/>
+        </w:rPr>
+      </w:pPr>
+      <w:r>
+        <w:rPr>
+          <w:rFonts w:ascii="Times New Roman" w:hAnsi="Times New Roman" w:cs="Times New Roman"/>
         </w:rPr>
         <w:t>Scenario: Evaluating the privacy and permission settings of popular social media applications.</w:t>
       </w:r>
@@ -2465,15 +2092,11 @@
         </w:numPr>
         <w:rPr>
           <w:rFonts w:ascii="Times New Roman" w:hAnsi="Times New Roman" w:cs="Times New Roman"/>
-          <w:sz w:val="24"/>
-          <w:szCs w:val="24"/>
-        </w:rPr>
-      </w:pPr>
-      <w:r>
-        <w:rPr>
-          <w:rFonts w:ascii="Times New Roman" w:hAnsi="Times New Roman" w:cs="Times New Roman"/>
-          <w:sz w:val="24"/>
-          <w:szCs w:val="24"/>
+        </w:rPr>
+      </w:pPr>
+      <w:r>
+        <w:rPr>
+          <w:rFonts w:ascii="Times New Roman" w:hAnsi="Times New Roman" w:cs="Times New Roman"/>
         </w:rPr>
         <w:t>Process: Explanation of how the tool analyzes permission usage and data access patterns.</w:t>
       </w:r>
@@ -2487,15 +2110,11 @@
         </w:numPr>
         <w:rPr>
           <w:rFonts w:ascii="Times New Roman" w:hAnsi="Times New Roman" w:cs="Times New Roman"/>
-          <w:sz w:val="24"/>
-          <w:szCs w:val="24"/>
-        </w:rPr>
-      </w:pPr>
-      <w:r>
-        <w:rPr>
-          <w:rFonts w:ascii="Times New Roman" w:hAnsi="Times New Roman" w:cs="Times New Roman"/>
-          <w:sz w:val="24"/>
-          <w:szCs w:val="24"/>
+        </w:rPr>
+      </w:pPr>
+      <w:r>
+        <w:rPr>
+          <w:rFonts w:ascii="Times New Roman" w:hAnsi="Times New Roman" w:cs="Times New Roman"/>
         </w:rPr>
         <w:t xml:space="preserve">Outcome: Highlighting how </w:t>
       </w:r>
@@ -2503,8 +2122,6 @@
       <w:r>
         <w:rPr>
           <w:rFonts w:ascii="Times New Roman" w:hAnsi="Times New Roman" w:cs="Times New Roman"/>
-          <w:sz w:val="24"/>
-          <w:szCs w:val="24"/>
         </w:rPr>
         <w:t>DroidSecAnalytica</w:t>
       </w:r>
@@ -2512,8 +2129,6 @@
       <w:r>
         <w:rPr>
           <w:rFonts w:ascii="Times New Roman" w:hAnsi="Times New Roman" w:cs="Times New Roman"/>
-          <w:sz w:val="24"/>
-          <w:szCs w:val="24"/>
         </w:rPr>
         <w:t xml:space="preserve"> can help in identifying overreaching permissions and potential privacy violations.</w:t>
       </w:r>
@@ -2522,28 +2137,22 @@
       <w:pPr>
         <w:rPr>
           <w:rFonts w:ascii="Times New Roman" w:hAnsi="Times New Roman" w:cs="Times New Roman"/>
-          <w:sz w:val="24"/>
-          <w:szCs w:val="24"/>
-        </w:rPr>
-      </w:pPr>
-    </w:p>
-    <w:p>
-      <w:pPr>
-        <w:rPr>
-          <w:rFonts w:ascii="Times New Roman" w:hAnsi="Times New Roman" w:cs="Times New Roman"/>
-          <w:b/>
-          <w:bCs/>
-          <w:sz w:val="24"/>
-          <w:szCs w:val="24"/>
-        </w:rPr>
-      </w:pPr>
-      <w:r>
-        <w:rPr>
-          <w:rFonts w:ascii="Times New Roman" w:hAnsi="Times New Roman" w:cs="Times New Roman"/>
-          <w:b/>
-          <w:bCs/>
-          <w:sz w:val="24"/>
-          <w:szCs w:val="24"/>
+        </w:rPr>
+      </w:pPr>
+    </w:p>
+    <w:p>
+      <w:pPr>
+        <w:rPr>
+          <w:rFonts w:ascii="Times New Roman" w:hAnsi="Times New Roman" w:cs="Times New Roman"/>
+          <w:b/>
+          <w:bCs/>
+        </w:rPr>
+      </w:pPr>
+      <w:r>
+        <w:rPr>
+          <w:rFonts w:ascii="Times New Roman" w:hAnsi="Times New Roman" w:cs="Times New Roman"/>
+          <w:b/>
+          <w:bCs/>
         </w:rPr>
         <w:t>Use Case 3: Security Auditing for E-commerce Applications</w:t>
       </w:r>
@@ -2557,15 +2166,11 @@
         </w:numPr>
         <w:rPr>
           <w:rFonts w:ascii="Times New Roman" w:hAnsi="Times New Roman" w:cs="Times New Roman"/>
-          <w:sz w:val="24"/>
-          <w:szCs w:val="24"/>
-        </w:rPr>
-      </w:pPr>
-      <w:r>
-        <w:rPr>
-          <w:rFonts w:ascii="Times New Roman" w:hAnsi="Times New Roman" w:cs="Times New Roman"/>
-          <w:sz w:val="24"/>
-          <w:szCs w:val="24"/>
+        </w:rPr>
+      </w:pPr>
+      <w:r>
+        <w:rPr>
+          <w:rFonts w:ascii="Times New Roman" w:hAnsi="Times New Roman" w:cs="Times New Roman"/>
         </w:rPr>
         <w:t>Scenario: Conducting a comprehensive security audit of an e-commerce Android application.</w:t>
       </w:r>
@@ -2579,15 +2184,11 @@
         </w:numPr>
         <w:rPr>
           <w:rFonts w:ascii="Times New Roman" w:hAnsi="Times New Roman" w:cs="Times New Roman"/>
-          <w:sz w:val="24"/>
-          <w:szCs w:val="24"/>
-        </w:rPr>
-      </w:pPr>
-      <w:r>
-        <w:rPr>
-          <w:rFonts w:ascii="Times New Roman" w:hAnsi="Times New Roman" w:cs="Times New Roman"/>
-          <w:sz w:val="24"/>
-          <w:szCs w:val="24"/>
+        </w:rPr>
+      </w:pPr>
+      <w:r>
+        <w:rPr>
+          <w:rFonts w:ascii="Times New Roman" w:hAnsi="Times New Roman" w:cs="Times New Roman"/>
         </w:rPr>
         <w:t xml:space="preserve">Process: Detailing the steps taken by </w:t>
       </w:r>
@@ -2595,8 +2196,6 @@
       <w:r>
         <w:rPr>
           <w:rFonts w:ascii="Times New Roman" w:hAnsi="Times New Roman" w:cs="Times New Roman"/>
-          <w:sz w:val="24"/>
-          <w:szCs w:val="24"/>
         </w:rPr>
         <w:t>DroidSecAnalytica</w:t>
       </w:r>
@@ -2604,8 +2203,6 @@
       <w:r>
         <w:rPr>
           <w:rFonts w:ascii="Times New Roman" w:hAnsi="Times New Roman" w:cs="Times New Roman"/>
-          <w:sz w:val="24"/>
-          <w:szCs w:val="24"/>
         </w:rPr>
         <w:t xml:space="preserve"> to assess various security aspects, including payment gateway integration and user data handling.</w:t>
       </w:r>
@@ -2619,15 +2216,11 @@
         </w:numPr>
         <w:rPr>
           <w:rFonts w:ascii="Times New Roman" w:hAnsi="Times New Roman" w:cs="Times New Roman"/>
-          <w:sz w:val="24"/>
-          <w:szCs w:val="24"/>
-        </w:rPr>
-      </w:pPr>
-      <w:r>
-        <w:rPr>
-          <w:rFonts w:ascii="Times New Roman" w:hAnsi="Times New Roman" w:cs="Times New Roman"/>
-          <w:sz w:val="24"/>
-          <w:szCs w:val="24"/>
+        </w:rPr>
+      </w:pPr>
+      <w:r>
+        <w:rPr>
+          <w:rFonts w:ascii="Times New Roman" w:hAnsi="Times New Roman" w:cs="Times New Roman"/>
         </w:rPr>
         <w:t>Outcome: Showcasing the effectiveness of the tool in ensuring a secure shopping experience for users.</w:t>
       </w:r>
@@ -2636,28 +2229,22 @@
       <w:pPr>
         <w:rPr>
           <w:rFonts w:ascii="Times New Roman" w:hAnsi="Times New Roman" w:cs="Times New Roman"/>
-          <w:sz w:val="24"/>
-          <w:szCs w:val="24"/>
-        </w:rPr>
-      </w:pPr>
-    </w:p>
-    <w:p>
-      <w:pPr>
-        <w:rPr>
-          <w:rFonts w:ascii="Times New Roman" w:hAnsi="Times New Roman" w:cs="Times New Roman"/>
-          <w:b/>
-          <w:bCs/>
-          <w:sz w:val="24"/>
-          <w:szCs w:val="24"/>
-        </w:rPr>
-      </w:pPr>
-      <w:r>
-        <w:rPr>
-          <w:rFonts w:ascii="Times New Roman" w:hAnsi="Times New Roman" w:cs="Times New Roman"/>
-          <w:b/>
-          <w:bCs/>
-          <w:sz w:val="24"/>
-          <w:szCs w:val="24"/>
+        </w:rPr>
+      </w:pPr>
+    </w:p>
+    <w:p>
+      <w:pPr>
+        <w:rPr>
+          <w:rFonts w:ascii="Times New Roman" w:hAnsi="Times New Roman" w:cs="Times New Roman"/>
+          <w:b/>
+          <w:bCs/>
+        </w:rPr>
+      </w:pPr>
+      <w:r>
+        <w:rPr>
+          <w:rFonts w:ascii="Times New Roman" w:hAnsi="Times New Roman" w:cs="Times New Roman"/>
+          <w:b/>
+          <w:bCs/>
         </w:rPr>
         <w:t>Use Case 4: Educational Purpose for Cybersecurity Training</w:t>
       </w:r>
@@ -2671,15 +2258,11 @@
         </w:numPr>
         <w:rPr>
           <w:rFonts w:ascii="Times New Roman" w:hAnsi="Times New Roman" w:cs="Times New Roman"/>
-          <w:sz w:val="24"/>
-          <w:szCs w:val="24"/>
-        </w:rPr>
-      </w:pPr>
-      <w:r>
-        <w:rPr>
-          <w:rFonts w:ascii="Times New Roman" w:hAnsi="Times New Roman" w:cs="Times New Roman"/>
-          <w:sz w:val="24"/>
-          <w:szCs w:val="24"/>
+        </w:rPr>
+      </w:pPr>
+      <w:r>
+        <w:rPr>
+          <w:rFonts w:ascii="Times New Roman" w:hAnsi="Times New Roman" w:cs="Times New Roman"/>
         </w:rPr>
         <w:t xml:space="preserve">Scenario: Using </w:t>
       </w:r>
@@ -2687,8 +2270,6 @@
       <w:r>
         <w:rPr>
           <w:rFonts w:ascii="Times New Roman" w:hAnsi="Times New Roman" w:cs="Times New Roman"/>
-          <w:sz w:val="24"/>
-          <w:szCs w:val="24"/>
         </w:rPr>
         <w:t>DroidSecAnalytica</w:t>
       </w:r>
@@ -2696,8 +2277,6 @@
       <w:r>
         <w:rPr>
           <w:rFonts w:ascii="Times New Roman" w:hAnsi="Times New Roman" w:cs="Times New Roman"/>
-          <w:sz w:val="24"/>
-          <w:szCs w:val="24"/>
         </w:rPr>
         <w:t xml:space="preserve"> as a training tool in cybersecurity courses or workshops.</w:t>
       </w:r>
@@ -2711,15 +2290,11 @@
         </w:numPr>
         <w:rPr>
           <w:rFonts w:ascii="Times New Roman" w:hAnsi="Times New Roman" w:cs="Times New Roman"/>
-          <w:sz w:val="24"/>
-          <w:szCs w:val="24"/>
-        </w:rPr>
-      </w:pPr>
-      <w:r>
-        <w:rPr>
-          <w:rFonts w:ascii="Times New Roman" w:hAnsi="Times New Roman" w:cs="Times New Roman"/>
-          <w:sz w:val="24"/>
-          <w:szCs w:val="24"/>
+        </w:rPr>
+      </w:pPr>
+      <w:r>
+        <w:rPr>
+          <w:rFonts w:ascii="Times New Roman" w:hAnsi="Times New Roman" w:cs="Times New Roman"/>
         </w:rPr>
         <w:t>Process: Discussing how the tool can be used to teach students about Android app vulnerabilities and security practices.</w:t>
       </w:r>
@@ -2733,15 +2308,11 @@
         </w:numPr>
         <w:rPr>
           <w:rFonts w:ascii="Times New Roman" w:hAnsi="Times New Roman" w:cs="Times New Roman"/>
-          <w:sz w:val="24"/>
-          <w:szCs w:val="24"/>
-        </w:rPr>
-      </w:pPr>
-      <w:r>
-        <w:rPr>
-          <w:rFonts w:ascii="Times New Roman" w:hAnsi="Times New Roman" w:cs="Times New Roman"/>
-          <w:sz w:val="24"/>
-          <w:szCs w:val="24"/>
+        </w:rPr>
+      </w:pPr>
+      <w:r>
+        <w:rPr>
+          <w:rFonts w:ascii="Times New Roman" w:hAnsi="Times New Roman" w:cs="Times New Roman"/>
         </w:rPr>
         <w:t>Outcome: Demonstrating the tool’s role in enhancing the learning experience in cybersecurity education.</w:t>
       </w:r>
@@ -2750,28 +2321,22 @@
       <w:pPr>
         <w:rPr>
           <w:rFonts w:ascii="Times New Roman" w:hAnsi="Times New Roman" w:cs="Times New Roman"/>
-          <w:sz w:val="24"/>
-          <w:szCs w:val="24"/>
-        </w:rPr>
-      </w:pPr>
-    </w:p>
-    <w:p>
-      <w:pPr>
-        <w:rPr>
-          <w:rFonts w:ascii="Times New Roman" w:hAnsi="Times New Roman" w:cs="Times New Roman"/>
-          <w:b/>
-          <w:bCs/>
-          <w:sz w:val="24"/>
-          <w:szCs w:val="24"/>
-        </w:rPr>
-      </w:pPr>
-      <w:r>
-        <w:rPr>
-          <w:rFonts w:ascii="Times New Roman" w:hAnsi="Times New Roman" w:cs="Times New Roman"/>
-          <w:b/>
-          <w:bCs/>
-          <w:sz w:val="24"/>
-          <w:szCs w:val="24"/>
+        </w:rPr>
+      </w:pPr>
+    </w:p>
+    <w:p>
+      <w:pPr>
+        <w:rPr>
+          <w:rFonts w:ascii="Times New Roman" w:hAnsi="Times New Roman" w:cs="Times New Roman"/>
+          <w:b/>
+          <w:bCs/>
+        </w:rPr>
+      </w:pPr>
+      <w:r>
+        <w:rPr>
+          <w:rFonts w:ascii="Times New Roman" w:hAnsi="Times New Roman" w:cs="Times New Roman"/>
+          <w:b/>
+          <w:bCs/>
         </w:rPr>
         <w:br w:type="page"/>
       </w:r>
@@ -2783,17 +2348,13 @@
           <w:rFonts w:ascii="Times New Roman" w:hAnsi="Times New Roman" w:cs="Times New Roman"/>
           <w:b/>
           <w:bCs/>
-          <w:sz w:val="28"/>
-          <w:szCs w:val="28"/>
-        </w:rPr>
-      </w:pPr>
-      <w:r>
-        <w:rPr>
-          <w:rFonts w:ascii="Times New Roman" w:hAnsi="Times New Roman" w:cs="Times New Roman"/>
-          <w:b/>
-          <w:bCs/>
-          <w:sz w:val="28"/>
-          <w:szCs w:val="28"/>
+        </w:rPr>
+      </w:pPr>
+      <w:r>
+        <w:rPr>
+          <w:rFonts w:ascii="Times New Roman" w:hAnsi="Times New Roman" w:cs="Times New Roman"/>
+          <w:b/>
+          <w:bCs/>
         </w:rPr>
         <w:lastRenderedPageBreak/>
         <w:t>V</w:t>
@@ -2803,8 +2364,6 @@
           <w:rFonts w:ascii="Times New Roman" w:hAnsi="Times New Roman" w:cs="Times New Roman"/>
           <w:b/>
           <w:bCs/>
-          <w:sz w:val="28"/>
-          <w:szCs w:val="28"/>
         </w:rPr>
         <w:t>I</w:t>
       </w:r>
@@ -2813,8 +2372,6 @@
           <w:rFonts w:ascii="Times New Roman" w:hAnsi="Times New Roman" w:cs="Times New Roman"/>
           <w:b/>
           <w:bCs/>
-          <w:sz w:val="28"/>
-          <w:szCs w:val="28"/>
         </w:rPr>
         <w:t xml:space="preserve">. </w:t>
       </w:r>
@@ -2823,8 +2380,6 @@
           <w:rFonts w:ascii="Times New Roman" w:hAnsi="Times New Roman" w:cs="Times New Roman"/>
           <w:b/>
           <w:bCs/>
-          <w:sz w:val="28"/>
-          <w:szCs w:val="28"/>
         </w:rPr>
         <w:t>Usage Instructions</w:t>
       </w:r>
@@ -2836,28 +2391,22 @@
           <w:rFonts w:ascii="Times New Roman" w:hAnsi="Times New Roman" w:cs="Times New Roman"/>
           <w:b/>
           <w:bCs/>
-          <w:sz w:val="28"/>
-          <w:szCs w:val="28"/>
-        </w:rPr>
-      </w:pPr>
-    </w:p>
-    <w:p>
-      <w:pPr>
-        <w:rPr>
-          <w:rFonts w:ascii="Times New Roman" w:hAnsi="Times New Roman" w:cs="Times New Roman"/>
-          <w:b/>
-          <w:bCs/>
-          <w:sz w:val="24"/>
-          <w:szCs w:val="24"/>
-        </w:rPr>
-      </w:pPr>
-      <w:r>
-        <w:rPr>
-          <w:rFonts w:ascii="Times New Roman" w:hAnsi="Times New Roman" w:cs="Times New Roman"/>
-          <w:b/>
-          <w:bCs/>
-          <w:sz w:val="24"/>
-          <w:szCs w:val="24"/>
+        </w:rPr>
+      </w:pPr>
+    </w:p>
+    <w:p>
+      <w:pPr>
+        <w:rPr>
+          <w:rFonts w:ascii="Times New Roman" w:hAnsi="Times New Roman" w:cs="Times New Roman"/>
+          <w:b/>
+          <w:bCs/>
+        </w:rPr>
+      </w:pPr>
+      <w:r>
+        <w:rPr>
+          <w:rFonts w:ascii="Times New Roman" w:hAnsi="Times New Roman" w:cs="Times New Roman"/>
+          <w:b/>
+          <w:bCs/>
         </w:rPr>
         <w:t>6</w:t>
       </w:r>
@@ -2866,40 +2415,8 @@
           <w:rFonts w:ascii="Times New Roman" w:hAnsi="Times New Roman" w:cs="Times New Roman"/>
           <w:b/>
           <w:bCs/>
-          <w:sz w:val="24"/>
-          <w:szCs w:val="24"/>
-        </w:rPr>
-        <w:t xml:space="preserve">.1 </w:t>
-      </w:r>
-      <w:r>
-        <w:rPr>
-          <w:rFonts w:ascii="Times New Roman" w:hAnsi="Times New Roman" w:cs="Times New Roman"/>
-          <w:b/>
-          <w:bCs/>
-          <w:sz w:val="24"/>
-          <w:szCs w:val="24"/>
-        </w:rPr>
-        <w:t xml:space="preserve">Running the </w:t>
-      </w:r>
-      <w:r>
-        <w:rPr>
-          <w:rFonts w:ascii="Times New Roman" w:hAnsi="Times New Roman" w:cs="Times New Roman"/>
-          <w:b/>
-          <w:bCs/>
-          <w:sz w:val="24"/>
-          <w:szCs w:val="24"/>
-        </w:rPr>
-        <w:t>A</w:t>
-      </w:r>
-      <w:r>
-        <w:rPr>
-          <w:rFonts w:ascii="Times New Roman" w:hAnsi="Times New Roman" w:cs="Times New Roman"/>
-          <w:b/>
-          <w:bCs/>
-          <w:sz w:val="24"/>
-          <w:szCs w:val="24"/>
-        </w:rPr>
-        <w:t>pplication</w:t>
+        </w:rPr>
+        <w:t>.1 Running the Application</w:t>
       </w:r>
     </w:p>
     <w:p>
@@ -2910,15 +2427,11 @@
         </w:numPr>
         <w:rPr>
           <w:rFonts w:ascii="Times New Roman" w:hAnsi="Times New Roman" w:cs="Times New Roman"/>
-          <w:sz w:val="24"/>
-          <w:szCs w:val="24"/>
-        </w:rPr>
-      </w:pPr>
-      <w:r>
-        <w:rPr>
-          <w:rFonts w:ascii="Times New Roman" w:hAnsi="Times New Roman" w:cs="Times New Roman"/>
-          <w:sz w:val="24"/>
-          <w:szCs w:val="24"/>
+        </w:rPr>
+      </w:pPr>
+      <w:r>
+        <w:rPr>
+          <w:rFonts w:ascii="Times New Roman" w:hAnsi="Times New Roman" w:cs="Times New Roman"/>
         </w:rPr>
         <w:t xml:space="preserve">Run </w:t>
       </w:r>
@@ -2927,16 +2440,12 @@
           <w:rFonts w:ascii="Times New Roman" w:hAnsi="Times New Roman" w:cs="Times New Roman"/>
           <w:b/>
           <w:bCs/>
-          <w:sz w:val="24"/>
-          <w:szCs w:val="24"/>
         </w:rPr>
         <w:t>main.py</w:t>
       </w:r>
       <w:r>
         <w:rPr>
           <w:rFonts w:ascii="Times New Roman" w:hAnsi="Times New Roman" w:cs="Times New Roman"/>
-          <w:sz w:val="24"/>
-          <w:szCs w:val="24"/>
         </w:rPr>
         <w:t xml:space="preserve"> to start the application.</w:t>
       </w:r>
@@ -2949,15 +2458,11 @@
         </w:numPr>
         <w:rPr>
           <w:rFonts w:ascii="Times New Roman" w:hAnsi="Times New Roman" w:cs="Times New Roman"/>
-          <w:sz w:val="24"/>
-          <w:szCs w:val="24"/>
-        </w:rPr>
-      </w:pPr>
-      <w:r>
-        <w:rPr>
-          <w:rFonts w:ascii="Times New Roman" w:hAnsi="Times New Roman" w:cs="Times New Roman"/>
-          <w:sz w:val="24"/>
-          <w:szCs w:val="24"/>
+        </w:rPr>
+      </w:pPr>
+      <w:r>
+        <w:rPr>
+          <w:rFonts w:ascii="Times New Roman" w:hAnsi="Times New Roman" w:cs="Times New Roman"/>
         </w:rPr>
         <w:t>Use the main menu to navigate between different functionalities.</w:t>
       </w:r>
@@ -2972,15 +2477,11 @@
           <w:rFonts w:ascii="Times New Roman" w:hAnsi="Times New Roman" w:cs="Times New Roman"/>
           <w:b/>
           <w:bCs/>
-          <w:sz w:val="24"/>
-          <w:szCs w:val="24"/>
-        </w:rPr>
-      </w:pPr>
-      <w:r>
-        <w:rPr>
-          <w:rFonts w:ascii="Times New Roman" w:hAnsi="Times New Roman" w:cs="Times New Roman"/>
-          <w:sz w:val="24"/>
-          <w:szCs w:val="24"/>
+        </w:rPr>
+      </w:pPr>
+      <w:r>
+        <w:rPr>
+          <w:rFonts w:ascii="Times New Roman" w:hAnsi="Times New Roman" w:cs="Times New Roman"/>
         </w:rPr>
         <w:t>Follow on-screen prompts for specific actions like analyzing an APK or viewing database information.</w:t>
       </w:r>
@@ -2991,28 +2492,22 @@
           <w:rFonts w:ascii="Times New Roman" w:hAnsi="Times New Roman" w:cs="Times New Roman"/>
           <w:b/>
           <w:bCs/>
-          <w:sz w:val="24"/>
-          <w:szCs w:val="24"/>
-        </w:rPr>
-      </w:pPr>
-    </w:p>
-    <w:p>
-      <w:pPr>
-        <w:rPr>
-          <w:rFonts w:ascii="Times New Roman" w:hAnsi="Times New Roman" w:cs="Times New Roman"/>
-          <w:b/>
-          <w:bCs/>
-          <w:sz w:val="24"/>
-          <w:szCs w:val="24"/>
-        </w:rPr>
-      </w:pPr>
-      <w:r>
-        <w:rPr>
-          <w:rFonts w:ascii="Times New Roman" w:hAnsi="Times New Roman" w:cs="Times New Roman"/>
-          <w:b/>
-          <w:bCs/>
-          <w:sz w:val="24"/>
-          <w:szCs w:val="24"/>
+        </w:rPr>
+      </w:pPr>
+    </w:p>
+    <w:p>
+      <w:pPr>
+        <w:rPr>
+          <w:rFonts w:ascii="Times New Roman" w:hAnsi="Times New Roman" w:cs="Times New Roman"/>
+          <w:b/>
+          <w:bCs/>
+        </w:rPr>
+      </w:pPr>
+      <w:r>
+        <w:rPr>
+          <w:rFonts w:ascii="Times New Roman" w:hAnsi="Times New Roman" w:cs="Times New Roman"/>
+          <w:b/>
+          <w:bCs/>
         </w:rPr>
         <w:t>6</w:t>
       </w:r>
@@ -3021,8 +2516,6 @@
           <w:rFonts w:ascii="Times New Roman" w:hAnsi="Times New Roman" w:cs="Times New Roman"/>
           <w:b/>
           <w:bCs/>
-          <w:sz w:val="24"/>
-          <w:szCs w:val="24"/>
         </w:rPr>
         <w:t xml:space="preserve">.2 </w:t>
       </w:r>
@@ -3031,8 +2524,6 @@
           <w:rFonts w:ascii="Times New Roman" w:hAnsi="Times New Roman" w:cs="Times New Roman"/>
           <w:b/>
           <w:bCs/>
-          <w:sz w:val="24"/>
-          <w:szCs w:val="24"/>
         </w:rPr>
         <w:t>Troubleshooting and Support</w:t>
       </w:r>
@@ -3045,15 +2536,11 @@
         </w:numPr>
         <w:rPr>
           <w:rFonts w:ascii="Times New Roman" w:hAnsi="Times New Roman" w:cs="Times New Roman"/>
-          <w:sz w:val="24"/>
-          <w:szCs w:val="24"/>
-        </w:rPr>
-      </w:pPr>
-      <w:r>
-        <w:rPr>
-          <w:rFonts w:ascii="Times New Roman" w:hAnsi="Times New Roman" w:cs="Times New Roman"/>
-          <w:sz w:val="24"/>
-          <w:szCs w:val="24"/>
+        </w:rPr>
+      </w:pPr>
+      <w:r>
+        <w:rPr>
+          <w:rFonts w:ascii="Times New Roman" w:hAnsi="Times New Roman" w:cs="Times New Roman"/>
         </w:rPr>
         <w:t>Ensure all dependencies are correctly installed.</w:t>
       </w:r>
@@ -3066,15 +2553,11 @@
         </w:numPr>
         <w:rPr>
           <w:rFonts w:ascii="Times New Roman" w:hAnsi="Times New Roman" w:cs="Times New Roman"/>
-          <w:sz w:val="24"/>
-          <w:szCs w:val="24"/>
-        </w:rPr>
-      </w:pPr>
-      <w:r>
-        <w:rPr>
-          <w:rFonts w:ascii="Times New Roman" w:hAnsi="Times New Roman" w:cs="Times New Roman"/>
-          <w:sz w:val="24"/>
-          <w:szCs w:val="24"/>
+        </w:rPr>
+      </w:pPr>
+      <w:r>
+        <w:rPr>
+          <w:rFonts w:ascii="Times New Roman" w:hAnsi="Times New Roman" w:cs="Times New Roman"/>
         </w:rPr>
         <w:t xml:space="preserve">Check the </w:t>
       </w:r>
@@ -3083,16 +2566,12 @@
           <w:rFonts w:ascii="Times New Roman" w:hAnsi="Times New Roman" w:cs="Times New Roman"/>
           <w:b/>
           <w:bCs/>
-          <w:sz w:val="24"/>
-          <w:szCs w:val="24"/>
         </w:rPr>
         <w:t>logs</w:t>
       </w:r>
       <w:r>
         <w:rPr>
           <w:rFonts w:ascii="Times New Roman" w:hAnsi="Times New Roman" w:cs="Times New Roman"/>
-          <w:sz w:val="24"/>
-          <w:szCs w:val="24"/>
         </w:rPr>
         <w:t xml:space="preserve"> directory for error logs and troubleshooting information.</w:t>
       </w:r>
@@ -3105,15 +2584,11 @@
         </w:numPr>
         <w:rPr>
           <w:rFonts w:ascii="Times New Roman" w:hAnsi="Times New Roman" w:cs="Times New Roman"/>
-          <w:sz w:val="24"/>
-          <w:szCs w:val="24"/>
-        </w:rPr>
-      </w:pPr>
-      <w:r>
-        <w:rPr>
-          <w:rFonts w:ascii="Times New Roman" w:hAnsi="Times New Roman" w:cs="Times New Roman"/>
-          <w:sz w:val="24"/>
-          <w:szCs w:val="24"/>
+        </w:rPr>
+      </w:pPr>
+      <w:r>
+        <w:rPr>
+          <w:rFonts w:ascii="Times New Roman" w:hAnsi="Times New Roman" w:cs="Times New Roman"/>
         </w:rPr>
         <w:t>For additional support, contact [Support Email].</w:t>
       </w:r>
@@ -3124,28 +2599,22 @@
           <w:rFonts w:ascii="Times New Roman" w:hAnsi="Times New Roman" w:cs="Times New Roman"/>
           <w:b/>
           <w:bCs/>
-          <w:sz w:val="24"/>
-          <w:szCs w:val="24"/>
-        </w:rPr>
-      </w:pPr>
-    </w:p>
-    <w:p>
-      <w:pPr>
-        <w:rPr>
-          <w:rFonts w:ascii="Times New Roman" w:hAnsi="Times New Roman" w:cs="Times New Roman"/>
-          <w:b/>
-          <w:bCs/>
-          <w:sz w:val="24"/>
-          <w:szCs w:val="24"/>
-        </w:rPr>
-      </w:pPr>
-      <w:r>
-        <w:rPr>
-          <w:rFonts w:ascii="Times New Roman" w:hAnsi="Times New Roman" w:cs="Times New Roman"/>
-          <w:b/>
-          <w:bCs/>
-          <w:sz w:val="24"/>
-          <w:szCs w:val="24"/>
+        </w:rPr>
+      </w:pPr>
+    </w:p>
+    <w:p>
+      <w:pPr>
+        <w:rPr>
+          <w:rFonts w:ascii="Times New Roman" w:hAnsi="Times New Roman" w:cs="Times New Roman"/>
+          <w:b/>
+          <w:bCs/>
+        </w:rPr>
+      </w:pPr>
+      <w:r>
+        <w:rPr>
+          <w:rFonts w:ascii="Times New Roman" w:hAnsi="Times New Roman" w:cs="Times New Roman"/>
+          <w:b/>
+          <w:bCs/>
         </w:rPr>
         <w:t>6</w:t>
       </w:r>
@@ -3154,8 +2623,6 @@
           <w:rFonts w:ascii="Times New Roman" w:hAnsi="Times New Roman" w:cs="Times New Roman"/>
           <w:b/>
           <w:bCs/>
-          <w:sz w:val="24"/>
-          <w:szCs w:val="24"/>
         </w:rPr>
         <w:t xml:space="preserve">.3 </w:t>
       </w:r>
@@ -3164,8 +2631,6 @@
           <w:rFonts w:ascii="Times New Roman" w:hAnsi="Times New Roman" w:cs="Times New Roman"/>
           <w:b/>
           <w:bCs/>
-          <w:sz w:val="24"/>
-          <w:szCs w:val="24"/>
         </w:rPr>
         <w:t>Future Work and Enhancements</w:t>
       </w:r>
@@ -3178,15 +2643,11 @@
         </w:numPr>
         <w:rPr>
           <w:rFonts w:ascii="Times New Roman" w:hAnsi="Times New Roman" w:cs="Times New Roman"/>
-          <w:sz w:val="24"/>
-          <w:szCs w:val="24"/>
-        </w:rPr>
-      </w:pPr>
-      <w:r>
-        <w:rPr>
-          <w:rFonts w:ascii="Times New Roman" w:hAnsi="Times New Roman" w:cs="Times New Roman"/>
-          <w:sz w:val="24"/>
-          <w:szCs w:val="24"/>
+        </w:rPr>
+      </w:pPr>
+      <w:r>
+        <w:rPr>
+          <w:rFonts w:ascii="Times New Roman" w:hAnsi="Times New Roman" w:cs="Times New Roman"/>
         </w:rPr>
         <w:t>Integration with external malware databases for enhanced analysis.</w:t>
       </w:r>
@@ -3199,15 +2660,11 @@
         </w:numPr>
         <w:rPr>
           <w:rFonts w:ascii="Times New Roman" w:hAnsi="Times New Roman" w:cs="Times New Roman"/>
-          <w:sz w:val="24"/>
-          <w:szCs w:val="24"/>
-        </w:rPr>
-      </w:pPr>
-      <w:r>
-        <w:rPr>
-          <w:rFonts w:ascii="Times New Roman" w:hAnsi="Times New Roman" w:cs="Times New Roman"/>
-          <w:sz w:val="24"/>
-          <w:szCs w:val="24"/>
+        </w:rPr>
+      </w:pPr>
+      <w:r>
+        <w:rPr>
+          <w:rFonts w:ascii="Times New Roman" w:hAnsi="Times New Roman" w:cs="Times New Roman"/>
         </w:rPr>
         <w:t>Implementing machine learning for predictive analysis of APKs.</w:t>
       </w:r>
@@ -3218,28 +2675,22 @@
           <w:rFonts w:ascii="Times New Roman" w:hAnsi="Times New Roman" w:cs="Times New Roman"/>
           <w:b/>
           <w:bCs/>
-          <w:sz w:val="24"/>
-          <w:szCs w:val="24"/>
-        </w:rPr>
-      </w:pPr>
-    </w:p>
-    <w:p>
-      <w:pPr>
-        <w:rPr>
-          <w:rFonts w:ascii="Times New Roman" w:hAnsi="Times New Roman" w:cs="Times New Roman"/>
-          <w:b/>
-          <w:bCs/>
-          <w:sz w:val="28"/>
-          <w:szCs w:val="28"/>
-        </w:rPr>
-      </w:pPr>
-      <w:r>
-        <w:rPr>
-          <w:rFonts w:ascii="Times New Roman" w:hAnsi="Times New Roman" w:cs="Times New Roman"/>
-          <w:b/>
-          <w:bCs/>
-          <w:sz w:val="28"/>
-          <w:szCs w:val="28"/>
+        </w:rPr>
+      </w:pPr>
+    </w:p>
+    <w:p>
+      <w:pPr>
+        <w:rPr>
+          <w:rFonts w:ascii="Times New Roman" w:hAnsi="Times New Roman" w:cs="Times New Roman"/>
+          <w:b/>
+          <w:bCs/>
+        </w:rPr>
+      </w:pPr>
+      <w:r>
+        <w:rPr>
+          <w:rFonts w:ascii="Times New Roman" w:hAnsi="Times New Roman" w:cs="Times New Roman"/>
+          <w:b/>
+          <w:bCs/>
         </w:rPr>
         <w:br w:type="page"/>
       </w:r>
@@ -3251,17 +2702,13 @@
           <w:rFonts w:ascii="Times New Roman" w:hAnsi="Times New Roman" w:cs="Times New Roman"/>
           <w:b/>
           <w:bCs/>
-          <w:sz w:val="28"/>
-          <w:szCs w:val="28"/>
-        </w:rPr>
-      </w:pPr>
-      <w:r>
-        <w:rPr>
-          <w:rFonts w:ascii="Times New Roman" w:hAnsi="Times New Roman" w:cs="Times New Roman"/>
-          <w:b/>
-          <w:bCs/>
-          <w:sz w:val="28"/>
-          <w:szCs w:val="28"/>
+        </w:rPr>
+      </w:pPr>
+      <w:r>
+        <w:rPr>
+          <w:rFonts w:ascii="Times New Roman" w:hAnsi="Times New Roman" w:cs="Times New Roman"/>
+          <w:b/>
+          <w:bCs/>
         </w:rPr>
         <w:lastRenderedPageBreak/>
         <w:t>V</w:t>
@@ -3271,8 +2718,6 @@
           <w:rFonts w:ascii="Times New Roman" w:hAnsi="Times New Roman" w:cs="Times New Roman"/>
           <w:b/>
           <w:bCs/>
-          <w:sz w:val="28"/>
-          <w:szCs w:val="28"/>
         </w:rPr>
         <w:t>I</w:t>
       </w:r>
@@ -3281,8 +2726,6 @@
           <w:rFonts w:ascii="Times New Roman" w:hAnsi="Times New Roman" w:cs="Times New Roman"/>
           <w:b/>
           <w:bCs/>
-          <w:sz w:val="28"/>
-          <w:szCs w:val="28"/>
         </w:rPr>
         <w:t xml:space="preserve">I. </w:t>
       </w:r>
@@ -3291,8 +2734,6 @@
           <w:rFonts w:ascii="Times New Roman" w:hAnsi="Times New Roman" w:cs="Times New Roman"/>
           <w:b/>
           <w:bCs/>
-          <w:sz w:val="28"/>
-          <w:szCs w:val="28"/>
         </w:rPr>
         <w:t>Contributing</w:t>
       </w:r>
@@ -3301,24 +2742,18 @@
       <w:pPr>
         <w:rPr>
           <w:rFonts w:ascii="Times New Roman" w:hAnsi="Times New Roman" w:cs="Times New Roman"/>
-          <w:sz w:val="24"/>
-          <w:szCs w:val="24"/>
-        </w:rPr>
-      </w:pPr>
-    </w:p>
-    <w:p>
-      <w:pPr>
-        <w:rPr>
-          <w:rFonts w:ascii="Times New Roman" w:hAnsi="Times New Roman" w:cs="Times New Roman"/>
-          <w:sz w:val="24"/>
-          <w:szCs w:val="24"/>
-        </w:rPr>
-      </w:pPr>
-      <w:r>
-        <w:rPr>
-          <w:rFonts w:ascii="Times New Roman" w:hAnsi="Times New Roman" w:cs="Times New Roman"/>
-          <w:sz w:val="24"/>
-          <w:szCs w:val="24"/>
+        </w:rPr>
+      </w:pPr>
+    </w:p>
+    <w:p>
+      <w:pPr>
+        <w:rPr>
+          <w:rFonts w:ascii="Times New Roman" w:hAnsi="Times New Roman" w:cs="Times New Roman"/>
+        </w:rPr>
+      </w:pPr>
+      <w:r>
+        <w:rPr>
+          <w:rFonts w:ascii="Times New Roman" w:hAnsi="Times New Roman" w:cs="Times New Roman"/>
         </w:rPr>
         <w:t xml:space="preserve">We welcome contributions to </w:t>
       </w:r>
@@ -3326,8 +2761,6 @@
       <w:r>
         <w:rPr>
           <w:rFonts w:ascii="Times New Roman" w:hAnsi="Times New Roman" w:cs="Times New Roman"/>
-          <w:sz w:val="24"/>
-          <w:szCs w:val="24"/>
         </w:rPr>
         <w:t>DroidSecAnalytica</w:t>
       </w:r>
@@ -3335,8 +2768,6 @@
       <w:r>
         <w:rPr>
           <w:rFonts w:ascii="Times New Roman" w:hAnsi="Times New Roman" w:cs="Times New Roman"/>
-          <w:sz w:val="24"/>
-          <w:szCs w:val="24"/>
         </w:rPr>
         <w:t xml:space="preserve"> from the community. Whether you're a seasoned developer or just starting out, your contributions are valuable in making </w:t>
       </w:r>
@@ -3344,8 +2775,6 @@
       <w:r>
         <w:rPr>
           <w:rFonts w:ascii="Times New Roman" w:hAnsi="Times New Roman" w:cs="Times New Roman"/>
-          <w:sz w:val="24"/>
-          <w:szCs w:val="24"/>
         </w:rPr>
         <w:t>DroidSecAnalytica</w:t>
       </w:r>
@@ -3353,8 +2782,6 @@
       <w:r>
         <w:rPr>
           <w:rFonts w:ascii="Times New Roman" w:hAnsi="Times New Roman" w:cs="Times New Roman"/>
-          <w:sz w:val="24"/>
-          <w:szCs w:val="24"/>
         </w:rPr>
         <w:t xml:space="preserve"> a more robust and effective tool for Android security analysis.</w:t>
       </w:r>
@@ -3365,28 +2792,22 @@
           <w:rFonts w:ascii="Times New Roman" w:hAnsi="Times New Roman" w:cs="Times New Roman"/>
           <w:b/>
           <w:bCs/>
-          <w:sz w:val="24"/>
-          <w:szCs w:val="24"/>
-        </w:rPr>
-      </w:pPr>
-    </w:p>
-    <w:p>
-      <w:pPr>
-        <w:rPr>
-          <w:rFonts w:ascii="Times New Roman" w:hAnsi="Times New Roman" w:cs="Times New Roman"/>
-          <w:b/>
-          <w:bCs/>
-          <w:sz w:val="24"/>
-          <w:szCs w:val="24"/>
-        </w:rPr>
-      </w:pPr>
-      <w:r>
-        <w:rPr>
-          <w:rFonts w:ascii="Times New Roman" w:hAnsi="Times New Roman" w:cs="Times New Roman"/>
-          <w:b/>
-          <w:bCs/>
-          <w:sz w:val="24"/>
-          <w:szCs w:val="24"/>
+        </w:rPr>
+      </w:pPr>
+    </w:p>
+    <w:p>
+      <w:pPr>
+        <w:rPr>
+          <w:rFonts w:ascii="Times New Roman" w:hAnsi="Times New Roman" w:cs="Times New Roman"/>
+          <w:b/>
+          <w:bCs/>
+        </w:rPr>
+      </w:pPr>
+      <w:r>
+        <w:rPr>
+          <w:rFonts w:ascii="Times New Roman" w:hAnsi="Times New Roman" w:cs="Times New Roman"/>
+          <w:b/>
+          <w:bCs/>
         </w:rPr>
         <w:t>7</w:t>
       </w:r>
@@ -3395,8 +2816,6 @@
           <w:rFonts w:ascii="Times New Roman" w:hAnsi="Times New Roman" w:cs="Times New Roman"/>
           <w:b/>
           <w:bCs/>
-          <w:sz w:val="24"/>
-          <w:szCs w:val="24"/>
         </w:rPr>
         <w:t xml:space="preserve">.1 </w:t>
       </w:r>
@@ -3405,8 +2824,6 @@
           <w:rFonts w:ascii="Times New Roman" w:hAnsi="Times New Roman" w:cs="Times New Roman"/>
           <w:b/>
           <w:bCs/>
-          <w:sz w:val="24"/>
-          <w:szCs w:val="24"/>
         </w:rPr>
         <w:t>How to Contribute</w:t>
       </w:r>
@@ -3420,25 +2837,19 @@
         </w:numPr>
         <w:rPr>
           <w:rFonts w:ascii="Times New Roman" w:hAnsi="Times New Roman" w:cs="Times New Roman"/>
-          <w:sz w:val="24"/>
-          <w:szCs w:val="24"/>
-        </w:rPr>
-      </w:pPr>
-      <w:r>
-        <w:rPr>
-          <w:rFonts w:ascii="Times New Roman" w:hAnsi="Times New Roman" w:cs="Times New Roman"/>
-          <w:b/>
-          <w:bCs/>
-          <w:sz w:val="24"/>
-          <w:szCs w:val="24"/>
+        </w:rPr>
+      </w:pPr>
+      <w:r>
+        <w:rPr>
+          <w:rFonts w:ascii="Times New Roman" w:hAnsi="Times New Roman" w:cs="Times New Roman"/>
+          <w:b/>
+          <w:bCs/>
         </w:rPr>
         <w:t>Familiarize with the Project:</w:t>
       </w:r>
       <w:r>
         <w:rPr>
           <w:rFonts w:ascii="Times New Roman" w:hAnsi="Times New Roman" w:cs="Times New Roman"/>
-          <w:sz w:val="24"/>
-          <w:szCs w:val="24"/>
         </w:rPr>
         <w:t xml:space="preserve"> Start by reading the documentation, understanding the codebase, and setting up the development environment on your local machine.</w:t>
       </w:r>
@@ -3452,25 +2863,19 @@
         </w:numPr>
         <w:rPr>
           <w:rFonts w:ascii="Times New Roman" w:hAnsi="Times New Roman" w:cs="Times New Roman"/>
-          <w:sz w:val="24"/>
-          <w:szCs w:val="24"/>
-        </w:rPr>
-      </w:pPr>
-      <w:r>
-        <w:rPr>
-          <w:rFonts w:ascii="Times New Roman" w:hAnsi="Times New Roman" w:cs="Times New Roman"/>
-          <w:b/>
-          <w:bCs/>
-          <w:sz w:val="24"/>
-          <w:szCs w:val="24"/>
+        </w:rPr>
+      </w:pPr>
+      <w:r>
+        <w:rPr>
+          <w:rFonts w:ascii="Times New Roman" w:hAnsi="Times New Roman" w:cs="Times New Roman"/>
+          <w:b/>
+          <w:bCs/>
         </w:rPr>
         <w:t>Find an Issue:</w:t>
       </w:r>
       <w:r>
         <w:rPr>
           <w:rFonts w:ascii="Times New Roman" w:hAnsi="Times New Roman" w:cs="Times New Roman"/>
-          <w:sz w:val="24"/>
-          <w:szCs w:val="24"/>
         </w:rPr>
         <w:t xml:space="preserve"> Look through the open issues on our GitHub repository. If you're new to the project, you might want to start with an issue labeled "good first issue".</w:t>
       </w:r>
@@ -3484,25 +2889,19 @@
         </w:numPr>
         <w:rPr>
           <w:rFonts w:ascii="Times New Roman" w:hAnsi="Times New Roman" w:cs="Times New Roman"/>
-          <w:sz w:val="24"/>
-          <w:szCs w:val="24"/>
-        </w:rPr>
-      </w:pPr>
-      <w:r>
-        <w:rPr>
-          <w:rFonts w:ascii="Times New Roman" w:hAnsi="Times New Roman" w:cs="Times New Roman"/>
-          <w:b/>
-          <w:bCs/>
-          <w:sz w:val="24"/>
-          <w:szCs w:val="24"/>
+        </w:rPr>
+      </w:pPr>
+      <w:r>
+        <w:rPr>
+          <w:rFonts w:ascii="Times New Roman" w:hAnsi="Times New Roman" w:cs="Times New Roman"/>
+          <w:b/>
+          <w:bCs/>
         </w:rPr>
         <w:t>Fork and Clone:</w:t>
       </w:r>
       <w:r>
         <w:rPr>
           <w:rFonts w:ascii="Times New Roman" w:hAnsi="Times New Roman" w:cs="Times New Roman"/>
-          <w:sz w:val="24"/>
-          <w:szCs w:val="24"/>
         </w:rPr>
         <w:t xml:space="preserve"> Fork the </w:t>
       </w:r>
@@ -3510,8 +2909,6 @@
       <w:r>
         <w:rPr>
           <w:rFonts w:ascii="Times New Roman" w:hAnsi="Times New Roman" w:cs="Times New Roman"/>
-          <w:sz w:val="24"/>
-          <w:szCs w:val="24"/>
         </w:rPr>
         <w:t>DroidSecAnalytica</w:t>
       </w:r>
@@ -3519,8 +2916,6 @@
       <w:r>
         <w:rPr>
           <w:rFonts w:ascii="Times New Roman" w:hAnsi="Times New Roman" w:cs="Times New Roman"/>
-          <w:sz w:val="24"/>
-          <w:szCs w:val="24"/>
         </w:rPr>
         <w:t xml:space="preserve"> repository and clone your fork to your local machine.</w:t>
       </w:r>
@@ -3534,25 +2929,19 @@
         </w:numPr>
         <w:rPr>
           <w:rFonts w:ascii="Times New Roman" w:hAnsi="Times New Roman" w:cs="Times New Roman"/>
-          <w:sz w:val="24"/>
-          <w:szCs w:val="24"/>
-        </w:rPr>
-      </w:pPr>
-      <w:r>
-        <w:rPr>
-          <w:rFonts w:ascii="Times New Roman" w:hAnsi="Times New Roman" w:cs="Times New Roman"/>
-          <w:b/>
-          <w:bCs/>
-          <w:sz w:val="24"/>
-          <w:szCs w:val="24"/>
+        </w:rPr>
+      </w:pPr>
+      <w:r>
+        <w:rPr>
+          <w:rFonts w:ascii="Times New Roman" w:hAnsi="Times New Roman" w:cs="Times New Roman"/>
+          <w:b/>
+          <w:bCs/>
         </w:rPr>
         <w:t>Create a Branch:</w:t>
       </w:r>
       <w:r>
         <w:rPr>
           <w:rFonts w:ascii="Times New Roman" w:hAnsi="Times New Roman" w:cs="Times New Roman"/>
-          <w:sz w:val="24"/>
-          <w:szCs w:val="24"/>
         </w:rPr>
         <w:t xml:space="preserve"> Create a new branch in your fork for your contribution. Use a clear and descriptive name for your branch.</w:t>
       </w:r>
@@ -3566,25 +2955,19 @@
         </w:numPr>
         <w:rPr>
           <w:rFonts w:ascii="Times New Roman" w:hAnsi="Times New Roman" w:cs="Times New Roman"/>
-          <w:sz w:val="24"/>
-          <w:szCs w:val="24"/>
-        </w:rPr>
-      </w:pPr>
-      <w:r>
-        <w:rPr>
-          <w:rFonts w:ascii="Times New Roman" w:hAnsi="Times New Roman" w:cs="Times New Roman"/>
-          <w:b/>
-          <w:bCs/>
-          <w:sz w:val="24"/>
-          <w:szCs w:val="24"/>
+        </w:rPr>
+      </w:pPr>
+      <w:r>
+        <w:rPr>
+          <w:rFonts w:ascii="Times New Roman" w:hAnsi="Times New Roman" w:cs="Times New Roman"/>
+          <w:b/>
+          <w:bCs/>
         </w:rPr>
         <w:t>Make Changes:</w:t>
       </w:r>
       <w:r>
         <w:rPr>
           <w:rFonts w:ascii="Times New Roman" w:hAnsi="Times New Roman" w:cs="Times New Roman"/>
-          <w:sz w:val="24"/>
-          <w:szCs w:val="24"/>
         </w:rPr>
         <w:t xml:space="preserve"> Work on the issue in your branch. Make sure you adhere to the coding standards and write clean, maintainable code.</w:t>
       </w:r>
@@ -3598,25 +2981,19 @@
         </w:numPr>
         <w:rPr>
           <w:rFonts w:ascii="Times New Roman" w:hAnsi="Times New Roman" w:cs="Times New Roman"/>
-          <w:sz w:val="24"/>
-          <w:szCs w:val="24"/>
-        </w:rPr>
-      </w:pPr>
-      <w:r>
-        <w:rPr>
-          <w:rFonts w:ascii="Times New Roman" w:hAnsi="Times New Roman" w:cs="Times New Roman"/>
-          <w:b/>
-          <w:bCs/>
-          <w:sz w:val="24"/>
-          <w:szCs w:val="24"/>
+        </w:rPr>
+      </w:pPr>
+      <w:r>
+        <w:rPr>
+          <w:rFonts w:ascii="Times New Roman" w:hAnsi="Times New Roman" w:cs="Times New Roman"/>
+          <w:b/>
+          <w:bCs/>
         </w:rPr>
         <w:t>Test Your Changes:</w:t>
       </w:r>
       <w:r>
         <w:rPr>
           <w:rFonts w:ascii="Times New Roman" w:hAnsi="Times New Roman" w:cs="Times New Roman"/>
-          <w:sz w:val="24"/>
-          <w:szCs w:val="24"/>
         </w:rPr>
         <w:t xml:space="preserve"> Before submitting your changes, thoroughly test them to ensure they work correctly and don’t introduce new issues.</w:t>
       </w:r>
@@ -3630,25 +3007,19 @@
         </w:numPr>
         <w:rPr>
           <w:rFonts w:ascii="Times New Roman" w:hAnsi="Times New Roman" w:cs="Times New Roman"/>
-          <w:sz w:val="24"/>
-          <w:szCs w:val="24"/>
-        </w:rPr>
-      </w:pPr>
-      <w:r>
-        <w:rPr>
-          <w:rFonts w:ascii="Times New Roman" w:hAnsi="Times New Roman" w:cs="Times New Roman"/>
-          <w:b/>
-          <w:bCs/>
-          <w:sz w:val="24"/>
-          <w:szCs w:val="24"/>
+        </w:rPr>
+      </w:pPr>
+      <w:r>
+        <w:rPr>
+          <w:rFonts w:ascii="Times New Roman" w:hAnsi="Times New Roman" w:cs="Times New Roman"/>
+          <w:b/>
+          <w:bCs/>
         </w:rPr>
         <w:t>Commit Your Changes:</w:t>
       </w:r>
       <w:r>
         <w:rPr>
           <w:rFonts w:ascii="Times New Roman" w:hAnsi="Times New Roman" w:cs="Times New Roman"/>
-          <w:sz w:val="24"/>
-          <w:szCs w:val="24"/>
         </w:rPr>
         <w:t xml:space="preserve"> Commit your changes with a clear and concise commit message, following any commit message guidelines specified in the project.</w:t>
       </w:r>
@@ -3662,25 +3033,19 @@
         </w:numPr>
         <w:rPr>
           <w:rFonts w:ascii="Times New Roman" w:hAnsi="Times New Roman" w:cs="Times New Roman"/>
-          <w:sz w:val="24"/>
-          <w:szCs w:val="24"/>
-        </w:rPr>
-      </w:pPr>
-      <w:r>
-        <w:rPr>
-          <w:rFonts w:ascii="Times New Roman" w:hAnsi="Times New Roman" w:cs="Times New Roman"/>
-          <w:b/>
-          <w:bCs/>
-          <w:sz w:val="24"/>
-          <w:szCs w:val="24"/>
+        </w:rPr>
+      </w:pPr>
+      <w:r>
+        <w:rPr>
+          <w:rFonts w:ascii="Times New Roman" w:hAnsi="Times New Roman" w:cs="Times New Roman"/>
+          <w:b/>
+          <w:bCs/>
         </w:rPr>
         <w:t>Submit a Pull Request:</w:t>
       </w:r>
       <w:r>
         <w:rPr>
           <w:rFonts w:ascii="Times New Roman" w:hAnsi="Times New Roman" w:cs="Times New Roman"/>
-          <w:sz w:val="24"/>
-          <w:szCs w:val="24"/>
         </w:rPr>
         <w:t xml:space="preserve"> Push your changes to your fork and submit a pull request to the main </w:t>
       </w:r>
@@ -3688,8 +3053,6 @@
       <w:r>
         <w:rPr>
           <w:rFonts w:ascii="Times New Roman" w:hAnsi="Times New Roman" w:cs="Times New Roman"/>
-          <w:sz w:val="24"/>
-          <w:szCs w:val="24"/>
         </w:rPr>
         <w:t>DroidSecAnalytica</w:t>
       </w:r>
@@ -3697,8 +3060,6 @@
       <w:r>
         <w:rPr>
           <w:rFonts w:ascii="Times New Roman" w:hAnsi="Times New Roman" w:cs="Times New Roman"/>
-          <w:sz w:val="24"/>
-          <w:szCs w:val="24"/>
         </w:rPr>
         <w:t xml:space="preserve"> repository. In your pull request description, explain your changes and link to the issue you're addressing.</w:t>
       </w:r>
@@ -3707,28 +3068,22 @@
       <w:pPr>
         <w:rPr>
           <w:rFonts w:ascii="Times New Roman" w:hAnsi="Times New Roman" w:cs="Times New Roman"/>
-          <w:sz w:val="24"/>
-          <w:szCs w:val="24"/>
-        </w:rPr>
-      </w:pPr>
-    </w:p>
-    <w:p>
-      <w:pPr>
-        <w:rPr>
-          <w:rFonts w:ascii="Times New Roman" w:hAnsi="Times New Roman" w:cs="Times New Roman"/>
-          <w:b/>
-          <w:bCs/>
-          <w:sz w:val="24"/>
-          <w:szCs w:val="24"/>
-        </w:rPr>
-      </w:pPr>
-      <w:r>
-        <w:rPr>
-          <w:rFonts w:ascii="Times New Roman" w:hAnsi="Times New Roman" w:cs="Times New Roman"/>
-          <w:b/>
-          <w:bCs/>
-          <w:sz w:val="24"/>
-          <w:szCs w:val="24"/>
+        </w:rPr>
+      </w:pPr>
+    </w:p>
+    <w:p>
+      <w:pPr>
+        <w:rPr>
+          <w:rFonts w:ascii="Times New Roman" w:hAnsi="Times New Roman" w:cs="Times New Roman"/>
+          <w:b/>
+          <w:bCs/>
+        </w:rPr>
+      </w:pPr>
+      <w:r>
+        <w:rPr>
+          <w:rFonts w:ascii="Times New Roman" w:hAnsi="Times New Roman" w:cs="Times New Roman"/>
+          <w:b/>
+          <w:bCs/>
         </w:rPr>
         <w:t>7</w:t>
       </w:r>
@@ -3737,8 +3092,6 @@
           <w:rFonts w:ascii="Times New Roman" w:hAnsi="Times New Roman" w:cs="Times New Roman"/>
           <w:b/>
           <w:bCs/>
-          <w:sz w:val="24"/>
-          <w:szCs w:val="24"/>
         </w:rPr>
         <w:t xml:space="preserve">.2 </w:t>
       </w:r>
@@ -3747,8 +3100,6 @@
           <w:rFonts w:ascii="Times New Roman" w:hAnsi="Times New Roman" w:cs="Times New Roman"/>
           <w:b/>
           <w:bCs/>
-          <w:sz w:val="24"/>
-          <w:szCs w:val="24"/>
         </w:rPr>
         <w:t>Review Process</w:t>
       </w:r>
@@ -3757,15 +3108,11 @@
       <w:pPr>
         <w:rPr>
           <w:rFonts w:ascii="Times New Roman" w:hAnsi="Times New Roman" w:cs="Times New Roman"/>
-          <w:sz w:val="24"/>
-          <w:szCs w:val="24"/>
-        </w:rPr>
-      </w:pPr>
-      <w:r>
-        <w:rPr>
-          <w:rFonts w:ascii="Times New Roman" w:hAnsi="Times New Roman" w:cs="Times New Roman"/>
-          <w:sz w:val="24"/>
-          <w:szCs w:val="24"/>
+        </w:rPr>
+      </w:pPr>
+      <w:r>
+        <w:rPr>
+          <w:rFonts w:ascii="Times New Roman" w:hAnsi="Times New Roman" w:cs="Times New Roman"/>
         </w:rPr>
         <w:t>Once you submit your pull request, maintainers will review your contribution. They might suggest changes or improvements. Be receptive to feedback and make necessary updates to your pull request if requested.</w:t>
       </w:r>
@@ -3774,28 +3121,22 @@
       <w:pPr>
         <w:rPr>
           <w:rFonts w:ascii="Times New Roman" w:hAnsi="Times New Roman" w:cs="Times New Roman"/>
-          <w:sz w:val="24"/>
-          <w:szCs w:val="24"/>
-        </w:rPr>
-      </w:pPr>
-    </w:p>
-    <w:p>
-      <w:pPr>
-        <w:rPr>
-          <w:rFonts w:ascii="Times New Roman" w:hAnsi="Times New Roman" w:cs="Times New Roman"/>
-          <w:b/>
-          <w:bCs/>
-          <w:sz w:val="24"/>
-          <w:szCs w:val="24"/>
-        </w:rPr>
-      </w:pPr>
-      <w:r>
-        <w:rPr>
-          <w:rFonts w:ascii="Times New Roman" w:hAnsi="Times New Roman" w:cs="Times New Roman"/>
-          <w:b/>
-          <w:bCs/>
-          <w:sz w:val="24"/>
-          <w:szCs w:val="24"/>
+        </w:rPr>
+      </w:pPr>
+    </w:p>
+    <w:p>
+      <w:pPr>
+        <w:rPr>
+          <w:rFonts w:ascii="Times New Roman" w:hAnsi="Times New Roman" w:cs="Times New Roman"/>
+          <w:b/>
+          <w:bCs/>
+        </w:rPr>
+      </w:pPr>
+      <w:r>
+        <w:rPr>
+          <w:rFonts w:ascii="Times New Roman" w:hAnsi="Times New Roman" w:cs="Times New Roman"/>
+          <w:b/>
+          <w:bCs/>
         </w:rPr>
         <w:t>7</w:t>
       </w:r>
@@ -3804,8 +3145,6 @@
           <w:rFonts w:ascii="Times New Roman" w:hAnsi="Times New Roman" w:cs="Times New Roman"/>
           <w:b/>
           <w:bCs/>
-          <w:sz w:val="24"/>
-          <w:szCs w:val="24"/>
         </w:rPr>
         <w:t xml:space="preserve">.3 </w:t>
       </w:r>
@@ -3814,8 +3153,6 @@
           <w:rFonts w:ascii="Times New Roman" w:hAnsi="Times New Roman" w:cs="Times New Roman"/>
           <w:b/>
           <w:bCs/>
-          <w:sz w:val="24"/>
-          <w:szCs w:val="24"/>
         </w:rPr>
         <w:t>Questions and Support</w:t>
       </w:r>
@@ -3824,15 +3161,11 @@
       <w:pPr>
         <w:rPr>
           <w:rFonts w:ascii="Times New Roman" w:hAnsi="Times New Roman" w:cs="Times New Roman"/>
-          <w:sz w:val="24"/>
-          <w:szCs w:val="24"/>
-        </w:rPr>
-      </w:pPr>
-      <w:r>
-        <w:rPr>
-          <w:rFonts w:ascii="Times New Roman" w:hAnsi="Times New Roman" w:cs="Times New Roman"/>
-          <w:sz w:val="24"/>
-          <w:szCs w:val="24"/>
+        </w:rPr>
+      </w:pPr>
+      <w:r>
+        <w:rPr>
+          <w:rFonts w:ascii="Times New Roman" w:hAnsi="Times New Roman" w:cs="Times New Roman"/>
         </w:rPr>
         <w:t>If you have questions or need help with your contribution, feel free to reach out to the community through our GitHub Discussions or contact the project maintainers directly.</w:t>
       </w:r>

--- a/DroidSecAnalytica.docx
+++ b/DroidSecAnalytica.docx
@@ -360,7 +360,7 @@
           <w:sz w:val="24"/>
           <w:szCs w:val="24"/>
         </w:rPr>
-        <w:t>February 5, 2024</w:t>
+        <w:t>February 13, 2024</w:t>
       </w:r>
       <w:r>
         <w:rPr>
@@ -484,28 +484,10 @@
     <w:p>
       <w:pPr>
         <w:pStyle w:val="ListParagraph"/>
-        <w:numPr>
-          <w:ilvl w:val="0"/>
-          <w:numId w:val="14"/>
-        </w:numPr>
-        <w:rPr>
-          <w:rFonts w:ascii="Times New Roman" w:hAnsi="Times New Roman" w:cs="Times New Roman"/>
-        </w:rPr>
-      </w:pPr>
-      <w:r>
-        <w:rPr>
-          <w:rFonts w:ascii="Times New Roman" w:hAnsi="Times New Roman" w:cs="Times New Roman"/>
-          <w:b/>
-          <w:bCs/>
-        </w:rPr>
-        <w:t>Dynamic Analysis:</w:t>
-      </w:r>
-      <w:r>
-        <w:rPr>
-          <w:rFonts w:ascii="Times New Roman" w:hAnsi="Times New Roman" w:cs="Times New Roman"/>
-        </w:rPr>
-        <w:t xml:space="preserve"> Beyond static examination, the tool adeptly connects to real-time Android environments, providing a dynamic perspective of application behavior. This analysis is crucial in uncovering runtime vulnerabilities, behavioral anomalies, and other security issues that manifest during application execution.</w:t>
-      </w:r>
+        <w:rPr>
+          <w:rFonts w:ascii="Times New Roman" w:hAnsi="Times New Roman" w:cs="Times New Roman"/>
+        </w:rPr>
+      </w:pPr>
     </w:p>
     <w:p>
       <w:pPr>
@@ -524,6 +506,40 @@
           <w:b/>
           <w:bCs/>
         </w:rPr>
+        <w:t>Dynamic Analysis:</w:t>
+      </w:r>
+      <w:r>
+        <w:rPr>
+          <w:rFonts w:ascii="Times New Roman" w:hAnsi="Times New Roman" w:cs="Times New Roman"/>
+        </w:rPr>
+        <w:t xml:space="preserve"> Beyond static examination, the tool adeptly connects to real-time Android environments, providing a dynamic perspective of application behavior. This analysis is crucial in uncovering runtime vulnerabilities, behavioral anomalies, and other security issues that manifest during application execution.</w:t>
+      </w:r>
+    </w:p>
+    <w:p>
+      <w:pPr>
+        <w:pStyle w:val="ListParagraph"/>
+        <w:rPr>
+          <w:rFonts w:ascii="Times New Roman" w:hAnsi="Times New Roman" w:cs="Times New Roman"/>
+        </w:rPr>
+      </w:pPr>
+    </w:p>
+    <w:p>
+      <w:pPr>
+        <w:pStyle w:val="ListParagraph"/>
+        <w:numPr>
+          <w:ilvl w:val="0"/>
+          <w:numId w:val="14"/>
+        </w:numPr>
+        <w:rPr>
+          <w:rFonts w:ascii="Times New Roman" w:hAnsi="Times New Roman" w:cs="Times New Roman"/>
+        </w:rPr>
+      </w:pPr>
+      <w:r>
+        <w:rPr>
+          <w:rFonts w:ascii="Times New Roman" w:hAnsi="Times New Roman" w:cs="Times New Roman"/>
+          <w:b/>
+          <w:bCs/>
+        </w:rPr>
         <w:t>Database Management:</w:t>
       </w:r>
       <w:r>
@@ -546,6 +562,14 @@
         </w:rPr>
         <w:t xml:space="preserve"> is equipped with a robust database management system. It efficiently maintains an extensive database of known Android malware hashes, thus streamlining the process of recognizing and responding to established threats.</w:t>
       </w:r>
+    </w:p>
+    <w:p>
+      <w:pPr>
+        <w:pStyle w:val="ListParagraph"/>
+        <w:rPr>
+          <w:rFonts w:ascii="Times New Roman" w:hAnsi="Times New Roman" w:cs="Times New Roman"/>
+        </w:rPr>
+      </w:pPr>
     </w:p>
     <w:p>
       <w:pPr>
